--- a/Курсовая.docx
+++ b/Курсовая.docx
@@ -15,7 +15,7 @@
           <w:noProof/>
         </w:rPr>
         <w:drawing>
-          <wp:anchor distT="0" distB="0" distL="114300" distR="114300" simplePos="0" relativeHeight="251659264" behindDoc="0" locked="0" layoutInCell="1" allowOverlap="1" wp14:anchorId="03493A4B" wp14:editId="2B4DF217">
+          <wp:anchor distT="0" distB="0" distL="114300" distR="114300" simplePos="0" relativeHeight="251659264" behindDoc="0" locked="0" layoutInCell="1" allowOverlap="1" wp14:anchorId="5F4BBF35" wp14:editId="77F34325">
             <wp:simplePos x="0" y="0"/>
             <wp:positionH relativeFrom="margin">
               <wp:align>center</wp:align>
@@ -636,8 +636,8 @@
         <w:t>СОДЕРЖАНИЕ</w:t>
       </w:r>
     </w:p>
-    <w:bookmarkStart w:id="0" w:name="_Toc157586436" w:displacedByCustomXml="next"/>
-    <w:bookmarkStart w:id="1" w:name="_Toc105497873" w:displacedByCustomXml="next"/>
+    <w:bookmarkStart w:id="0" w:name="_Toc105497873" w:displacedByCustomXml="next"/>
+    <w:bookmarkStart w:id="1" w:name="_Toc157586436" w:displacedByCustomXml="next"/>
     <w:sdt>
       <w:sdtPr>
         <w:rPr>
@@ -1311,21 +1311,7 @@
                 <w:rStyle w:val="a5"/>
                 <w:noProof/>
               </w:rPr>
-              <w:t xml:space="preserve">2.1. Выбор платформы и </w:t>
-            </w:r>
-            <w:r>
-              <w:rPr>
-                <w:rStyle w:val="a5"/>
-                <w:noProof/>
-              </w:rPr>
-              <w:t>и</w:t>
-            </w:r>
-            <w:r>
-              <w:rPr>
-                <w:rStyle w:val="a5"/>
-                <w:noProof/>
-              </w:rPr>
-              <w:t>нструментария для разработки модуля</w:t>
+              <w:t>2.1. Выбор платформы и инструментария для разработки модуля</w:t>
             </w:r>
             <w:r>
               <w:rPr>
@@ -1471,21 +1457,7 @@
                 <w:rStyle w:val="a5"/>
                 <w:noProof/>
               </w:rPr>
-              <w:t xml:space="preserve">2.3. Проектирование базы данных и настройка </w:t>
-            </w:r>
-            <w:r>
-              <w:rPr>
-                <w:rStyle w:val="a5"/>
-                <w:noProof/>
-              </w:rPr>
-              <w:t>с</w:t>
-            </w:r>
-            <w:r>
-              <w:rPr>
-                <w:rStyle w:val="a5"/>
-                <w:noProof/>
-              </w:rPr>
-              <w:t>ерверной инфраструктуры</w:t>
+              <w:t>2.3. Проектирование базы данных и настройка серверной инфраструктуры</w:t>
             </w:r>
             <w:r>
               <w:rPr>
@@ -2679,7 +2651,7 @@
           <w:noProof/>
         </w:rPr>
         <w:drawing>
-          <wp:inline distT="0" distB="0" distL="0" distR="0" wp14:anchorId="3DDB22B1" wp14:editId="1ACEBD97">
+          <wp:inline distT="0" distB="0" distL="0" distR="0" wp14:anchorId="4A63DC0D" wp14:editId="73FDB111">
             <wp:extent cx="6120130" cy="3641090"/>
             <wp:effectExtent l="0" t="0" r="0" b="0"/>
             <wp:docPr id="828036765" name="Рисунок 1"/>
@@ -3140,7 +3112,7 @@
         </w:rPr>
         <w:lastRenderedPageBreak/>
         <w:drawing>
-          <wp:inline distT="0" distB="0" distL="0" distR="0" wp14:anchorId="084C02CE" wp14:editId="67144E1C">
+          <wp:inline distT="0" distB="0" distL="0" distR="0" wp14:anchorId="667ECAEA" wp14:editId="293B6906">
             <wp:extent cx="6120130" cy="4001770"/>
             <wp:effectExtent l="0" t="0" r="0" b="0"/>
             <wp:docPr id="1130492178" name="Рисунок 1"/>
@@ -3851,7 +3823,7 @@
         </w:rPr>
         <w:lastRenderedPageBreak/>
         <w:drawing>
-          <wp:inline distT="0" distB="0" distL="0" distR="0" wp14:anchorId="110567A2" wp14:editId="17657511">
+          <wp:inline distT="0" distB="0" distL="0" distR="0" wp14:anchorId="6738C1E0" wp14:editId="07729F25">
             <wp:extent cx="6120130" cy="4592320"/>
             <wp:effectExtent l="0" t="0" r="0" b="0"/>
             <wp:docPr id="382960130" name="Рисунок 1"/>
@@ -5807,7 +5779,7 @@
           <w:lang w:val="en-US"/>
         </w:rPr>
         <w:drawing>
-          <wp:inline distT="0" distB="0" distL="0" distR="0" wp14:anchorId="2A48BE08" wp14:editId="43AEFCDE">
+          <wp:inline distT="0" distB="0" distL="0" distR="0" wp14:anchorId="53501014" wp14:editId="4185AD9A">
             <wp:extent cx="3283049" cy="5950527"/>
             <wp:effectExtent l="0" t="0" r="0" b="0"/>
             <wp:docPr id="1353248145" name="Рисунок 1"/>
@@ -6723,7 +6695,7 @@
           <w:szCs w:val="28"/>
         </w:rPr>
         <w:drawing>
-          <wp:inline distT="0" distB="0" distL="0" distR="0" wp14:anchorId="2B27A0D3" wp14:editId="2A517FC4">
+          <wp:inline distT="0" distB="0" distL="0" distR="0" wp14:anchorId="4061BAB9" wp14:editId="00451384">
             <wp:extent cx="6120130" cy="4102100"/>
             <wp:effectExtent l="0" t="0" r="0" b="0"/>
             <wp:docPr id="653068242" name="Рисунок 1"/>
@@ -9439,7 +9411,7 @@
           <w:sz w:val="28"/>
           <w:szCs w:val="28"/>
         </w:rPr>
-        <w:pict>
+        <w:pict w14:anchorId="750A6D4A">
           <v:rect id="_x0000_i1025" style="width:0;height:.75pt" o:hralign="center" o:hrstd="t" o:hrnoshade="t" o:hr="t" fillcolor="#f8faff" stroked="f"/>
         </w:pict>
       </w:r>
@@ -9570,7 +9542,7 @@
           <w:sz w:val="28"/>
           <w:szCs w:val="28"/>
         </w:rPr>
-        <w:pict>
+        <w:pict w14:anchorId="2C0FB4E2">
           <v:rect id="_x0000_i1026" style="width:0;height:.75pt" o:hralign="center" o:hrstd="t" o:hrnoshade="t" o:hr="t" fillcolor="#f8faff" stroked="f"/>
         </w:pict>
       </w:r>
@@ -9820,7 +9792,7 @@
           <w:sz w:val="28"/>
           <w:szCs w:val="28"/>
         </w:rPr>
-        <w:pict>
+        <w:pict w14:anchorId="719B13D8">
           <v:rect id="_x0000_i1027" style="width:0;height:.75pt" o:hralign="center" o:hrstd="t" o:hrnoshade="t" o:hr="t" fillcolor="#f8faff" stroked="f"/>
         </w:pict>
       </w:r>
@@ -10479,7 +10451,7 @@
           <w:sz w:val="28"/>
           <w:szCs w:val="28"/>
         </w:rPr>
-        <w:pict>
+        <w:pict w14:anchorId="65554C30">
           <v:rect id="_x0000_i1028" style="width:0;height:.75pt" o:hralign="center" o:hrstd="t" o:hrnoshade="t" o:hr="t" fillcolor="#f8faff" stroked="f"/>
         </w:pict>
       </w:r>
@@ -10726,7 +10698,7 @@
           <w:sz w:val="28"/>
           <w:szCs w:val="28"/>
         </w:rPr>
-        <w:pict>
+        <w:pict w14:anchorId="1458BE0F">
           <v:rect id="_x0000_i1029" style="width:0;height:.75pt" o:hralign="center" o:hrstd="t" o:hrnoshade="t" o:hr="t" fillcolor="#f8faff" stroked="f"/>
         </w:pict>
       </w:r>
@@ -10910,7 +10882,7 @@
           <w:sz w:val="28"/>
           <w:szCs w:val="28"/>
         </w:rPr>
-        <w:pict>
+        <w:pict w14:anchorId="2B7FF927">
           <v:rect id="_x0000_i1030" style="width:0;height:.75pt" o:hralign="center" o:hrstd="t" o:hrnoshade="t" o:hr="t" fillcolor="#f8faff" stroked="f"/>
         </w:pict>
       </w:r>
@@ -11281,7 +11253,7 @@
           <w:szCs w:val="28"/>
         </w:rPr>
         <w:drawing>
-          <wp:inline distT="0" distB="0" distL="0" distR="0" wp14:anchorId="25F975F6" wp14:editId="4452F99F">
+          <wp:inline distT="0" distB="0" distL="0" distR="0" wp14:anchorId="67860D61" wp14:editId="1CBC35A1">
             <wp:extent cx="6120130" cy="4328795"/>
             <wp:effectExtent l="0" t="0" r="0" b="0"/>
             <wp:docPr id="368376509" name="Рисунок 1"/>
@@ -13229,7 +13201,6 @@
           <w:rFonts w:ascii="Times New Roman" w:hAnsi="Times New Roman" w:cs="Times New Roman"/>
           <w:sz w:val="28"/>
           <w:szCs w:val="28"/>
-          <w:lang w:val="en-US"/>
         </w:rPr>
       </w:pPr>
       <w:r>
@@ -13261,15 +13232,21 @@
     </w:p>
     <w:p>
       <w:pPr>
-        <w:spacing w:after="0" w:line="360" w:lineRule="auto"/>
-        <w:jc w:val="both"/>
-        <w:rPr>
-          <w:rFonts w:ascii="Times New Roman" w:hAnsi="Times New Roman" w:cs="Times New Roman"/>
-          <w:sz w:val="28"/>
-          <w:szCs w:val="28"/>
-          <w:lang w:val="en-US"/>
-        </w:rPr>
-      </w:pPr>
+        <w:spacing w:after="0" w:line="240" w:lineRule="auto"/>
+        <w:rPr>
+          <w:rFonts w:ascii="Times New Roman" w:hAnsi="Times New Roman" w:cs="Times New Roman"/>
+          <w:sz w:val="28"/>
+          <w:szCs w:val="28"/>
+        </w:rPr>
+      </w:pPr>
+      <w:r>
+        <w:rPr>
+          <w:rFonts w:ascii="Times New Roman" w:hAnsi="Times New Roman" w:cs="Times New Roman"/>
+          <w:sz w:val="28"/>
+          <w:szCs w:val="28"/>
+        </w:rPr>
+        <w:br w:type="page"/>
+      </w:r>
     </w:p>
     <w:p>
       <w:pPr>
@@ -13278,6 +13255,7 @@
         <w:jc w:val="left"/>
       </w:pPr>
       <w:r>
+        <w:lastRenderedPageBreak/>
         <w:t>2</w:t>
       </w:r>
       <w:r>
@@ -13301,7 +13279,4595 @@
           <w:rFonts w:ascii="Times New Roman" w:hAnsi="Times New Roman" w:cs="Times New Roman"/>
           <w:sz w:val="28"/>
           <w:szCs w:val="28"/>
-          <w:lang w:val="en-US"/>
+        </w:rPr>
+      </w:pPr>
+      <w:r>
+        <w:rPr>
+          <w:rFonts w:ascii="Times New Roman" w:hAnsi="Times New Roman" w:cs="Times New Roman"/>
+          <w:sz w:val="28"/>
+          <w:szCs w:val="28"/>
+        </w:rPr>
+        <w:tab/>
+      </w:r>
+      <w:r>
+        <w:rPr>
+          <w:rFonts w:ascii="Times New Roman" w:hAnsi="Times New Roman" w:cs="Times New Roman"/>
+          <w:sz w:val="28"/>
+          <w:szCs w:val="28"/>
+        </w:rPr>
+        <w:t>В данной главе представлено описание ключевых функциональных модулей веб-приложения, реализованных в рамках дипломного проекта. Каждый модуль отвечает за выполнение конкретной задачи — от регистрации и авторизации пользователя до управления проектами. Для каждого элемента приведены краткие пояснения, отражающие его назначение и логику работы.</w:t>
+      </w:r>
+    </w:p>
+    <w:p>
+      <w:pPr>
+        <w:spacing w:after="0" w:line="360" w:lineRule="auto"/>
+        <w:ind w:firstLine="720"/>
+        <w:jc w:val="both"/>
+        <w:rPr>
+          <w:rFonts w:ascii="Times New Roman" w:hAnsi="Times New Roman" w:cs="Times New Roman"/>
+          <w:sz w:val="28"/>
+          <w:szCs w:val="28"/>
+        </w:rPr>
+      </w:pPr>
+      <w:r>
+        <w:rPr>
+          <w:rFonts w:ascii="Times New Roman" w:hAnsi="Times New Roman" w:cs="Times New Roman"/>
+          <w:sz w:val="28"/>
+          <w:szCs w:val="28"/>
+        </w:rPr>
+        <w:t>Особое внимание уделяется как клиентской, так и серверной части реализации: клиентская часть отвечает за взаимодействие с пользователем, обработку ввода и отображение интерфейса, в то время как серверная обрабатывает бизнес-логику, управляет данными и обеспечивает безопасность операций.</w:t>
+      </w:r>
+    </w:p>
+    <w:p>
+      <w:pPr>
+        <w:spacing w:after="0" w:line="360" w:lineRule="auto"/>
+        <w:ind w:firstLine="709"/>
+        <w:jc w:val="both"/>
+        <w:rPr>
+          <w:rFonts w:ascii="Times New Roman" w:hAnsi="Times New Roman" w:cs="Times New Roman"/>
+          <w:sz w:val="28"/>
+          <w:szCs w:val="28"/>
+        </w:rPr>
+      </w:pPr>
+      <w:r>
+        <w:rPr>
+          <w:rFonts w:ascii="Times New Roman" w:hAnsi="Times New Roman" w:cs="Times New Roman"/>
+          <w:sz w:val="28"/>
+          <w:szCs w:val="28"/>
+        </w:rPr>
+        <w:t>Для наглядности каждое описание сопровождается двумя фрагментами кода — один иллюстрирует реализацию на фронтенде, другой демонстрирует соответствующую серверную обработку. Такой подход позволяет комплексно отразить архитектуру приложения и взаимосвязь его компонентов.</w:t>
+      </w:r>
+    </w:p>
+    <w:p>
+      <w:pPr>
+        <w:spacing w:after="0" w:line="360" w:lineRule="auto"/>
+        <w:ind w:firstLine="709"/>
+        <w:jc w:val="both"/>
+        <w:rPr>
+          <w:rFonts w:ascii="Times New Roman" w:hAnsi="Times New Roman" w:cs="Times New Roman"/>
+          <w:sz w:val="28"/>
+          <w:szCs w:val="28"/>
+        </w:rPr>
+      </w:pPr>
+      <w:r>
+        <w:rPr>
+          <w:rFonts w:ascii="Times New Roman" w:hAnsi="Times New Roman" w:cs="Times New Roman"/>
+          <w:sz w:val="28"/>
+          <w:szCs w:val="28"/>
+        </w:rPr>
+        <w:t>Данный код</w:t>
+      </w:r>
+      <w:r>
+        <w:rPr>
+          <w:rFonts w:ascii="Times New Roman" w:hAnsi="Times New Roman" w:cs="Times New Roman"/>
+          <w:sz w:val="28"/>
+          <w:szCs w:val="28"/>
+        </w:rPr>
+        <w:t xml:space="preserve"> (</w:t>
+      </w:r>
+      <w:r>
+        <w:rPr>
+          <w:rFonts w:ascii="Times New Roman" w:hAnsi="Times New Roman" w:cs="Times New Roman"/>
+          <w:sz w:val="28"/>
+          <w:szCs w:val="28"/>
+        </w:rPr>
+        <w:t xml:space="preserve">Рис. </w:t>
+      </w:r>
+      <w:r>
+        <w:rPr>
+          <w:rFonts w:ascii="Times New Roman" w:hAnsi="Times New Roman" w:cs="Times New Roman"/>
+          <w:sz w:val="28"/>
+          <w:szCs w:val="28"/>
+        </w:rPr>
+        <w:t>7</w:t>
+      </w:r>
+      <w:r>
+        <w:rPr>
+          <w:rFonts w:ascii="Times New Roman" w:hAnsi="Times New Roman" w:cs="Times New Roman"/>
+          <w:sz w:val="28"/>
+          <w:szCs w:val="28"/>
+        </w:rPr>
+        <w:t>)</w:t>
+      </w:r>
+      <w:r>
+        <w:rPr>
+          <w:rFonts w:ascii="Times New Roman" w:hAnsi="Times New Roman" w:cs="Times New Roman"/>
+          <w:sz w:val="28"/>
+          <w:szCs w:val="28"/>
+        </w:rPr>
+        <w:t xml:space="preserve"> реализует навигационное меню веб-приложения, которое адаптируется под состояние авторизации пользователя. В зависимости от того, вошёл ли пользователь в систему, отображаются соответствующие элементы интерфейса — ссылки на личный кабинет, панель администратора или формы входа и регистрации. Это обеспечивает удобную и логичную структуру навигации.</w:t>
+      </w:r>
+    </w:p>
+    <w:p>
+      <w:pPr>
+        <w:spacing w:after="0" w:line="360" w:lineRule="auto"/>
+        <w:jc w:val="center"/>
+        <w:rPr>
+          <w:rFonts w:ascii="Times New Roman" w:hAnsi="Times New Roman" w:cs="Times New Roman"/>
+          <w:sz w:val="28"/>
+          <w:szCs w:val="28"/>
+        </w:rPr>
+      </w:pPr>
+      <w:r>
+        <w:rPr>
+          <w:rFonts w:ascii="Times New Roman" w:hAnsi="Times New Roman" w:cs="Times New Roman"/>
+          <w:sz w:val="28"/>
+          <w:szCs w:val="28"/>
+        </w:rPr>
+        <w:lastRenderedPageBreak/>
+        <w:drawing>
+          <wp:inline distT="0" distB="0" distL="0" distR="0" wp14:anchorId="38985A00" wp14:editId="368525A2">
+            <wp:extent cx="4301655" cy="5080488"/>
+            <wp:effectExtent l="0" t="0" r="3810" b="6350"/>
+            <wp:docPr id="1189784928" name="Рисунок 1"/>
+            <wp:cNvGraphicFramePr>
+              <a:graphicFrameLocks xmlns:a="http://schemas.openxmlformats.org/drawingml/2006/main" noChangeAspect="1"/>
+            </wp:cNvGraphicFramePr>
+            <a:graphic xmlns:a="http://schemas.openxmlformats.org/drawingml/2006/main">
+              <a:graphicData uri="http://schemas.openxmlformats.org/drawingml/2006/picture">
+                <pic:pic xmlns:pic="http://schemas.openxmlformats.org/drawingml/2006/picture">
+                  <pic:nvPicPr>
+                    <pic:cNvPr id="1189784928" name=""/>
+                    <pic:cNvPicPr/>
+                  </pic:nvPicPr>
+                  <pic:blipFill>
+                    <a:blip r:embed="rId22"/>
+                    <a:stretch>
+                      <a:fillRect/>
+                    </a:stretch>
+                  </pic:blipFill>
+                  <pic:spPr>
+                    <a:xfrm>
+                      <a:off x="0" y="0"/>
+                      <a:ext cx="4323449" cy="5106228"/>
+                    </a:xfrm>
+                    <a:prstGeom prst="rect">
+                      <a:avLst/>
+                    </a:prstGeom>
+                  </pic:spPr>
+                </pic:pic>
+              </a:graphicData>
+            </a:graphic>
+          </wp:inline>
+        </w:drawing>
+      </w:r>
+    </w:p>
+    <w:p>
+      <w:pPr>
+        <w:spacing w:after="0" w:line="360" w:lineRule="auto"/>
+        <w:jc w:val="center"/>
+        <w:rPr>
+          <w:rFonts w:ascii="Times New Roman" w:hAnsi="Times New Roman" w:cs="Times New Roman"/>
+          <w:sz w:val="28"/>
+          <w:szCs w:val="28"/>
+        </w:rPr>
+      </w:pPr>
+      <w:r>
+        <w:rPr>
+          <w:rFonts w:ascii="Times New Roman" w:hAnsi="Times New Roman" w:cs="Times New Roman"/>
+          <w:sz w:val="28"/>
+          <w:szCs w:val="28"/>
+        </w:rPr>
+        <w:t xml:space="preserve">Рис. </w:t>
+      </w:r>
+      <w:r>
+        <w:rPr>
+          <w:rFonts w:ascii="Times New Roman" w:hAnsi="Times New Roman" w:cs="Times New Roman"/>
+          <w:sz w:val="28"/>
+          <w:szCs w:val="28"/>
+        </w:rPr>
+        <w:t>7</w:t>
+      </w:r>
+      <w:r>
+        <w:rPr>
+          <w:rFonts w:ascii="Times New Roman" w:hAnsi="Times New Roman" w:cs="Times New Roman"/>
+          <w:sz w:val="28"/>
+          <w:szCs w:val="28"/>
+        </w:rPr>
+        <w:t xml:space="preserve"> </w:t>
+      </w:r>
+      <w:r>
+        <w:rPr>
+          <w:rFonts w:ascii="Times New Roman" w:hAnsi="Times New Roman" w:cs="Times New Roman"/>
+          <w:sz w:val="28"/>
+          <w:szCs w:val="28"/>
+        </w:rPr>
+        <w:t>код навигационного меню</w:t>
+      </w:r>
+    </w:p>
+    <w:p>
+      <w:pPr>
+        <w:spacing w:after="0" w:line="360" w:lineRule="auto"/>
+        <w:ind w:firstLine="709"/>
+        <w:jc w:val="both"/>
+        <w:rPr>
+          <w:rFonts w:ascii="Times New Roman" w:hAnsi="Times New Roman" w:cs="Times New Roman"/>
+          <w:sz w:val="28"/>
+          <w:szCs w:val="28"/>
+        </w:rPr>
+      </w:pPr>
+      <w:r>
+        <w:rPr>
+          <w:rFonts w:ascii="Times New Roman" w:hAnsi="Times New Roman" w:cs="Times New Roman"/>
+          <w:sz w:val="28"/>
+          <w:szCs w:val="28"/>
+        </w:rPr>
+        <w:t>Следующий</w:t>
+      </w:r>
+      <w:r>
+        <w:rPr>
+          <w:rFonts w:ascii="Times New Roman" w:hAnsi="Times New Roman" w:cs="Times New Roman"/>
+          <w:sz w:val="28"/>
+          <w:szCs w:val="28"/>
+        </w:rPr>
+        <w:t xml:space="preserve"> код</w:t>
+      </w:r>
+      <w:r>
+        <w:rPr>
+          <w:rFonts w:ascii="Times New Roman" w:hAnsi="Times New Roman" w:cs="Times New Roman"/>
+          <w:sz w:val="28"/>
+          <w:szCs w:val="28"/>
+        </w:rPr>
+        <w:t xml:space="preserve"> (Рис. 8, Рис. 9)</w:t>
+      </w:r>
+      <w:r>
+        <w:rPr>
+          <w:rFonts w:ascii="Times New Roman" w:hAnsi="Times New Roman" w:cs="Times New Roman"/>
+          <w:sz w:val="28"/>
+          <w:szCs w:val="28"/>
+        </w:rPr>
+        <w:t xml:space="preserve"> реализует функциональность создания нового проекта в системе. Пользователь вводит данные в форму, после чего они проходят проверку и передаются на сервер для сохранения в базе данных. Такой подход обеспечивает структурированное и надёжное добавление проектов.</w:t>
+      </w:r>
+    </w:p>
+    <w:p>
+      <w:pPr>
+        <w:spacing w:after="0" w:line="360" w:lineRule="auto"/>
+        <w:jc w:val="center"/>
+        <w:rPr>
+          <w:rFonts w:ascii="Times New Roman" w:hAnsi="Times New Roman" w:cs="Times New Roman"/>
+          <w:sz w:val="28"/>
+          <w:szCs w:val="28"/>
+        </w:rPr>
+      </w:pPr>
+      <w:r>
+        <w:rPr>
+          <w:rFonts w:ascii="Times New Roman" w:hAnsi="Times New Roman" w:cs="Times New Roman"/>
+          <w:sz w:val="28"/>
+          <w:szCs w:val="28"/>
+        </w:rPr>
+        <w:lastRenderedPageBreak/>
+        <w:drawing>
+          <wp:inline distT="0" distB="0" distL="0" distR="0" wp14:anchorId="0D457E2A" wp14:editId="220CAA2B">
+            <wp:extent cx="3399183" cy="4818742"/>
+            <wp:effectExtent l="0" t="0" r="0" b="1270"/>
+            <wp:docPr id="881502609" name="Рисунок 1"/>
+            <wp:cNvGraphicFramePr>
+              <a:graphicFrameLocks xmlns:a="http://schemas.openxmlformats.org/drawingml/2006/main" noChangeAspect="1"/>
+            </wp:cNvGraphicFramePr>
+            <a:graphic xmlns:a="http://schemas.openxmlformats.org/drawingml/2006/main">
+              <a:graphicData uri="http://schemas.openxmlformats.org/drawingml/2006/picture">
+                <pic:pic xmlns:pic="http://schemas.openxmlformats.org/drawingml/2006/picture">
+                  <pic:nvPicPr>
+                    <pic:cNvPr id="881502609" name=""/>
+                    <pic:cNvPicPr/>
+                  </pic:nvPicPr>
+                  <pic:blipFill>
+                    <a:blip r:embed="rId23"/>
+                    <a:stretch>
+                      <a:fillRect/>
+                    </a:stretch>
+                  </pic:blipFill>
+                  <pic:spPr>
+                    <a:xfrm>
+                      <a:off x="0" y="0"/>
+                      <a:ext cx="3404269" cy="4825953"/>
+                    </a:xfrm>
+                    <a:prstGeom prst="rect">
+                      <a:avLst/>
+                    </a:prstGeom>
+                  </pic:spPr>
+                </pic:pic>
+              </a:graphicData>
+            </a:graphic>
+          </wp:inline>
+        </w:drawing>
+      </w:r>
+    </w:p>
+    <w:p>
+      <w:pPr>
+        <w:spacing w:after="0" w:line="360" w:lineRule="auto"/>
+        <w:jc w:val="center"/>
+        <w:rPr>
+          <w:rFonts w:ascii="Times New Roman" w:hAnsi="Times New Roman" w:cs="Times New Roman"/>
+          <w:sz w:val="28"/>
+          <w:szCs w:val="28"/>
+        </w:rPr>
+      </w:pPr>
+      <w:r>
+        <w:rPr>
+          <w:rFonts w:ascii="Times New Roman" w:hAnsi="Times New Roman" w:cs="Times New Roman"/>
+          <w:sz w:val="28"/>
+          <w:szCs w:val="28"/>
+        </w:rPr>
+        <w:t xml:space="preserve">Рис. </w:t>
+      </w:r>
+      <w:r>
+        <w:rPr>
+          <w:rFonts w:ascii="Times New Roman" w:hAnsi="Times New Roman" w:cs="Times New Roman"/>
+          <w:sz w:val="28"/>
+          <w:szCs w:val="28"/>
+        </w:rPr>
+        <w:t>8</w:t>
+      </w:r>
+      <w:r>
+        <w:rPr>
+          <w:rFonts w:ascii="Times New Roman" w:hAnsi="Times New Roman" w:cs="Times New Roman"/>
+          <w:sz w:val="28"/>
+          <w:szCs w:val="28"/>
+        </w:rPr>
+        <w:t xml:space="preserve"> </w:t>
+      </w:r>
+      <w:r>
+        <w:rPr>
+          <w:rFonts w:ascii="Times New Roman" w:hAnsi="Times New Roman" w:cs="Times New Roman"/>
+          <w:sz w:val="28"/>
+          <w:szCs w:val="28"/>
+        </w:rPr>
+        <w:t xml:space="preserve">код </w:t>
+      </w:r>
+      <w:r>
+        <w:rPr>
+          <w:rFonts w:ascii="Times New Roman" w:hAnsi="Times New Roman" w:cs="Times New Roman"/>
+          <w:sz w:val="28"/>
+          <w:szCs w:val="28"/>
+        </w:rPr>
+        <w:t>создания нового проекта(фронтенд)</w:t>
+      </w:r>
+    </w:p>
+    <w:p>
+      <w:pPr>
+        <w:spacing w:after="0" w:line="360" w:lineRule="auto"/>
+        <w:jc w:val="center"/>
+        <w:rPr>
+          <w:rFonts w:ascii="Times New Roman" w:hAnsi="Times New Roman" w:cs="Times New Roman"/>
+          <w:sz w:val="28"/>
+          <w:szCs w:val="28"/>
+        </w:rPr>
+      </w:pPr>
+      <w:r>
+        <w:rPr>
+          <w:rFonts w:ascii="Times New Roman" w:hAnsi="Times New Roman" w:cs="Times New Roman"/>
+          <w:sz w:val="28"/>
+          <w:szCs w:val="28"/>
+        </w:rPr>
+        <w:drawing>
+          <wp:inline distT="0" distB="0" distL="0" distR="0" wp14:anchorId="10F13ED9" wp14:editId="7156469C">
+            <wp:extent cx="5565913" cy="3542942"/>
+            <wp:effectExtent l="0" t="0" r="0" b="635"/>
+            <wp:docPr id="1886621252" name="Рисунок 1"/>
+            <wp:cNvGraphicFramePr>
+              <a:graphicFrameLocks xmlns:a="http://schemas.openxmlformats.org/drawingml/2006/main" noChangeAspect="1"/>
+            </wp:cNvGraphicFramePr>
+            <a:graphic xmlns:a="http://schemas.openxmlformats.org/drawingml/2006/main">
+              <a:graphicData uri="http://schemas.openxmlformats.org/drawingml/2006/picture">
+                <pic:pic xmlns:pic="http://schemas.openxmlformats.org/drawingml/2006/picture">
+                  <pic:nvPicPr>
+                    <pic:cNvPr id="1886621252" name=""/>
+                    <pic:cNvPicPr/>
+                  </pic:nvPicPr>
+                  <pic:blipFill>
+                    <a:blip r:embed="rId24"/>
+                    <a:stretch>
+                      <a:fillRect/>
+                    </a:stretch>
+                  </pic:blipFill>
+                  <pic:spPr>
+                    <a:xfrm>
+                      <a:off x="0" y="0"/>
+                      <a:ext cx="5570801" cy="3546053"/>
+                    </a:xfrm>
+                    <a:prstGeom prst="rect">
+                      <a:avLst/>
+                    </a:prstGeom>
+                  </pic:spPr>
+                </pic:pic>
+              </a:graphicData>
+            </a:graphic>
+          </wp:inline>
+        </w:drawing>
+      </w:r>
+    </w:p>
+    <w:p>
+      <w:pPr>
+        <w:spacing w:after="0" w:line="360" w:lineRule="auto"/>
+        <w:jc w:val="center"/>
+        <w:rPr>
+          <w:rFonts w:ascii="Times New Roman" w:hAnsi="Times New Roman" w:cs="Times New Roman"/>
+          <w:sz w:val="28"/>
+          <w:szCs w:val="28"/>
+        </w:rPr>
+      </w:pPr>
+      <w:r>
+        <w:rPr>
+          <w:rFonts w:ascii="Times New Roman" w:hAnsi="Times New Roman" w:cs="Times New Roman"/>
+          <w:sz w:val="28"/>
+          <w:szCs w:val="28"/>
+        </w:rPr>
+        <w:t xml:space="preserve">Рис. </w:t>
+      </w:r>
+      <w:r>
+        <w:rPr>
+          <w:rFonts w:ascii="Times New Roman" w:hAnsi="Times New Roman" w:cs="Times New Roman"/>
+          <w:sz w:val="28"/>
+          <w:szCs w:val="28"/>
+        </w:rPr>
+        <w:t>9</w:t>
+      </w:r>
+      <w:r>
+        <w:rPr>
+          <w:rFonts w:ascii="Times New Roman" w:hAnsi="Times New Roman" w:cs="Times New Roman"/>
+          <w:sz w:val="28"/>
+          <w:szCs w:val="28"/>
+        </w:rPr>
+        <w:t xml:space="preserve"> </w:t>
+      </w:r>
+      <w:r>
+        <w:rPr>
+          <w:rFonts w:ascii="Times New Roman" w:hAnsi="Times New Roman" w:cs="Times New Roman"/>
+          <w:sz w:val="28"/>
+          <w:szCs w:val="28"/>
+        </w:rPr>
+        <w:t>код создания нового проекта(</w:t>
+      </w:r>
+      <w:proofErr w:type="spellStart"/>
+      <w:r>
+        <w:rPr>
+          <w:rFonts w:ascii="Times New Roman" w:hAnsi="Times New Roman" w:cs="Times New Roman"/>
+          <w:sz w:val="28"/>
+          <w:szCs w:val="28"/>
+        </w:rPr>
+        <w:t>бекенд</w:t>
+      </w:r>
+      <w:proofErr w:type="spellEnd"/>
+      <w:r>
+        <w:rPr>
+          <w:rFonts w:ascii="Times New Roman" w:hAnsi="Times New Roman" w:cs="Times New Roman"/>
+          <w:sz w:val="28"/>
+          <w:szCs w:val="28"/>
+        </w:rPr>
+        <w:t>)</w:t>
+      </w:r>
+    </w:p>
+    <w:p>
+      <w:pPr>
+        <w:spacing w:after="0" w:line="360" w:lineRule="auto"/>
+        <w:ind w:firstLine="709"/>
+        <w:jc w:val="both"/>
+        <w:rPr>
+          <w:rFonts w:ascii="Times New Roman" w:hAnsi="Times New Roman" w:cs="Times New Roman"/>
+          <w:sz w:val="28"/>
+          <w:szCs w:val="28"/>
+        </w:rPr>
+      </w:pPr>
+      <w:r>
+        <w:rPr>
+          <w:rFonts w:ascii="Times New Roman" w:hAnsi="Times New Roman" w:cs="Times New Roman"/>
+          <w:sz w:val="28"/>
+          <w:szCs w:val="28"/>
+        </w:rPr>
+        <w:lastRenderedPageBreak/>
+        <w:t>К</w:t>
+      </w:r>
+      <w:r>
+        <w:rPr>
+          <w:rFonts w:ascii="Times New Roman" w:hAnsi="Times New Roman" w:cs="Times New Roman"/>
+          <w:sz w:val="28"/>
+          <w:szCs w:val="28"/>
+        </w:rPr>
+        <w:t>од</w:t>
+      </w:r>
+      <w:r>
+        <w:rPr>
+          <w:rFonts w:ascii="Times New Roman" w:hAnsi="Times New Roman" w:cs="Times New Roman"/>
+          <w:sz w:val="28"/>
+          <w:szCs w:val="28"/>
+        </w:rPr>
+        <w:t xml:space="preserve"> представленный ниже (</w:t>
+      </w:r>
+      <w:r>
+        <w:rPr>
+          <w:rFonts w:ascii="Times New Roman" w:hAnsi="Times New Roman" w:cs="Times New Roman"/>
+          <w:sz w:val="28"/>
+          <w:szCs w:val="28"/>
+        </w:rPr>
+        <w:t xml:space="preserve">Рис. </w:t>
+      </w:r>
+      <w:r>
+        <w:rPr>
+          <w:rFonts w:ascii="Times New Roman" w:hAnsi="Times New Roman" w:cs="Times New Roman"/>
+          <w:sz w:val="28"/>
+          <w:szCs w:val="28"/>
+        </w:rPr>
+        <w:t>10</w:t>
+      </w:r>
+      <w:r>
+        <w:rPr>
+          <w:rFonts w:ascii="Times New Roman" w:hAnsi="Times New Roman" w:cs="Times New Roman"/>
+          <w:sz w:val="28"/>
+          <w:szCs w:val="28"/>
+        </w:rPr>
+        <w:t xml:space="preserve">, </w:t>
+      </w:r>
+      <w:r>
+        <w:rPr>
+          <w:rFonts w:ascii="Times New Roman" w:hAnsi="Times New Roman" w:cs="Times New Roman"/>
+          <w:sz w:val="28"/>
+          <w:szCs w:val="28"/>
+        </w:rPr>
+        <w:t xml:space="preserve">Рис. </w:t>
+      </w:r>
+      <w:r>
+        <w:rPr>
+          <w:rFonts w:ascii="Times New Roman" w:hAnsi="Times New Roman" w:cs="Times New Roman"/>
+          <w:sz w:val="28"/>
+          <w:szCs w:val="28"/>
+        </w:rPr>
+        <w:t>1</w:t>
+      </w:r>
+      <w:r>
+        <w:rPr>
+          <w:rFonts w:ascii="Times New Roman" w:hAnsi="Times New Roman" w:cs="Times New Roman"/>
+          <w:sz w:val="28"/>
+          <w:szCs w:val="28"/>
+        </w:rPr>
+        <w:t>1</w:t>
+      </w:r>
+      <w:r>
+        <w:rPr>
+          <w:rFonts w:ascii="Times New Roman" w:hAnsi="Times New Roman" w:cs="Times New Roman"/>
+          <w:sz w:val="28"/>
+          <w:szCs w:val="28"/>
+        </w:rPr>
+        <w:t>)</w:t>
+      </w:r>
+      <w:r>
+        <w:rPr>
+          <w:rFonts w:ascii="Times New Roman" w:hAnsi="Times New Roman" w:cs="Times New Roman"/>
+          <w:sz w:val="28"/>
+          <w:szCs w:val="28"/>
+        </w:rPr>
+        <w:t xml:space="preserve"> реализует возможность удаления существующего проекта. После подтверждения действия на клиентской стороне, сервер обрабатывает запрос и удаляет запись из базы данных. Это обеспечивает корректное управление содержимым.</w:t>
+      </w:r>
+    </w:p>
+    <w:p>
+      <w:pPr>
+        <w:spacing w:after="0" w:line="360" w:lineRule="auto"/>
+        <w:jc w:val="center"/>
+        <w:rPr>
+          <w:rFonts w:ascii="Times New Roman" w:hAnsi="Times New Roman" w:cs="Times New Roman"/>
+          <w:sz w:val="28"/>
+          <w:szCs w:val="28"/>
+        </w:rPr>
+      </w:pPr>
+      <w:r>
+        <w:rPr>
+          <w:rFonts w:ascii="Times New Roman" w:hAnsi="Times New Roman" w:cs="Times New Roman"/>
+          <w:sz w:val="28"/>
+          <w:szCs w:val="28"/>
+        </w:rPr>
+        <w:drawing>
+          <wp:inline distT="0" distB="0" distL="0" distR="0" wp14:anchorId="7155594D" wp14:editId="37C7F187">
+            <wp:extent cx="4500438" cy="4296383"/>
+            <wp:effectExtent l="0" t="0" r="0" b="9525"/>
+            <wp:docPr id="1783497802" name="Рисунок 1"/>
+            <wp:cNvGraphicFramePr>
+              <a:graphicFrameLocks xmlns:a="http://schemas.openxmlformats.org/drawingml/2006/main" noChangeAspect="1"/>
+            </wp:cNvGraphicFramePr>
+            <a:graphic xmlns:a="http://schemas.openxmlformats.org/drawingml/2006/main">
+              <a:graphicData uri="http://schemas.openxmlformats.org/drawingml/2006/picture">
+                <pic:pic xmlns:pic="http://schemas.openxmlformats.org/drawingml/2006/picture">
+                  <pic:nvPicPr>
+                    <pic:cNvPr id="1783497802" name=""/>
+                    <pic:cNvPicPr/>
+                  </pic:nvPicPr>
+                  <pic:blipFill>
+                    <a:blip r:embed="rId25"/>
+                    <a:stretch>
+                      <a:fillRect/>
+                    </a:stretch>
+                  </pic:blipFill>
+                  <pic:spPr>
+                    <a:xfrm>
+                      <a:off x="0" y="0"/>
+                      <a:ext cx="4519410" cy="4314495"/>
+                    </a:xfrm>
+                    <a:prstGeom prst="rect">
+                      <a:avLst/>
+                    </a:prstGeom>
+                  </pic:spPr>
+                </pic:pic>
+              </a:graphicData>
+            </a:graphic>
+          </wp:inline>
+        </w:drawing>
+      </w:r>
+    </w:p>
+    <w:p>
+      <w:pPr>
+        <w:spacing w:after="0" w:line="360" w:lineRule="auto"/>
+        <w:jc w:val="center"/>
+        <w:rPr>
+          <w:rFonts w:ascii="Times New Roman" w:hAnsi="Times New Roman" w:cs="Times New Roman"/>
+          <w:sz w:val="28"/>
+          <w:szCs w:val="28"/>
+        </w:rPr>
+      </w:pPr>
+      <w:r>
+        <w:rPr>
+          <w:rFonts w:ascii="Times New Roman" w:hAnsi="Times New Roman" w:cs="Times New Roman"/>
+          <w:sz w:val="28"/>
+          <w:szCs w:val="28"/>
+        </w:rPr>
+        <w:t xml:space="preserve">Рис. </w:t>
+      </w:r>
+      <w:r>
+        <w:rPr>
+          <w:rFonts w:ascii="Times New Roman" w:hAnsi="Times New Roman" w:cs="Times New Roman"/>
+          <w:sz w:val="28"/>
+          <w:szCs w:val="28"/>
+        </w:rPr>
+        <w:t>10</w:t>
+      </w:r>
+      <w:r>
+        <w:rPr>
+          <w:rFonts w:ascii="Times New Roman" w:hAnsi="Times New Roman" w:cs="Times New Roman"/>
+          <w:sz w:val="28"/>
+          <w:szCs w:val="28"/>
+        </w:rPr>
+        <w:t xml:space="preserve"> </w:t>
+      </w:r>
+      <w:r>
+        <w:rPr>
+          <w:rFonts w:ascii="Times New Roman" w:hAnsi="Times New Roman" w:cs="Times New Roman"/>
+          <w:sz w:val="28"/>
+          <w:szCs w:val="28"/>
+        </w:rPr>
+        <w:t xml:space="preserve">код </w:t>
+      </w:r>
+      <w:r>
+        <w:rPr>
+          <w:rFonts w:ascii="Times New Roman" w:hAnsi="Times New Roman" w:cs="Times New Roman"/>
+          <w:sz w:val="28"/>
+          <w:szCs w:val="28"/>
+        </w:rPr>
+        <w:t>удаления существующего проекта</w:t>
+      </w:r>
+      <w:r>
+        <w:rPr>
+          <w:rFonts w:ascii="Times New Roman" w:hAnsi="Times New Roman" w:cs="Times New Roman"/>
+          <w:sz w:val="28"/>
+          <w:szCs w:val="28"/>
+        </w:rPr>
+        <w:t>(</w:t>
+      </w:r>
+      <w:r>
+        <w:rPr>
+          <w:rFonts w:ascii="Times New Roman" w:hAnsi="Times New Roman" w:cs="Times New Roman"/>
+          <w:sz w:val="28"/>
+          <w:szCs w:val="28"/>
+        </w:rPr>
+        <w:t>фронтенд</w:t>
+      </w:r>
+      <w:r>
+        <w:rPr>
+          <w:rFonts w:ascii="Times New Roman" w:hAnsi="Times New Roman" w:cs="Times New Roman"/>
+          <w:sz w:val="28"/>
+          <w:szCs w:val="28"/>
+        </w:rPr>
+        <w:t>)</w:t>
+      </w:r>
+    </w:p>
+    <w:p>
+      <w:pPr>
+        <w:spacing w:after="0" w:line="360" w:lineRule="auto"/>
+        <w:jc w:val="center"/>
+        <w:rPr>
+          <w:rFonts w:ascii="Times New Roman" w:hAnsi="Times New Roman" w:cs="Times New Roman"/>
+          <w:sz w:val="28"/>
+          <w:szCs w:val="28"/>
+        </w:rPr>
+      </w:pPr>
+      <w:r>
+        <w:rPr>
+          <w:rFonts w:ascii="Times New Roman" w:hAnsi="Times New Roman" w:cs="Times New Roman"/>
+          <w:sz w:val="28"/>
+          <w:szCs w:val="28"/>
+        </w:rPr>
+        <w:drawing>
+          <wp:inline distT="0" distB="0" distL="0" distR="0" wp14:anchorId="18F67EBA" wp14:editId="79BE29CD">
+            <wp:extent cx="4460682" cy="1717534"/>
+            <wp:effectExtent l="0" t="0" r="0" b="0"/>
+            <wp:docPr id="1248195171" name="Рисунок 1"/>
+            <wp:cNvGraphicFramePr>
+              <a:graphicFrameLocks xmlns:a="http://schemas.openxmlformats.org/drawingml/2006/main" noChangeAspect="1"/>
+            </wp:cNvGraphicFramePr>
+            <a:graphic xmlns:a="http://schemas.openxmlformats.org/drawingml/2006/main">
+              <a:graphicData uri="http://schemas.openxmlformats.org/drawingml/2006/picture">
+                <pic:pic xmlns:pic="http://schemas.openxmlformats.org/drawingml/2006/picture">
+                  <pic:nvPicPr>
+                    <pic:cNvPr id="1248195171" name=""/>
+                    <pic:cNvPicPr/>
+                  </pic:nvPicPr>
+                  <pic:blipFill>
+                    <a:blip r:embed="rId26"/>
+                    <a:stretch>
+                      <a:fillRect/>
+                    </a:stretch>
+                  </pic:blipFill>
+                  <pic:spPr>
+                    <a:xfrm>
+                      <a:off x="0" y="0"/>
+                      <a:ext cx="4482868" cy="1726076"/>
+                    </a:xfrm>
+                    <a:prstGeom prst="rect">
+                      <a:avLst/>
+                    </a:prstGeom>
+                  </pic:spPr>
+                </pic:pic>
+              </a:graphicData>
+            </a:graphic>
+          </wp:inline>
+        </w:drawing>
+      </w:r>
+    </w:p>
+    <w:p>
+      <w:pPr>
+        <w:spacing w:after="0" w:line="360" w:lineRule="auto"/>
+        <w:jc w:val="center"/>
+        <w:rPr>
+          <w:rFonts w:ascii="Times New Roman" w:hAnsi="Times New Roman" w:cs="Times New Roman"/>
+          <w:sz w:val="28"/>
+          <w:szCs w:val="28"/>
+        </w:rPr>
+      </w:pPr>
+      <w:r>
+        <w:rPr>
+          <w:rFonts w:ascii="Times New Roman" w:hAnsi="Times New Roman" w:cs="Times New Roman"/>
+          <w:sz w:val="28"/>
+          <w:szCs w:val="28"/>
+        </w:rPr>
+        <w:t xml:space="preserve">Рис. </w:t>
+      </w:r>
+      <w:r>
+        <w:rPr>
+          <w:rFonts w:ascii="Times New Roman" w:hAnsi="Times New Roman" w:cs="Times New Roman"/>
+          <w:sz w:val="28"/>
+          <w:szCs w:val="28"/>
+        </w:rPr>
+        <w:t>11</w:t>
+      </w:r>
+      <w:r>
+        <w:rPr>
+          <w:rFonts w:ascii="Times New Roman" w:hAnsi="Times New Roman" w:cs="Times New Roman"/>
+          <w:sz w:val="28"/>
+          <w:szCs w:val="28"/>
+        </w:rPr>
+        <w:t xml:space="preserve"> </w:t>
+      </w:r>
+      <w:r>
+        <w:rPr>
+          <w:rFonts w:ascii="Times New Roman" w:hAnsi="Times New Roman" w:cs="Times New Roman"/>
+          <w:sz w:val="28"/>
+          <w:szCs w:val="28"/>
+        </w:rPr>
+        <w:t xml:space="preserve">код </w:t>
+      </w:r>
+      <w:r>
+        <w:rPr>
+          <w:rFonts w:ascii="Times New Roman" w:hAnsi="Times New Roman" w:cs="Times New Roman"/>
+          <w:sz w:val="28"/>
+          <w:szCs w:val="28"/>
+        </w:rPr>
+        <w:t>удаления существующего проекта</w:t>
+      </w:r>
+      <w:r>
+        <w:rPr>
+          <w:rFonts w:ascii="Times New Roman" w:hAnsi="Times New Roman" w:cs="Times New Roman"/>
+          <w:sz w:val="28"/>
+          <w:szCs w:val="28"/>
+        </w:rPr>
+        <w:t>(</w:t>
+      </w:r>
+      <w:proofErr w:type="spellStart"/>
+      <w:r>
+        <w:rPr>
+          <w:rFonts w:ascii="Times New Roman" w:hAnsi="Times New Roman" w:cs="Times New Roman"/>
+          <w:sz w:val="28"/>
+          <w:szCs w:val="28"/>
+        </w:rPr>
+        <w:t>бекенд</w:t>
+      </w:r>
+      <w:proofErr w:type="spellEnd"/>
+      <w:r>
+        <w:rPr>
+          <w:rFonts w:ascii="Times New Roman" w:hAnsi="Times New Roman" w:cs="Times New Roman"/>
+          <w:sz w:val="28"/>
+          <w:szCs w:val="28"/>
+        </w:rPr>
+        <w:t>)</w:t>
+      </w:r>
+    </w:p>
+    <w:p>
+      <w:pPr>
+        <w:spacing w:after="0" w:line="360" w:lineRule="auto"/>
+        <w:ind w:firstLine="709"/>
+        <w:jc w:val="both"/>
+        <w:rPr>
+          <w:rFonts w:ascii="Times New Roman" w:hAnsi="Times New Roman" w:cs="Times New Roman"/>
+          <w:sz w:val="28"/>
+          <w:szCs w:val="28"/>
+        </w:rPr>
+      </w:pPr>
+      <w:r>
+        <w:rPr>
+          <w:rFonts w:ascii="Times New Roman" w:hAnsi="Times New Roman" w:cs="Times New Roman"/>
+          <w:sz w:val="28"/>
+          <w:szCs w:val="28"/>
+        </w:rPr>
+        <w:t>Дальше</w:t>
+      </w:r>
+      <w:r>
+        <w:rPr>
+          <w:rFonts w:ascii="Times New Roman" w:hAnsi="Times New Roman" w:cs="Times New Roman"/>
+          <w:sz w:val="28"/>
+          <w:szCs w:val="28"/>
+        </w:rPr>
+        <w:t xml:space="preserve"> код</w:t>
+      </w:r>
+      <w:r>
+        <w:rPr>
+          <w:rFonts w:ascii="Times New Roman" w:hAnsi="Times New Roman" w:cs="Times New Roman"/>
+          <w:sz w:val="28"/>
+          <w:szCs w:val="28"/>
+        </w:rPr>
+        <w:t xml:space="preserve"> (</w:t>
+      </w:r>
+      <w:r>
+        <w:rPr>
+          <w:rFonts w:ascii="Times New Roman" w:hAnsi="Times New Roman" w:cs="Times New Roman"/>
+          <w:sz w:val="28"/>
+          <w:szCs w:val="28"/>
+        </w:rPr>
+        <w:t xml:space="preserve">Рис. </w:t>
+      </w:r>
+      <w:r>
+        <w:rPr>
+          <w:rFonts w:ascii="Times New Roman" w:hAnsi="Times New Roman" w:cs="Times New Roman"/>
+          <w:sz w:val="28"/>
+          <w:szCs w:val="28"/>
+        </w:rPr>
+        <w:t>12</w:t>
+      </w:r>
+      <w:r>
+        <w:rPr>
+          <w:rFonts w:ascii="Times New Roman" w:hAnsi="Times New Roman" w:cs="Times New Roman"/>
+          <w:sz w:val="28"/>
+          <w:szCs w:val="28"/>
+        </w:rPr>
+        <w:t xml:space="preserve">, </w:t>
+      </w:r>
+      <w:r>
+        <w:rPr>
+          <w:rFonts w:ascii="Times New Roman" w:hAnsi="Times New Roman" w:cs="Times New Roman"/>
+          <w:sz w:val="28"/>
+          <w:szCs w:val="28"/>
+        </w:rPr>
+        <w:t xml:space="preserve">Рис. </w:t>
+      </w:r>
+      <w:r>
+        <w:rPr>
+          <w:rFonts w:ascii="Times New Roman" w:hAnsi="Times New Roman" w:cs="Times New Roman"/>
+          <w:sz w:val="28"/>
+          <w:szCs w:val="28"/>
+        </w:rPr>
+        <w:t>1</w:t>
+      </w:r>
+      <w:r>
+        <w:rPr>
+          <w:rFonts w:ascii="Times New Roman" w:hAnsi="Times New Roman" w:cs="Times New Roman"/>
+          <w:sz w:val="28"/>
+          <w:szCs w:val="28"/>
+        </w:rPr>
+        <w:t>3</w:t>
+      </w:r>
+      <w:r>
+        <w:rPr>
+          <w:rFonts w:ascii="Times New Roman" w:hAnsi="Times New Roman" w:cs="Times New Roman"/>
+          <w:sz w:val="28"/>
+          <w:szCs w:val="28"/>
+        </w:rPr>
+        <w:t>) который</w:t>
+      </w:r>
+      <w:r>
+        <w:rPr>
+          <w:rFonts w:ascii="Times New Roman" w:hAnsi="Times New Roman" w:cs="Times New Roman"/>
+          <w:sz w:val="28"/>
+          <w:szCs w:val="28"/>
+        </w:rPr>
+        <w:t xml:space="preserve"> реализует редактирование информации проекта. Пользователь получает форму с текущими данными, вносит изменения и отправляет их на сервер, где они проходят обработку и сохраняются. Такой механизм упрощает процесс обновления данных.</w:t>
+      </w:r>
+    </w:p>
+    <w:p>
+      <w:pPr>
+        <w:spacing w:after="0" w:line="360" w:lineRule="auto"/>
+        <w:jc w:val="center"/>
+        <w:rPr>
+          <w:rFonts w:ascii="Times New Roman" w:hAnsi="Times New Roman" w:cs="Times New Roman"/>
+          <w:sz w:val="28"/>
+          <w:szCs w:val="28"/>
+        </w:rPr>
+      </w:pPr>
+      <w:r>
+        <w:rPr>
+          <w:rFonts w:ascii="Times New Roman" w:hAnsi="Times New Roman" w:cs="Times New Roman"/>
+          <w:sz w:val="28"/>
+          <w:szCs w:val="28"/>
+        </w:rPr>
+        <w:lastRenderedPageBreak/>
+        <w:drawing>
+          <wp:inline distT="0" distB="0" distL="0" distR="0" wp14:anchorId="35DF5590" wp14:editId="01318185">
+            <wp:extent cx="3148717" cy="4525096"/>
+            <wp:effectExtent l="0" t="0" r="0" b="8890"/>
+            <wp:docPr id="1980032358" name="Рисунок 1"/>
+            <wp:cNvGraphicFramePr>
+              <a:graphicFrameLocks xmlns:a="http://schemas.openxmlformats.org/drawingml/2006/main" noChangeAspect="1"/>
+            </wp:cNvGraphicFramePr>
+            <a:graphic xmlns:a="http://schemas.openxmlformats.org/drawingml/2006/main">
+              <a:graphicData uri="http://schemas.openxmlformats.org/drawingml/2006/picture">
+                <pic:pic xmlns:pic="http://schemas.openxmlformats.org/drawingml/2006/picture">
+                  <pic:nvPicPr>
+                    <pic:cNvPr id="1980032358" name=""/>
+                    <pic:cNvPicPr/>
+                  </pic:nvPicPr>
+                  <pic:blipFill>
+                    <a:blip r:embed="rId27"/>
+                    <a:stretch>
+                      <a:fillRect/>
+                    </a:stretch>
+                  </pic:blipFill>
+                  <pic:spPr>
+                    <a:xfrm>
+                      <a:off x="0" y="0"/>
+                      <a:ext cx="3159424" cy="4540484"/>
+                    </a:xfrm>
+                    <a:prstGeom prst="rect">
+                      <a:avLst/>
+                    </a:prstGeom>
+                  </pic:spPr>
+                </pic:pic>
+              </a:graphicData>
+            </a:graphic>
+          </wp:inline>
+        </w:drawing>
+      </w:r>
+    </w:p>
+    <w:p>
+      <w:pPr>
+        <w:spacing w:after="0" w:line="360" w:lineRule="auto"/>
+        <w:jc w:val="center"/>
+        <w:rPr>
+          <w:rFonts w:ascii="Times New Roman" w:hAnsi="Times New Roman" w:cs="Times New Roman"/>
+          <w:sz w:val="28"/>
+          <w:szCs w:val="28"/>
+        </w:rPr>
+      </w:pPr>
+      <w:r>
+        <w:rPr>
+          <w:rFonts w:ascii="Times New Roman" w:hAnsi="Times New Roman" w:cs="Times New Roman"/>
+          <w:sz w:val="28"/>
+          <w:szCs w:val="28"/>
+        </w:rPr>
+        <w:t xml:space="preserve">Рис. </w:t>
+      </w:r>
+      <w:r>
+        <w:rPr>
+          <w:rFonts w:ascii="Times New Roman" w:hAnsi="Times New Roman" w:cs="Times New Roman"/>
+          <w:sz w:val="28"/>
+          <w:szCs w:val="28"/>
+        </w:rPr>
+        <w:t>1</w:t>
+      </w:r>
+      <w:r>
+        <w:rPr>
+          <w:rFonts w:ascii="Times New Roman" w:hAnsi="Times New Roman" w:cs="Times New Roman"/>
+          <w:sz w:val="28"/>
+          <w:szCs w:val="28"/>
+        </w:rPr>
+        <w:t>2</w:t>
+      </w:r>
+      <w:r>
+        <w:rPr>
+          <w:rFonts w:ascii="Times New Roman" w:hAnsi="Times New Roman" w:cs="Times New Roman"/>
+          <w:sz w:val="28"/>
+          <w:szCs w:val="28"/>
+        </w:rPr>
+        <w:t xml:space="preserve"> </w:t>
+      </w:r>
+      <w:r>
+        <w:rPr>
+          <w:rFonts w:ascii="Times New Roman" w:hAnsi="Times New Roman" w:cs="Times New Roman"/>
+          <w:sz w:val="28"/>
+          <w:szCs w:val="28"/>
+        </w:rPr>
+        <w:t>код который</w:t>
+      </w:r>
+      <w:r>
+        <w:rPr>
+          <w:rFonts w:ascii="Times New Roman" w:hAnsi="Times New Roman" w:cs="Times New Roman"/>
+          <w:sz w:val="28"/>
+          <w:szCs w:val="28"/>
+        </w:rPr>
+        <w:t xml:space="preserve"> реализует редактирование информации проекта</w:t>
+      </w:r>
+      <w:r>
+        <w:rPr>
+          <w:rFonts w:ascii="Times New Roman" w:hAnsi="Times New Roman" w:cs="Times New Roman"/>
+          <w:sz w:val="28"/>
+          <w:szCs w:val="28"/>
+        </w:rPr>
+        <w:t>(</w:t>
+      </w:r>
+      <w:r>
+        <w:rPr>
+          <w:rFonts w:ascii="Times New Roman" w:hAnsi="Times New Roman" w:cs="Times New Roman"/>
+          <w:sz w:val="28"/>
+          <w:szCs w:val="28"/>
+        </w:rPr>
+        <w:t>фронтенд</w:t>
+      </w:r>
+      <w:r>
+        <w:rPr>
+          <w:rFonts w:ascii="Times New Roman" w:hAnsi="Times New Roman" w:cs="Times New Roman"/>
+          <w:sz w:val="28"/>
+          <w:szCs w:val="28"/>
+        </w:rPr>
+        <w:t>)</w:t>
+      </w:r>
+    </w:p>
+    <w:p>
+      <w:pPr>
+        <w:spacing w:after="0" w:line="360" w:lineRule="auto"/>
+        <w:jc w:val="center"/>
+        <w:rPr>
+          <w:rFonts w:ascii="Times New Roman" w:hAnsi="Times New Roman" w:cs="Times New Roman"/>
+          <w:sz w:val="28"/>
+          <w:szCs w:val="28"/>
+        </w:rPr>
+      </w:pPr>
+      <w:r>
+        <w:rPr>
+          <w:rFonts w:ascii="Times New Roman" w:hAnsi="Times New Roman" w:cs="Times New Roman"/>
+          <w:sz w:val="28"/>
+          <w:szCs w:val="28"/>
+        </w:rPr>
+        <w:drawing>
+          <wp:inline distT="0" distB="0" distL="0" distR="0" wp14:anchorId="4AADDAA1" wp14:editId="45315BBA">
+            <wp:extent cx="6120130" cy="3713480"/>
+            <wp:effectExtent l="0" t="0" r="0" b="1270"/>
+            <wp:docPr id="1410625270" name="Рисунок 1"/>
+            <wp:cNvGraphicFramePr>
+              <a:graphicFrameLocks xmlns:a="http://schemas.openxmlformats.org/drawingml/2006/main" noChangeAspect="1"/>
+            </wp:cNvGraphicFramePr>
+            <a:graphic xmlns:a="http://schemas.openxmlformats.org/drawingml/2006/main">
+              <a:graphicData uri="http://schemas.openxmlformats.org/drawingml/2006/picture">
+                <pic:pic xmlns:pic="http://schemas.openxmlformats.org/drawingml/2006/picture">
+                  <pic:nvPicPr>
+                    <pic:cNvPr id="1410625270" name=""/>
+                    <pic:cNvPicPr/>
+                  </pic:nvPicPr>
+                  <pic:blipFill>
+                    <a:blip r:embed="rId28"/>
+                    <a:stretch>
+                      <a:fillRect/>
+                    </a:stretch>
+                  </pic:blipFill>
+                  <pic:spPr>
+                    <a:xfrm>
+                      <a:off x="0" y="0"/>
+                      <a:ext cx="6120130" cy="3713480"/>
+                    </a:xfrm>
+                    <a:prstGeom prst="rect">
+                      <a:avLst/>
+                    </a:prstGeom>
+                  </pic:spPr>
+                </pic:pic>
+              </a:graphicData>
+            </a:graphic>
+          </wp:inline>
+        </w:drawing>
+      </w:r>
+    </w:p>
+    <w:p>
+      <w:pPr>
+        <w:spacing w:after="0" w:line="360" w:lineRule="auto"/>
+        <w:jc w:val="center"/>
+        <w:rPr>
+          <w:rFonts w:ascii="Times New Roman" w:hAnsi="Times New Roman" w:cs="Times New Roman"/>
+          <w:sz w:val="28"/>
+          <w:szCs w:val="28"/>
+        </w:rPr>
+      </w:pPr>
+      <w:r>
+        <w:rPr>
+          <w:rFonts w:ascii="Times New Roman" w:hAnsi="Times New Roman" w:cs="Times New Roman"/>
+          <w:sz w:val="28"/>
+          <w:szCs w:val="28"/>
+        </w:rPr>
+        <w:t xml:space="preserve">Рис. </w:t>
+      </w:r>
+      <w:r>
+        <w:rPr>
+          <w:rFonts w:ascii="Times New Roman" w:hAnsi="Times New Roman" w:cs="Times New Roman"/>
+          <w:sz w:val="28"/>
+          <w:szCs w:val="28"/>
+        </w:rPr>
+        <w:t>1</w:t>
+      </w:r>
+      <w:r>
+        <w:rPr>
+          <w:rFonts w:ascii="Times New Roman" w:hAnsi="Times New Roman" w:cs="Times New Roman"/>
+          <w:sz w:val="28"/>
+          <w:szCs w:val="28"/>
+        </w:rPr>
+        <w:t>3</w:t>
+      </w:r>
+      <w:r>
+        <w:rPr>
+          <w:rFonts w:ascii="Times New Roman" w:hAnsi="Times New Roman" w:cs="Times New Roman"/>
+          <w:sz w:val="28"/>
+          <w:szCs w:val="28"/>
+        </w:rPr>
+        <w:t xml:space="preserve"> </w:t>
+      </w:r>
+      <w:r>
+        <w:rPr>
+          <w:rFonts w:ascii="Times New Roman" w:hAnsi="Times New Roman" w:cs="Times New Roman"/>
+          <w:sz w:val="28"/>
+          <w:szCs w:val="28"/>
+        </w:rPr>
+        <w:t>код который</w:t>
+      </w:r>
+      <w:r>
+        <w:rPr>
+          <w:rFonts w:ascii="Times New Roman" w:hAnsi="Times New Roman" w:cs="Times New Roman"/>
+          <w:sz w:val="28"/>
+          <w:szCs w:val="28"/>
+        </w:rPr>
+        <w:t xml:space="preserve"> реализует редактирование информации проекта</w:t>
+      </w:r>
+      <w:r>
+        <w:rPr>
+          <w:rFonts w:ascii="Times New Roman" w:hAnsi="Times New Roman" w:cs="Times New Roman"/>
+          <w:sz w:val="28"/>
+          <w:szCs w:val="28"/>
+        </w:rPr>
+        <w:t>(</w:t>
+      </w:r>
+      <w:proofErr w:type="spellStart"/>
+      <w:r>
+        <w:rPr>
+          <w:rFonts w:ascii="Times New Roman" w:hAnsi="Times New Roman" w:cs="Times New Roman"/>
+          <w:sz w:val="28"/>
+          <w:szCs w:val="28"/>
+        </w:rPr>
+        <w:t>бекенд</w:t>
+      </w:r>
+      <w:proofErr w:type="spellEnd"/>
+      <w:r>
+        <w:rPr>
+          <w:rFonts w:ascii="Times New Roman" w:hAnsi="Times New Roman" w:cs="Times New Roman"/>
+          <w:sz w:val="28"/>
+          <w:szCs w:val="28"/>
+        </w:rPr>
+        <w:t>)</w:t>
+      </w:r>
+    </w:p>
+    <w:p>
+      <w:pPr>
+        <w:spacing w:after="0" w:line="360" w:lineRule="auto"/>
+        <w:ind w:firstLine="709"/>
+        <w:jc w:val="both"/>
+        <w:rPr>
+          <w:rFonts w:ascii="Times New Roman" w:hAnsi="Times New Roman" w:cs="Times New Roman"/>
+          <w:sz w:val="28"/>
+          <w:szCs w:val="28"/>
+        </w:rPr>
+      </w:pPr>
+      <w:r>
+        <w:rPr>
+          <w:rFonts w:ascii="Times New Roman" w:hAnsi="Times New Roman" w:cs="Times New Roman"/>
+          <w:sz w:val="28"/>
+          <w:szCs w:val="28"/>
+        </w:rPr>
+        <w:lastRenderedPageBreak/>
+        <w:t>Следующий</w:t>
+      </w:r>
+      <w:r>
+        <w:rPr>
+          <w:rFonts w:ascii="Times New Roman" w:hAnsi="Times New Roman" w:cs="Times New Roman"/>
+          <w:sz w:val="28"/>
+          <w:szCs w:val="28"/>
+        </w:rPr>
+        <w:t xml:space="preserve"> код</w:t>
+      </w:r>
+      <w:r>
+        <w:rPr>
+          <w:rFonts w:ascii="Times New Roman" w:hAnsi="Times New Roman" w:cs="Times New Roman"/>
+          <w:sz w:val="28"/>
+          <w:szCs w:val="28"/>
+        </w:rPr>
+        <w:t xml:space="preserve"> (</w:t>
+      </w:r>
+      <w:r>
+        <w:rPr>
+          <w:rFonts w:ascii="Times New Roman" w:hAnsi="Times New Roman" w:cs="Times New Roman"/>
+          <w:sz w:val="28"/>
+          <w:szCs w:val="28"/>
+        </w:rPr>
+        <w:t xml:space="preserve">Рис. </w:t>
+      </w:r>
+      <w:r>
+        <w:rPr>
+          <w:rFonts w:ascii="Times New Roman" w:hAnsi="Times New Roman" w:cs="Times New Roman"/>
+          <w:sz w:val="28"/>
+          <w:szCs w:val="28"/>
+        </w:rPr>
+        <w:t>14</w:t>
+      </w:r>
+      <w:r>
+        <w:rPr>
+          <w:rFonts w:ascii="Times New Roman" w:hAnsi="Times New Roman" w:cs="Times New Roman"/>
+          <w:sz w:val="28"/>
+          <w:szCs w:val="28"/>
+        </w:rPr>
+        <w:t xml:space="preserve">, </w:t>
+      </w:r>
+      <w:r>
+        <w:rPr>
+          <w:rFonts w:ascii="Times New Roman" w:hAnsi="Times New Roman" w:cs="Times New Roman"/>
+          <w:sz w:val="28"/>
+          <w:szCs w:val="28"/>
+        </w:rPr>
+        <w:t xml:space="preserve">Рис. </w:t>
+      </w:r>
+      <w:r>
+        <w:rPr>
+          <w:rFonts w:ascii="Times New Roman" w:hAnsi="Times New Roman" w:cs="Times New Roman"/>
+          <w:sz w:val="28"/>
+          <w:szCs w:val="28"/>
+        </w:rPr>
+        <w:t>1</w:t>
+      </w:r>
+      <w:r>
+        <w:rPr>
+          <w:rFonts w:ascii="Times New Roman" w:hAnsi="Times New Roman" w:cs="Times New Roman"/>
+          <w:sz w:val="28"/>
+          <w:szCs w:val="28"/>
+        </w:rPr>
+        <w:t>5)</w:t>
+      </w:r>
+      <w:r>
+        <w:rPr>
+          <w:rFonts w:ascii="Times New Roman" w:hAnsi="Times New Roman" w:cs="Times New Roman"/>
+          <w:sz w:val="28"/>
+          <w:szCs w:val="28"/>
+        </w:rPr>
+        <w:t xml:space="preserve"> реализует механизм регистрации новых пользователей. Пользователь заполняет форму с логином, паролем и другими данными, которые проверяются на клиентской стороне и отправляются на сервер для дальнейшей валидации и сохранения. Используется хеширование пароля для повышения безопасности.</w:t>
+      </w:r>
+    </w:p>
+    <w:p>
+      <w:pPr>
+        <w:spacing w:after="0" w:line="360" w:lineRule="auto"/>
+        <w:jc w:val="center"/>
+        <w:rPr>
+          <w:rFonts w:ascii="Times New Roman" w:hAnsi="Times New Roman" w:cs="Times New Roman"/>
+          <w:sz w:val="28"/>
+          <w:szCs w:val="28"/>
+        </w:rPr>
+      </w:pPr>
+      <w:r>
+        <w:rPr>
+          <w:rFonts w:ascii="Times New Roman" w:hAnsi="Times New Roman" w:cs="Times New Roman"/>
+          <w:sz w:val="28"/>
+          <w:szCs w:val="28"/>
+        </w:rPr>
+        <w:drawing>
+          <wp:inline distT="0" distB="0" distL="0" distR="0" wp14:anchorId="17249CE5" wp14:editId="467A1E45">
+            <wp:extent cx="2504661" cy="3855970"/>
+            <wp:effectExtent l="0" t="0" r="0" b="0"/>
+            <wp:docPr id="202691498" name="Рисунок 1"/>
+            <wp:cNvGraphicFramePr>
+              <a:graphicFrameLocks xmlns:a="http://schemas.openxmlformats.org/drawingml/2006/main" noChangeAspect="1"/>
+            </wp:cNvGraphicFramePr>
+            <a:graphic xmlns:a="http://schemas.openxmlformats.org/drawingml/2006/main">
+              <a:graphicData uri="http://schemas.openxmlformats.org/drawingml/2006/picture">
+                <pic:pic xmlns:pic="http://schemas.openxmlformats.org/drawingml/2006/picture">
+                  <pic:nvPicPr>
+                    <pic:cNvPr id="202691498" name=""/>
+                    <pic:cNvPicPr/>
+                  </pic:nvPicPr>
+                  <pic:blipFill>
+                    <a:blip r:embed="rId29"/>
+                    <a:stretch>
+                      <a:fillRect/>
+                    </a:stretch>
+                  </pic:blipFill>
+                  <pic:spPr>
+                    <a:xfrm>
+                      <a:off x="0" y="0"/>
+                      <a:ext cx="2523653" cy="3885208"/>
+                    </a:xfrm>
+                    <a:prstGeom prst="rect">
+                      <a:avLst/>
+                    </a:prstGeom>
+                  </pic:spPr>
+                </pic:pic>
+              </a:graphicData>
+            </a:graphic>
+          </wp:inline>
+        </w:drawing>
+      </w:r>
+    </w:p>
+    <w:p>
+      <w:pPr>
+        <w:spacing w:after="0" w:line="360" w:lineRule="auto"/>
+        <w:jc w:val="center"/>
+        <w:rPr>
+          <w:rFonts w:ascii="Times New Roman" w:hAnsi="Times New Roman" w:cs="Times New Roman"/>
+          <w:sz w:val="28"/>
+          <w:szCs w:val="28"/>
+        </w:rPr>
+      </w:pPr>
+      <w:r>
+        <w:rPr>
+          <w:rFonts w:ascii="Times New Roman" w:hAnsi="Times New Roman" w:cs="Times New Roman"/>
+          <w:sz w:val="28"/>
+          <w:szCs w:val="28"/>
+        </w:rPr>
+        <w:t xml:space="preserve">Рис. </w:t>
+      </w:r>
+      <w:r>
+        <w:rPr>
+          <w:rFonts w:ascii="Times New Roman" w:hAnsi="Times New Roman" w:cs="Times New Roman"/>
+          <w:sz w:val="28"/>
+          <w:szCs w:val="28"/>
+        </w:rPr>
+        <w:t>1</w:t>
+      </w:r>
+      <w:r>
+        <w:rPr>
+          <w:rFonts w:ascii="Times New Roman" w:hAnsi="Times New Roman" w:cs="Times New Roman"/>
+          <w:sz w:val="28"/>
+          <w:szCs w:val="28"/>
+        </w:rPr>
+        <w:t>4</w:t>
+      </w:r>
+      <w:r>
+        <w:rPr>
+          <w:rFonts w:ascii="Times New Roman" w:hAnsi="Times New Roman" w:cs="Times New Roman"/>
+          <w:sz w:val="28"/>
+          <w:szCs w:val="28"/>
+        </w:rPr>
+        <w:t xml:space="preserve"> </w:t>
+      </w:r>
+      <w:r>
+        <w:rPr>
+          <w:rFonts w:ascii="Times New Roman" w:hAnsi="Times New Roman" w:cs="Times New Roman"/>
+          <w:sz w:val="28"/>
+          <w:szCs w:val="28"/>
+        </w:rPr>
+        <w:t>код который</w:t>
+      </w:r>
+      <w:r>
+        <w:rPr>
+          <w:rFonts w:ascii="Times New Roman" w:hAnsi="Times New Roman" w:cs="Times New Roman"/>
+          <w:sz w:val="28"/>
+          <w:szCs w:val="28"/>
+        </w:rPr>
+        <w:t xml:space="preserve"> </w:t>
+      </w:r>
+      <w:r>
+        <w:rPr>
+          <w:rFonts w:ascii="Times New Roman" w:hAnsi="Times New Roman" w:cs="Times New Roman"/>
+          <w:sz w:val="28"/>
+          <w:szCs w:val="28"/>
+        </w:rPr>
+        <w:t>реализует механизм регистрации новых пользователей</w:t>
+      </w:r>
+      <w:r>
+        <w:rPr>
+          <w:rFonts w:ascii="Times New Roman" w:hAnsi="Times New Roman" w:cs="Times New Roman"/>
+          <w:sz w:val="28"/>
+          <w:szCs w:val="28"/>
+        </w:rPr>
+        <w:t>(</w:t>
+      </w:r>
+      <w:r>
+        <w:rPr>
+          <w:rFonts w:ascii="Times New Roman" w:hAnsi="Times New Roman" w:cs="Times New Roman"/>
+          <w:sz w:val="28"/>
+          <w:szCs w:val="28"/>
+        </w:rPr>
+        <w:t>фронтенд</w:t>
+      </w:r>
+      <w:r>
+        <w:rPr>
+          <w:rFonts w:ascii="Times New Roman" w:hAnsi="Times New Roman" w:cs="Times New Roman"/>
+          <w:sz w:val="28"/>
+          <w:szCs w:val="28"/>
+        </w:rPr>
+        <w:t>)</w:t>
+      </w:r>
+    </w:p>
+    <w:p>
+      <w:pPr>
+        <w:spacing w:after="0" w:line="360" w:lineRule="auto"/>
+        <w:jc w:val="center"/>
+        <w:rPr>
+          <w:rFonts w:ascii="Times New Roman" w:hAnsi="Times New Roman" w:cs="Times New Roman"/>
+          <w:sz w:val="28"/>
+          <w:szCs w:val="28"/>
+        </w:rPr>
+      </w:pPr>
+    </w:p>
+    <w:p>
+      <w:pPr>
+        <w:spacing w:after="0" w:line="360" w:lineRule="auto"/>
+        <w:jc w:val="center"/>
+        <w:rPr>
+          <w:rFonts w:ascii="Times New Roman" w:hAnsi="Times New Roman" w:cs="Times New Roman"/>
+          <w:sz w:val="28"/>
+          <w:szCs w:val="28"/>
+        </w:rPr>
+      </w:pPr>
+      <w:r>
+        <w:rPr>
+          <w:rFonts w:ascii="Times New Roman" w:hAnsi="Times New Roman" w:cs="Times New Roman"/>
+          <w:sz w:val="28"/>
+          <w:szCs w:val="28"/>
+        </w:rPr>
+        <w:drawing>
+          <wp:inline distT="0" distB="0" distL="0" distR="0" wp14:anchorId="6C135081" wp14:editId="5317207D">
+            <wp:extent cx="2914153" cy="2102618"/>
+            <wp:effectExtent l="0" t="0" r="635" b="0"/>
+            <wp:docPr id="1436341465" name="Рисунок 1"/>
+            <wp:cNvGraphicFramePr>
+              <a:graphicFrameLocks xmlns:a="http://schemas.openxmlformats.org/drawingml/2006/main" noChangeAspect="1"/>
+            </wp:cNvGraphicFramePr>
+            <a:graphic xmlns:a="http://schemas.openxmlformats.org/drawingml/2006/main">
+              <a:graphicData uri="http://schemas.openxmlformats.org/drawingml/2006/picture">
+                <pic:pic xmlns:pic="http://schemas.openxmlformats.org/drawingml/2006/picture">
+                  <pic:nvPicPr>
+                    <pic:cNvPr id="1436341465" name=""/>
+                    <pic:cNvPicPr/>
+                  </pic:nvPicPr>
+                  <pic:blipFill>
+                    <a:blip r:embed="rId30"/>
+                    <a:stretch>
+                      <a:fillRect/>
+                    </a:stretch>
+                  </pic:blipFill>
+                  <pic:spPr>
+                    <a:xfrm>
+                      <a:off x="0" y="0"/>
+                      <a:ext cx="2947104" cy="2126393"/>
+                    </a:xfrm>
+                    <a:prstGeom prst="rect">
+                      <a:avLst/>
+                    </a:prstGeom>
+                  </pic:spPr>
+                </pic:pic>
+              </a:graphicData>
+            </a:graphic>
+          </wp:inline>
+        </w:drawing>
+      </w:r>
+    </w:p>
+    <w:p>
+      <w:pPr>
+        <w:spacing w:after="0" w:line="360" w:lineRule="auto"/>
+        <w:jc w:val="center"/>
+        <w:rPr>
+          <w:rFonts w:ascii="Times New Roman" w:hAnsi="Times New Roman" w:cs="Times New Roman"/>
+          <w:sz w:val="28"/>
+          <w:szCs w:val="28"/>
+        </w:rPr>
+      </w:pPr>
+      <w:r>
+        <w:rPr>
+          <w:rFonts w:ascii="Times New Roman" w:hAnsi="Times New Roman" w:cs="Times New Roman"/>
+          <w:sz w:val="28"/>
+          <w:szCs w:val="28"/>
+        </w:rPr>
+        <w:t xml:space="preserve">Рис. </w:t>
+      </w:r>
+      <w:r>
+        <w:rPr>
+          <w:rFonts w:ascii="Times New Roman" w:hAnsi="Times New Roman" w:cs="Times New Roman"/>
+          <w:sz w:val="28"/>
+          <w:szCs w:val="28"/>
+        </w:rPr>
+        <w:t>1</w:t>
+      </w:r>
+      <w:r>
+        <w:rPr>
+          <w:rFonts w:ascii="Times New Roman" w:hAnsi="Times New Roman" w:cs="Times New Roman"/>
+          <w:sz w:val="28"/>
+          <w:szCs w:val="28"/>
+        </w:rPr>
+        <w:t>5</w:t>
+      </w:r>
+      <w:r>
+        <w:rPr>
+          <w:rFonts w:ascii="Times New Roman" w:hAnsi="Times New Roman" w:cs="Times New Roman"/>
+          <w:sz w:val="28"/>
+          <w:szCs w:val="28"/>
+        </w:rPr>
+        <w:t xml:space="preserve"> </w:t>
+      </w:r>
+      <w:r>
+        <w:rPr>
+          <w:rFonts w:ascii="Times New Roman" w:hAnsi="Times New Roman" w:cs="Times New Roman"/>
+          <w:sz w:val="28"/>
+          <w:szCs w:val="28"/>
+        </w:rPr>
+        <w:t>код который</w:t>
+      </w:r>
+      <w:r>
+        <w:rPr>
+          <w:rFonts w:ascii="Times New Roman" w:hAnsi="Times New Roman" w:cs="Times New Roman"/>
+          <w:sz w:val="28"/>
+          <w:szCs w:val="28"/>
+        </w:rPr>
+        <w:t xml:space="preserve"> </w:t>
+      </w:r>
+      <w:r>
+        <w:rPr>
+          <w:rFonts w:ascii="Times New Roman" w:hAnsi="Times New Roman" w:cs="Times New Roman"/>
+          <w:sz w:val="28"/>
+          <w:szCs w:val="28"/>
+        </w:rPr>
+        <w:t>реализует механизм регистрации новых пользователей</w:t>
+      </w:r>
+      <w:r>
+        <w:rPr>
+          <w:rFonts w:ascii="Times New Roman" w:hAnsi="Times New Roman" w:cs="Times New Roman"/>
+          <w:sz w:val="28"/>
+          <w:szCs w:val="28"/>
+        </w:rPr>
+        <w:t>(</w:t>
+      </w:r>
+      <w:proofErr w:type="spellStart"/>
+      <w:r>
+        <w:rPr>
+          <w:rFonts w:ascii="Times New Roman" w:hAnsi="Times New Roman" w:cs="Times New Roman"/>
+          <w:sz w:val="28"/>
+          <w:szCs w:val="28"/>
+        </w:rPr>
+        <w:t>бекенд</w:t>
+      </w:r>
+      <w:proofErr w:type="spellEnd"/>
+      <w:r>
+        <w:rPr>
+          <w:rFonts w:ascii="Times New Roman" w:hAnsi="Times New Roman" w:cs="Times New Roman"/>
+          <w:sz w:val="28"/>
+          <w:szCs w:val="28"/>
+        </w:rPr>
+        <w:t>)</w:t>
+      </w:r>
+    </w:p>
+    <w:p>
+      <w:pPr>
+        <w:spacing w:after="0" w:line="360" w:lineRule="auto"/>
+        <w:ind w:firstLine="720"/>
+        <w:jc w:val="both"/>
+        <w:rPr>
+          <w:rFonts w:ascii="Times New Roman" w:hAnsi="Times New Roman" w:cs="Times New Roman"/>
+          <w:sz w:val="28"/>
+          <w:szCs w:val="28"/>
+        </w:rPr>
+      </w:pPr>
+      <w:r>
+        <w:rPr>
+          <w:rFonts w:ascii="Times New Roman" w:hAnsi="Times New Roman" w:cs="Times New Roman"/>
+          <w:sz w:val="28"/>
+          <w:szCs w:val="28"/>
+        </w:rPr>
+        <w:lastRenderedPageBreak/>
+        <w:t>Данный код</w:t>
+      </w:r>
+      <w:r>
+        <w:rPr>
+          <w:rFonts w:ascii="Times New Roman" w:hAnsi="Times New Roman" w:cs="Times New Roman"/>
+          <w:sz w:val="28"/>
+          <w:szCs w:val="28"/>
+        </w:rPr>
+        <w:t xml:space="preserve"> (</w:t>
+      </w:r>
+      <w:r>
+        <w:rPr>
+          <w:rFonts w:ascii="Times New Roman" w:hAnsi="Times New Roman" w:cs="Times New Roman"/>
+          <w:sz w:val="28"/>
+          <w:szCs w:val="28"/>
+        </w:rPr>
+        <w:t xml:space="preserve">Рис. </w:t>
+      </w:r>
+      <w:r>
+        <w:rPr>
+          <w:rFonts w:ascii="Times New Roman" w:hAnsi="Times New Roman" w:cs="Times New Roman"/>
+          <w:sz w:val="28"/>
+          <w:szCs w:val="28"/>
+        </w:rPr>
+        <w:t>16</w:t>
+      </w:r>
+      <w:r>
+        <w:rPr>
+          <w:rFonts w:ascii="Times New Roman" w:hAnsi="Times New Roman" w:cs="Times New Roman"/>
+          <w:sz w:val="28"/>
+          <w:szCs w:val="28"/>
+        </w:rPr>
+        <w:t xml:space="preserve">, </w:t>
+      </w:r>
+      <w:r>
+        <w:rPr>
+          <w:rFonts w:ascii="Times New Roman" w:hAnsi="Times New Roman" w:cs="Times New Roman"/>
+          <w:sz w:val="28"/>
+          <w:szCs w:val="28"/>
+        </w:rPr>
+        <w:t xml:space="preserve">Рис. </w:t>
+      </w:r>
+      <w:r>
+        <w:rPr>
+          <w:rFonts w:ascii="Times New Roman" w:hAnsi="Times New Roman" w:cs="Times New Roman"/>
+          <w:sz w:val="28"/>
+          <w:szCs w:val="28"/>
+        </w:rPr>
+        <w:t>1</w:t>
+      </w:r>
+      <w:r>
+        <w:rPr>
+          <w:rFonts w:ascii="Times New Roman" w:hAnsi="Times New Roman" w:cs="Times New Roman"/>
+          <w:sz w:val="28"/>
+          <w:szCs w:val="28"/>
+        </w:rPr>
+        <w:t>7)</w:t>
+      </w:r>
+      <w:r>
+        <w:rPr>
+          <w:rFonts w:ascii="Times New Roman" w:hAnsi="Times New Roman" w:cs="Times New Roman"/>
+          <w:sz w:val="28"/>
+          <w:szCs w:val="28"/>
+        </w:rPr>
+        <w:t xml:space="preserve"> реализует авторизацию пользователей. После ввода логина и пароля на клиенте, данные передаются на сервер, где происходит их проверка. При успешной авторизации создаётся сессия</w:t>
+      </w:r>
+      <w:r>
+        <w:rPr>
+          <w:rFonts w:ascii="Times New Roman" w:hAnsi="Times New Roman" w:cs="Times New Roman"/>
+          <w:sz w:val="28"/>
+          <w:szCs w:val="28"/>
+        </w:rPr>
+        <w:t>.</w:t>
+      </w:r>
+    </w:p>
+    <w:p>
+      <w:pPr>
+        <w:spacing w:after="0" w:line="360" w:lineRule="auto"/>
+        <w:jc w:val="center"/>
+        <w:rPr>
+          <w:rFonts w:ascii="Times New Roman" w:hAnsi="Times New Roman" w:cs="Times New Roman"/>
+          <w:sz w:val="28"/>
+          <w:szCs w:val="28"/>
+        </w:rPr>
+      </w:pPr>
+      <w:r>
+        <w:rPr>
+          <w:rFonts w:ascii="Times New Roman" w:hAnsi="Times New Roman" w:cs="Times New Roman"/>
+          <w:sz w:val="28"/>
+          <w:szCs w:val="28"/>
+        </w:rPr>
+        <w:drawing>
+          <wp:inline distT="0" distB="0" distL="0" distR="0" wp14:anchorId="6B68149B" wp14:editId="42E158BF">
+            <wp:extent cx="3502550" cy="4818459"/>
+            <wp:effectExtent l="0" t="0" r="3175" b="1270"/>
+            <wp:docPr id="294418848" name="Рисунок 1"/>
+            <wp:cNvGraphicFramePr>
+              <a:graphicFrameLocks xmlns:a="http://schemas.openxmlformats.org/drawingml/2006/main" noChangeAspect="1"/>
+            </wp:cNvGraphicFramePr>
+            <a:graphic xmlns:a="http://schemas.openxmlformats.org/drawingml/2006/main">
+              <a:graphicData uri="http://schemas.openxmlformats.org/drawingml/2006/picture">
+                <pic:pic xmlns:pic="http://schemas.openxmlformats.org/drawingml/2006/picture">
+                  <pic:nvPicPr>
+                    <pic:cNvPr id="294418848" name=""/>
+                    <pic:cNvPicPr/>
+                  </pic:nvPicPr>
+                  <pic:blipFill>
+                    <a:blip r:embed="rId31"/>
+                    <a:stretch>
+                      <a:fillRect/>
+                    </a:stretch>
+                  </pic:blipFill>
+                  <pic:spPr>
+                    <a:xfrm>
+                      <a:off x="0" y="0"/>
+                      <a:ext cx="3518911" cy="4840967"/>
+                    </a:xfrm>
+                    <a:prstGeom prst="rect">
+                      <a:avLst/>
+                    </a:prstGeom>
+                  </pic:spPr>
+                </pic:pic>
+              </a:graphicData>
+            </a:graphic>
+          </wp:inline>
+        </w:drawing>
+      </w:r>
+    </w:p>
+    <w:p>
+      <w:pPr>
+        <w:spacing w:after="0" w:line="360" w:lineRule="auto"/>
+        <w:jc w:val="center"/>
+        <w:rPr>
+          <w:rFonts w:ascii="Times New Roman" w:hAnsi="Times New Roman" w:cs="Times New Roman"/>
+          <w:sz w:val="28"/>
+          <w:szCs w:val="28"/>
+        </w:rPr>
+      </w:pPr>
+      <w:r>
+        <w:rPr>
+          <w:rFonts w:ascii="Times New Roman" w:hAnsi="Times New Roman" w:cs="Times New Roman"/>
+          <w:sz w:val="28"/>
+          <w:szCs w:val="28"/>
+        </w:rPr>
+        <w:t xml:space="preserve">Рис. </w:t>
+      </w:r>
+      <w:r>
+        <w:rPr>
+          <w:rFonts w:ascii="Times New Roman" w:hAnsi="Times New Roman" w:cs="Times New Roman"/>
+          <w:sz w:val="28"/>
+          <w:szCs w:val="28"/>
+        </w:rPr>
+        <w:t>1</w:t>
+      </w:r>
+      <w:r>
+        <w:rPr>
+          <w:rFonts w:ascii="Times New Roman" w:hAnsi="Times New Roman" w:cs="Times New Roman"/>
+          <w:sz w:val="28"/>
+          <w:szCs w:val="28"/>
+        </w:rPr>
+        <w:t>6</w:t>
+      </w:r>
+      <w:r>
+        <w:rPr>
+          <w:rFonts w:ascii="Times New Roman" w:hAnsi="Times New Roman" w:cs="Times New Roman"/>
+          <w:sz w:val="28"/>
+          <w:szCs w:val="28"/>
+        </w:rPr>
+        <w:t xml:space="preserve"> </w:t>
+      </w:r>
+      <w:r>
+        <w:rPr>
+          <w:rFonts w:ascii="Times New Roman" w:hAnsi="Times New Roman" w:cs="Times New Roman"/>
+          <w:sz w:val="28"/>
+          <w:szCs w:val="28"/>
+        </w:rPr>
+        <w:t>код который</w:t>
+      </w:r>
+      <w:r>
+        <w:rPr>
+          <w:rFonts w:ascii="Times New Roman" w:hAnsi="Times New Roman" w:cs="Times New Roman"/>
+          <w:sz w:val="28"/>
+          <w:szCs w:val="28"/>
+        </w:rPr>
+        <w:t xml:space="preserve"> </w:t>
+      </w:r>
+      <w:r>
+        <w:rPr>
+          <w:rFonts w:ascii="Times New Roman" w:hAnsi="Times New Roman" w:cs="Times New Roman"/>
+          <w:sz w:val="28"/>
+          <w:szCs w:val="28"/>
+        </w:rPr>
+        <w:t>реализует авторизацию пользователей</w:t>
+      </w:r>
+      <w:r>
+        <w:rPr>
+          <w:rFonts w:ascii="Times New Roman" w:hAnsi="Times New Roman" w:cs="Times New Roman"/>
+          <w:sz w:val="28"/>
+          <w:szCs w:val="28"/>
+        </w:rPr>
+        <w:t>(</w:t>
+      </w:r>
+      <w:r>
+        <w:rPr>
+          <w:rFonts w:ascii="Times New Roman" w:hAnsi="Times New Roman" w:cs="Times New Roman"/>
+          <w:sz w:val="28"/>
+          <w:szCs w:val="28"/>
+        </w:rPr>
+        <w:t>фронтенд</w:t>
+      </w:r>
+      <w:r>
+        <w:rPr>
+          <w:rFonts w:ascii="Times New Roman" w:hAnsi="Times New Roman" w:cs="Times New Roman"/>
+          <w:sz w:val="28"/>
+          <w:szCs w:val="28"/>
+        </w:rPr>
+        <w:t>)</w:t>
+      </w:r>
+    </w:p>
+    <w:p>
+      <w:pPr>
+        <w:spacing w:after="0" w:line="360" w:lineRule="auto"/>
+        <w:jc w:val="center"/>
+        <w:rPr>
+          <w:rFonts w:ascii="Times New Roman" w:hAnsi="Times New Roman" w:cs="Times New Roman"/>
+          <w:sz w:val="28"/>
+          <w:szCs w:val="28"/>
+        </w:rPr>
+      </w:pPr>
+      <w:r>
+        <w:rPr>
+          <w:rFonts w:ascii="Times New Roman" w:hAnsi="Times New Roman" w:cs="Times New Roman"/>
+          <w:sz w:val="28"/>
+          <w:szCs w:val="28"/>
+        </w:rPr>
+        <w:drawing>
+          <wp:inline distT="0" distB="0" distL="0" distR="0" wp14:anchorId="0D29D670" wp14:editId="1D08597B">
+            <wp:extent cx="3514477" cy="1044351"/>
+            <wp:effectExtent l="0" t="0" r="0" b="3810"/>
+            <wp:docPr id="909697591" name="Рисунок 1"/>
+            <wp:cNvGraphicFramePr>
+              <a:graphicFrameLocks xmlns:a="http://schemas.openxmlformats.org/drawingml/2006/main" noChangeAspect="1"/>
+            </wp:cNvGraphicFramePr>
+            <a:graphic xmlns:a="http://schemas.openxmlformats.org/drawingml/2006/main">
+              <a:graphicData uri="http://schemas.openxmlformats.org/drawingml/2006/picture">
+                <pic:pic xmlns:pic="http://schemas.openxmlformats.org/drawingml/2006/picture">
+                  <pic:nvPicPr>
+                    <pic:cNvPr id="909697591" name=""/>
+                    <pic:cNvPicPr/>
+                  </pic:nvPicPr>
+                  <pic:blipFill>
+                    <a:blip r:embed="rId32"/>
+                    <a:stretch>
+                      <a:fillRect/>
+                    </a:stretch>
+                  </pic:blipFill>
+                  <pic:spPr>
+                    <a:xfrm>
+                      <a:off x="0" y="0"/>
+                      <a:ext cx="3561642" cy="1058367"/>
+                    </a:xfrm>
+                    <a:prstGeom prst="rect">
+                      <a:avLst/>
+                    </a:prstGeom>
+                  </pic:spPr>
+                </pic:pic>
+              </a:graphicData>
+            </a:graphic>
+          </wp:inline>
+        </w:drawing>
+      </w:r>
+    </w:p>
+    <w:p>
+      <w:pPr>
+        <w:spacing w:after="0" w:line="360" w:lineRule="auto"/>
+        <w:jc w:val="center"/>
+        <w:rPr>
+          <w:rFonts w:ascii="Times New Roman" w:hAnsi="Times New Roman" w:cs="Times New Roman"/>
+          <w:sz w:val="28"/>
+          <w:szCs w:val="28"/>
+        </w:rPr>
+      </w:pPr>
+      <w:r>
+        <w:rPr>
+          <w:rFonts w:ascii="Times New Roman" w:hAnsi="Times New Roman" w:cs="Times New Roman"/>
+          <w:sz w:val="28"/>
+          <w:szCs w:val="28"/>
+        </w:rPr>
+        <w:t xml:space="preserve">Рис. </w:t>
+      </w:r>
+      <w:r>
+        <w:rPr>
+          <w:rFonts w:ascii="Times New Roman" w:hAnsi="Times New Roman" w:cs="Times New Roman"/>
+          <w:sz w:val="28"/>
+          <w:szCs w:val="28"/>
+        </w:rPr>
+        <w:t>1</w:t>
+      </w:r>
+      <w:r>
+        <w:rPr>
+          <w:rFonts w:ascii="Times New Roman" w:hAnsi="Times New Roman" w:cs="Times New Roman"/>
+          <w:sz w:val="28"/>
+          <w:szCs w:val="28"/>
+        </w:rPr>
+        <w:t>7</w:t>
+      </w:r>
+      <w:r>
+        <w:rPr>
+          <w:rFonts w:ascii="Times New Roman" w:hAnsi="Times New Roman" w:cs="Times New Roman"/>
+          <w:sz w:val="28"/>
+          <w:szCs w:val="28"/>
+        </w:rPr>
+        <w:t xml:space="preserve"> </w:t>
+      </w:r>
+      <w:r>
+        <w:rPr>
+          <w:rFonts w:ascii="Times New Roman" w:hAnsi="Times New Roman" w:cs="Times New Roman"/>
+          <w:sz w:val="28"/>
+          <w:szCs w:val="28"/>
+        </w:rPr>
+        <w:t>код который</w:t>
+      </w:r>
+      <w:r>
+        <w:rPr>
+          <w:rFonts w:ascii="Times New Roman" w:hAnsi="Times New Roman" w:cs="Times New Roman"/>
+          <w:sz w:val="28"/>
+          <w:szCs w:val="28"/>
+        </w:rPr>
+        <w:t xml:space="preserve"> </w:t>
+      </w:r>
+      <w:r>
+        <w:rPr>
+          <w:rFonts w:ascii="Times New Roman" w:hAnsi="Times New Roman" w:cs="Times New Roman"/>
+          <w:sz w:val="28"/>
+          <w:szCs w:val="28"/>
+        </w:rPr>
+        <w:t>реализует авторизацию пользователей</w:t>
+      </w:r>
+      <w:r>
+        <w:rPr>
+          <w:rFonts w:ascii="Times New Roman" w:hAnsi="Times New Roman" w:cs="Times New Roman"/>
+          <w:sz w:val="28"/>
+          <w:szCs w:val="28"/>
+        </w:rPr>
+        <w:t>(</w:t>
+      </w:r>
+      <w:proofErr w:type="spellStart"/>
+      <w:r>
+        <w:rPr>
+          <w:rFonts w:ascii="Times New Roman" w:hAnsi="Times New Roman" w:cs="Times New Roman"/>
+          <w:sz w:val="28"/>
+          <w:szCs w:val="28"/>
+        </w:rPr>
+        <w:t>бекенд</w:t>
+      </w:r>
+      <w:proofErr w:type="spellEnd"/>
+      <w:r>
+        <w:rPr>
+          <w:rFonts w:ascii="Times New Roman" w:hAnsi="Times New Roman" w:cs="Times New Roman"/>
+          <w:sz w:val="28"/>
+          <w:szCs w:val="28"/>
+        </w:rPr>
+        <w:t>)</w:t>
+      </w:r>
+    </w:p>
+    <w:p>
+      <w:pPr>
+        <w:spacing w:after="0" w:line="360" w:lineRule="auto"/>
+        <w:ind w:firstLine="709"/>
+        <w:jc w:val="both"/>
+        <w:rPr>
+          <w:rFonts w:ascii="Times New Roman" w:hAnsi="Times New Roman" w:cs="Times New Roman"/>
+          <w:sz w:val="28"/>
+          <w:szCs w:val="28"/>
+        </w:rPr>
+      </w:pPr>
+      <w:r>
+        <w:rPr>
+          <w:rFonts w:ascii="Times New Roman" w:hAnsi="Times New Roman" w:cs="Times New Roman"/>
+          <w:sz w:val="28"/>
+          <w:szCs w:val="28"/>
+        </w:rPr>
+        <w:t xml:space="preserve">Далее будет </w:t>
+      </w:r>
+      <w:r>
+        <w:rPr>
+          <w:rFonts w:ascii="Times New Roman" w:hAnsi="Times New Roman" w:cs="Times New Roman"/>
+          <w:sz w:val="28"/>
+          <w:szCs w:val="28"/>
+        </w:rPr>
+        <w:t>приведён только пример кода работы с материалами, потому что он почти идентичен коду работы с бригадами и спецтехникой.</w:t>
+      </w:r>
+    </w:p>
+    <w:p>
+      <w:pPr>
+        <w:spacing w:after="0" w:line="360" w:lineRule="auto"/>
+        <w:ind w:firstLine="709"/>
+        <w:jc w:val="both"/>
+        <w:rPr>
+          <w:rFonts w:ascii="Times New Roman" w:hAnsi="Times New Roman" w:cs="Times New Roman"/>
+          <w:sz w:val="28"/>
+          <w:szCs w:val="28"/>
+        </w:rPr>
+      </w:pPr>
+      <w:r>
+        <w:rPr>
+          <w:rFonts w:ascii="Times New Roman" w:hAnsi="Times New Roman" w:cs="Times New Roman"/>
+          <w:sz w:val="28"/>
+          <w:szCs w:val="28"/>
+        </w:rPr>
+        <w:t>К</w:t>
+      </w:r>
+      <w:r>
+        <w:rPr>
+          <w:rFonts w:ascii="Times New Roman" w:hAnsi="Times New Roman" w:cs="Times New Roman"/>
+          <w:sz w:val="28"/>
+          <w:szCs w:val="28"/>
+        </w:rPr>
+        <w:t>од</w:t>
+      </w:r>
+      <w:r>
+        <w:rPr>
+          <w:rFonts w:ascii="Times New Roman" w:hAnsi="Times New Roman" w:cs="Times New Roman"/>
+          <w:sz w:val="28"/>
+          <w:szCs w:val="28"/>
+        </w:rPr>
+        <w:t xml:space="preserve"> (</w:t>
+      </w:r>
+      <w:r>
+        <w:rPr>
+          <w:rFonts w:ascii="Times New Roman" w:hAnsi="Times New Roman" w:cs="Times New Roman"/>
+          <w:sz w:val="28"/>
+          <w:szCs w:val="28"/>
+        </w:rPr>
+        <w:t xml:space="preserve">Рис. </w:t>
+      </w:r>
+      <w:r>
+        <w:rPr>
+          <w:rFonts w:ascii="Times New Roman" w:hAnsi="Times New Roman" w:cs="Times New Roman"/>
+          <w:sz w:val="28"/>
+          <w:szCs w:val="28"/>
+        </w:rPr>
+        <w:t>18</w:t>
+      </w:r>
+      <w:r>
+        <w:rPr>
+          <w:rFonts w:ascii="Times New Roman" w:hAnsi="Times New Roman" w:cs="Times New Roman"/>
+          <w:sz w:val="28"/>
+          <w:szCs w:val="28"/>
+        </w:rPr>
+        <w:t xml:space="preserve">, </w:t>
+      </w:r>
+      <w:r>
+        <w:rPr>
+          <w:rFonts w:ascii="Times New Roman" w:hAnsi="Times New Roman" w:cs="Times New Roman"/>
+          <w:sz w:val="28"/>
+          <w:szCs w:val="28"/>
+        </w:rPr>
+        <w:t xml:space="preserve">Рис. </w:t>
+      </w:r>
+      <w:r>
+        <w:rPr>
+          <w:rFonts w:ascii="Times New Roman" w:hAnsi="Times New Roman" w:cs="Times New Roman"/>
+          <w:sz w:val="28"/>
+          <w:szCs w:val="28"/>
+        </w:rPr>
+        <w:t>1</w:t>
+      </w:r>
+      <w:r>
+        <w:rPr>
+          <w:rFonts w:ascii="Times New Roman" w:hAnsi="Times New Roman" w:cs="Times New Roman"/>
+          <w:sz w:val="28"/>
+          <w:szCs w:val="28"/>
+        </w:rPr>
+        <w:t>9)</w:t>
+      </w:r>
+      <w:r>
+        <w:rPr>
+          <w:rFonts w:ascii="Times New Roman" w:hAnsi="Times New Roman" w:cs="Times New Roman"/>
+          <w:sz w:val="28"/>
+          <w:szCs w:val="28"/>
+        </w:rPr>
+        <w:t xml:space="preserve"> реализует добавление нового материала в систему. Пользователь вводит данные в форму, которые затем передаются на сервер и </w:t>
+      </w:r>
+      <w:r>
+        <w:rPr>
+          <w:rFonts w:ascii="Times New Roman" w:hAnsi="Times New Roman" w:cs="Times New Roman"/>
+          <w:sz w:val="28"/>
+          <w:szCs w:val="28"/>
+        </w:rPr>
+        <w:lastRenderedPageBreak/>
+        <w:t>сохраняются в базе данных после валидации. Это позволяет гибко наполнять систему контентом.</w:t>
+      </w:r>
+    </w:p>
+    <w:p>
+      <w:pPr>
+        <w:spacing w:after="0" w:line="360" w:lineRule="auto"/>
+        <w:jc w:val="center"/>
+        <w:rPr>
+          <w:rFonts w:ascii="Times New Roman" w:hAnsi="Times New Roman" w:cs="Times New Roman"/>
+          <w:sz w:val="28"/>
+          <w:szCs w:val="28"/>
+        </w:rPr>
+      </w:pPr>
+      <w:r>
+        <w:rPr>
+          <w:rFonts w:ascii="Times New Roman" w:hAnsi="Times New Roman" w:cs="Times New Roman"/>
+          <w:sz w:val="28"/>
+          <w:szCs w:val="28"/>
+        </w:rPr>
+        <w:drawing>
+          <wp:inline distT="0" distB="0" distL="0" distR="0" wp14:anchorId="66B7CD70" wp14:editId="20B8E6CC">
+            <wp:extent cx="3303767" cy="5118661"/>
+            <wp:effectExtent l="0" t="0" r="0" b="6350"/>
+            <wp:docPr id="1392767011" name="Рисунок 1"/>
+            <wp:cNvGraphicFramePr>
+              <a:graphicFrameLocks xmlns:a="http://schemas.openxmlformats.org/drawingml/2006/main" noChangeAspect="1"/>
+            </wp:cNvGraphicFramePr>
+            <a:graphic xmlns:a="http://schemas.openxmlformats.org/drawingml/2006/main">
+              <a:graphicData uri="http://schemas.openxmlformats.org/drawingml/2006/picture">
+                <pic:pic xmlns:pic="http://schemas.openxmlformats.org/drawingml/2006/picture">
+                  <pic:nvPicPr>
+                    <pic:cNvPr id="1392767011" name=""/>
+                    <pic:cNvPicPr/>
+                  </pic:nvPicPr>
+                  <pic:blipFill>
+                    <a:blip r:embed="rId33"/>
+                    <a:stretch>
+                      <a:fillRect/>
+                    </a:stretch>
+                  </pic:blipFill>
+                  <pic:spPr>
+                    <a:xfrm>
+                      <a:off x="0" y="0"/>
+                      <a:ext cx="3320052" cy="5143893"/>
+                    </a:xfrm>
+                    <a:prstGeom prst="rect">
+                      <a:avLst/>
+                    </a:prstGeom>
+                  </pic:spPr>
+                </pic:pic>
+              </a:graphicData>
+            </a:graphic>
+          </wp:inline>
+        </w:drawing>
+      </w:r>
+    </w:p>
+    <w:p>
+      <w:pPr>
+        <w:spacing w:after="0" w:line="360" w:lineRule="auto"/>
+        <w:jc w:val="center"/>
+        <w:rPr>
+          <w:rFonts w:ascii="Times New Roman" w:hAnsi="Times New Roman" w:cs="Times New Roman"/>
+          <w:sz w:val="28"/>
+          <w:szCs w:val="28"/>
+        </w:rPr>
+      </w:pPr>
+      <w:r>
+        <w:rPr>
+          <w:rFonts w:ascii="Times New Roman" w:hAnsi="Times New Roman" w:cs="Times New Roman"/>
+          <w:sz w:val="28"/>
+          <w:szCs w:val="28"/>
+        </w:rPr>
+        <w:t xml:space="preserve">Рис. </w:t>
+      </w:r>
+      <w:r>
+        <w:rPr>
+          <w:rFonts w:ascii="Times New Roman" w:hAnsi="Times New Roman" w:cs="Times New Roman"/>
+          <w:sz w:val="28"/>
+          <w:szCs w:val="28"/>
+        </w:rPr>
+        <w:t>1</w:t>
+      </w:r>
+      <w:r>
+        <w:rPr>
+          <w:rFonts w:ascii="Times New Roman" w:hAnsi="Times New Roman" w:cs="Times New Roman"/>
+          <w:sz w:val="28"/>
+          <w:szCs w:val="28"/>
+        </w:rPr>
+        <w:t>8</w:t>
+      </w:r>
+      <w:r>
+        <w:rPr>
+          <w:rFonts w:ascii="Times New Roman" w:hAnsi="Times New Roman" w:cs="Times New Roman"/>
+          <w:sz w:val="28"/>
+          <w:szCs w:val="28"/>
+        </w:rPr>
+        <w:t xml:space="preserve"> </w:t>
+      </w:r>
+      <w:r>
+        <w:rPr>
+          <w:rFonts w:ascii="Times New Roman" w:hAnsi="Times New Roman" w:cs="Times New Roman"/>
+          <w:sz w:val="28"/>
+          <w:szCs w:val="28"/>
+        </w:rPr>
+        <w:t>код который</w:t>
+      </w:r>
+      <w:r>
+        <w:rPr>
+          <w:rFonts w:ascii="Times New Roman" w:hAnsi="Times New Roman" w:cs="Times New Roman"/>
+          <w:sz w:val="28"/>
+          <w:szCs w:val="28"/>
+        </w:rPr>
+        <w:t xml:space="preserve"> </w:t>
+      </w:r>
+      <w:r>
+        <w:rPr>
+          <w:rFonts w:ascii="Times New Roman" w:hAnsi="Times New Roman" w:cs="Times New Roman"/>
+          <w:sz w:val="28"/>
+          <w:szCs w:val="28"/>
+        </w:rPr>
+        <w:t>реализует добавление нового материала</w:t>
+      </w:r>
+      <w:r>
+        <w:rPr>
+          <w:rFonts w:ascii="Times New Roman" w:hAnsi="Times New Roman" w:cs="Times New Roman"/>
+          <w:sz w:val="28"/>
+          <w:szCs w:val="28"/>
+        </w:rPr>
+        <w:t>(</w:t>
+      </w:r>
+      <w:r>
+        <w:rPr>
+          <w:rFonts w:ascii="Times New Roman" w:hAnsi="Times New Roman" w:cs="Times New Roman"/>
+          <w:sz w:val="28"/>
+          <w:szCs w:val="28"/>
+        </w:rPr>
+        <w:t>фронтенд</w:t>
+      </w:r>
+      <w:r>
+        <w:rPr>
+          <w:rFonts w:ascii="Times New Roman" w:hAnsi="Times New Roman" w:cs="Times New Roman"/>
+          <w:sz w:val="28"/>
+          <w:szCs w:val="28"/>
+        </w:rPr>
+        <w:t>)</w:t>
+      </w:r>
+    </w:p>
+    <w:p>
+      <w:pPr>
+        <w:spacing w:after="0" w:line="360" w:lineRule="auto"/>
+        <w:jc w:val="center"/>
+        <w:rPr>
+          <w:rFonts w:ascii="Times New Roman" w:hAnsi="Times New Roman" w:cs="Times New Roman"/>
+          <w:sz w:val="28"/>
+          <w:szCs w:val="28"/>
+        </w:rPr>
+      </w:pPr>
+      <w:r>
+        <w:rPr>
+          <w:rFonts w:ascii="Times New Roman" w:hAnsi="Times New Roman" w:cs="Times New Roman"/>
+          <w:sz w:val="28"/>
+          <w:szCs w:val="28"/>
+        </w:rPr>
+        <w:drawing>
+          <wp:inline distT="0" distB="0" distL="0" distR="0" wp14:anchorId="0E11411F" wp14:editId="7B17BEFE">
+            <wp:extent cx="3379305" cy="850261"/>
+            <wp:effectExtent l="0" t="0" r="0" b="7620"/>
+            <wp:docPr id="1578832026" name="Рисунок 1"/>
+            <wp:cNvGraphicFramePr>
+              <a:graphicFrameLocks xmlns:a="http://schemas.openxmlformats.org/drawingml/2006/main" noChangeAspect="1"/>
+            </wp:cNvGraphicFramePr>
+            <a:graphic xmlns:a="http://schemas.openxmlformats.org/drawingml/2006/main">
+              <a:graphicData uri="http://schemas.openxmlformats.org/drawingml/2006/picture">
+                <pic:pic xmlns:pic="http://schemas.openxmlformats.org/drawingml/2006/picture">
+                  <pic:nvPicPr>
+                    <pic:cNvPr id="1578832026" name=""/>
+                    <pic:cNvPicPr/>
+                  </pic:nvPicPr>
+                  <pic:blipFill>
+                    <a:blip r:embed="rId34"/>
+                    <a:stretch>
+                      <a:fillRect/>
+                    </a:stretch>
+                  </pic:blipFill>
+                  <pic:spPr>
+                    <a:xfrm>
+                      <a:off x="0" y="0"/>
+                      <a:ext cx="3464063" cy="871587"/>
+                    </a:xfrm>
+                    <a:prstGeom prst="rect">
+                      <a:avLst/>
+                    </a:prstGeom>
+                  </pic:spPr>
+                </pic:pic>
+              </a:graphicData>
+            </a:graphic>
+          </wp:inline>
+        </w:drawing>
+      </w:r>
+    </w:p>
+    <w:p>
+      <w:pPr>
+        <w:spacing w:after="0" w:line="360" w:lineRule="auto"/>
+        <w:jc w:val="center"/>
+        <w:rPr>
+          <w:rFonts w:ascii="Times New Roman" w:hAnsi="Times New Roman" w:cs="Times New Roman"/>
+          <w:sz w:val="28"/>
+          <w:szCs w:val="28"/>
+        </w:rPr>
+      </w:pPr>
+      <w:r>
+        <w:rPr>
+          <w:rFonts w:ascii="Times New Roman" w:hAnsi="Times New Roman" w:cs="Times New Roman"/>
+          <w:sz w:val="28"/>
+          <w:szCs w:val="28"/>
+        </w:rPr>
+        <w:t xml:space="preserve">Рис. </w:t>
+      </w:r>
+      <w:r>
+        <w:rPr>
+          <w:rFonts w:ascii="Times New Roman" w:hAnsi="Times New Roman" w:cs="Times New Roman"/>
+          <w:sz w:val="28"/>
+          <w:szCs w:val="28"/>
+        </w:rPr>
+        <w:t>1</w:t>
+      </w:r>
+      <w:r>
+        <w:rPr>
+          <w:rFonts w:ascii="Times New Roman" w:hAnsi="Times New Roman" w:cs="Times New Roman"/>
+          <w:sz w:val="28"/>
+          <w:szCs w:val="28"/>
+        </w:rPr>
+        <w:t>9</w:t>
+      </w:r>
+      <w:r>
+        <w:rPr>
+          <w:rFonts w:ascii="Times New Roman" w:hAnsi="Times New Roman" w:cs="Times New Roman"/>
+          <w:sz w:val="28"/>
+          <w:szCs w:val="28"/>
+        </w:rPr>
+        <w:t xml:space="preserve"> </w:t>
+      </w:r>
+      <w:r>
+        <w:rPr>
+          <w:rFonts w:ascii="Times New Roman" w:hAnsi="Times New Roman" w:cs="Times New Roman"/>
+          <w:sz w:val="28"/>
+          <w:szCs w:val="28"/>
+        </w:rPr>
+        <w:t>код который</w:t>
+      </w:r>
+      <w:r>
+        <w:rPr>
+          <w:rFonts w:ascii="Times New Roman" w:hAnsi="Times New Roman" w:cs="Times New Roman"/>
+          <w:sz w:val="28"/>
+          <w:szCs w:val="28"/>
+        </w:rPr>
+        <w:t xml:space="preserve"> </w:t>
+      </w:r>
+      <w:r>
+        <w:rPr>
+          <w:rFonts w:ascii="Times New Roman" w:hAnsi="Times New Roman" w:cs="Times New Roman"/>
+          <w:sz w:val="28"/>
+          <w:szCs w:val="28"/>
+        </w:rPr>
+        <w:t>реализует добавление нового материала</w:t>
+      </w:r>
+      <w:r>
+        <w:rPr>
+          <w:rFonts w:ascii="Times New Roman" w:hAnsi="Times New Roman" w:cs="Times New Roman"/>
+          <w:sz w:val="28"/>
+          <w:szCs w:val="28"/>
+        </w:rPr>
+        <w:t>(</w:t>
+      </w:r>
+      <w:proofErr w:type="spellStart"/>
+      <w:r>
+        <w:rPr>
+          <w:rFonts w:ascii="Times New Roman" w:hAnsi="Times New Roman" w:cs="Times New Roman"/>
+          <w:sz w:val="28"/>
+          <w:szCs w:val="28"/>
+        </w:rPr>
+        <w:t>бекенд</w:t>
+      </w:r>
+      <w:proofErr w:type="spellEnd"/>
+      <w:r>
+        <w:rPr>
+          <w:rFonts w:ascii="Times New Roman" w:hAnsi="Times New Roman" w:cs="Times New Roman"/>
+          <w:sz w:val="28"/>
+          <w:szCs w:val="28"/>
+        </w:rPr>
+        <w:t>)</w:t>
+      </w:r>
+    </w:p>
+    <w:p>
+      <w:pPr>
+        <w:spacing w:after="0" w:line="360" w:lineRule="auto"/>
+        <w:ind w:firstLine="709"/>
+        <w:jc w:val="both"/>
+        <w:rPr>
+          <w:rFonts w:ascii="Times New Roman" w:hAnsi="Times New Roman" w:cs="Times New Roman"/>
+          <w:sz w:val="28"/>
+          <w:szCs w:val="28"/>
+        </w:rPr>
+      </w:pPr>
+      <w:r>
+        <w:rPr>
+          <w:rFonts w:ascii="Times New Roman" w:eastAsia="Times New Roman" w:hAnsi="Times New Roman" w:cs="Times New Roman"/>
+          <w:bCs/>
+          <w:sz w:val="28"/>
+          <w:szCs w:val="28"/>
+        </w:rPr>
+        <w:t>После этого</w:t>
+      </w:r>
+      <w:r>
+        <w:rPr>
+          <w:rFonts w:ascii="Times New Roman" w:eastAsia="Times New Roman" w:hAnsi="Times New Roman" w:cs="Times New Roman"/>
+          <w:bCs/>
+          <w:sz w:val="28"/>
+          <w:szCs w:val="28"/>
+        </w:rPr>
+        <w:t xml:space="preserve"> код</w:t>
+      </w:r>
+      <w:r>
+        <w:rPr>
+          <w:rFonts w:ascii="Times New Roman" w:eastAsia="Times New Roman" w:hAnsi="Times New Roman" w:cs="Times New Roman"/>
+          <w:bCs/>
+          <w:sz w:val="28"/>
+          <w:szCs w:val="28"/>
+        </w:rPr>
+        <w:t xml:space="preserve"> (</w:t>
+      </w:r>
+      <w:r>
+        <w:rPr>
+          <w:rFonts w:ascii="Times New Roman" w:hAnsi="Times New Roman" w:cs="Times New Roman"/>
+          <w:sz w:val="28"/>
+          <w:szCs w:val="28"/>
+        </w:rPr>
+        <w:t xml:space="preserve">Рис. </w:t>
+      </w:r>
+      <w:r>
+        <w:rPr>
+          <w:rFonts w:ascii="Times New Roman" w:hAnsi="Times New Roman" w:cs="Times New Roman"/>
+          <w:sz w:val="28"/>
+          <w:szCs w:val="28"/>
+        </w:rPr>
+        <w:t>20</w:t>
+      </w:r>
+      <w:r>
+        <w:rPr>
+          <w:rFonts w:ascii="Times New Roman" w:hAnsi="Times New Roman" w:cs="Times New Roman"/>
+          <w:sz w:val="28"/>
+          <w:szCs w:val="28"/>
+        </w:rPr>
+        <w:t xml:space="preserve">, </w:t>
+      </w:r>
+      <w:r>
+        <w:rPr>
+          <w:rFonts w:ascii="Times New Roman" w:hAnsi="Times New Roman" w:cs="Times New Roman"/>
+          <w:sz w:val="28"/>
+          <w:szCs w:val="28"/>
+        </w:rPr>
+        <w:t xml:space="preserve">Рис. </w:t>
+      </w:r>
+      <w:r>
+        <w:rPr>
+          <w:rFonts w:ascii="Times New Roman" w:hAnsi="Times New Roman" w:cs="Times New Roman"/>
+          <w:sz w:val="28"/>
+          <w:szCs w:val="28"/>
+        </w:rPr>
+        <w:t>2</w:t>
+      </w:r>
+      <w:r>
+        <w:rPr>
+          <w:rFonts w:ascii="Times New Roman" w:hAnsi="Times New Roman" w:cs="Times New Roman"/>
+          <w:sz w:val="28"/>
+          <w:szCs w:val="28"/>
+        </w:rPr>
+        <w:t>1</w:t>
+      </w:r>
+      <w:r>
+        <w:rPr>
+          <w:rFonts w:ascii="Times New Roman" w:eastAsia="Times New Roman" w:hAnsi="Times New Roman" w:cs="Times New Roman"/>
+          <w:bCs/>
+          <w:sz w:val="28"/>
+          <w:szCs w:val="28"/>
+        </w:rPr>
+        <w:t>)</w:t>
+      </w:r>
+      <w:r>
+        <w:rPr>
+          <w:rFonts w:ascii="Times New Roman" w:eastAsia="Times New Roman" w:hAnsi="Times New Roman" w:cs="Times New Roman"/>
+          <w:bCs/>
+          <w:sz w:val="28"/>
+          <w:szCs w:val="28"/>
+        </w:rPr>
+        <w:t>,</w:t>
+      </w:r>
+      <w:r>
+        <w:rPr>
+          <w:rFonts w:ascii="Times New Roman" w:eastAsia="Times New Roman" w:hAnsi="Times New Roman" w:cs="Times New Roman"/>
+          <w:bCs/>
+          <w:sz w:val="28"/>
+          <w:szCs w:val="28"/>
+        </w:rPr>
+        <w:t xml:space="preserve"> который</w:t>
+      </w:r>
+      <w:r>
+        <w:rPr>
+          <w:rFonts w:ascii="Times New Roman" w:eastAsia="Times New Roman" w:hAnsi="Times New Roman" w:cs="Times New Roman"/>
+          <w:bCs/>
+          <w:sz w:val="28"/>
+          <w:szCs w:val="28"/>
+        </w:rPr>
+        <w:t xml:space="preserve"> </w:t>
+      </w:r>
+      <w:r>
+        <w:rPr>
+          <w:rFonts w:ascii="Times New Roman" w:hAnsi="Times New Roman" w:cs="Times New Roman"/>
+          <w:sz w:val="28"/>
+          <w:szCs w:val="28"/>
+        </w:rPr>
+        <w:t>реализует удаление материала из системы. Пользователь подтверждает удаление, после чего сервер удаляет соответствующую запись из базы данных.</w:t>
+      </w:r>
+    </w:p>
+    <w:p>
+      <w:pPr>
+        <w:spacing w:after="0" w:line="360" w:lineRule="auto"/>
+        <w:jc w:val="center"/>
+        <w:rPr>
+          <w:rFonts w:ascii="Times New Roman" w:eastAsia="Times New Roman" w:hAnsi="Times New Roman" w:cs="Times New Roman"/>
+          <w:bCs/>
+          <w:sz w:val="28"/>
+          <w:szCs w:val="28"/>
+        </w:rPr>
+      </w:pPr>
+      <w:r>
+        <w:rPr>
+          <w:rFonts w:ascii="Times New Roman" w:eastAsia="Times New Roman" w:hAnsi="Times New Roman" w:cs="Times New Roman"/>
+          <w:bCs/>
+          <w:sz w:val="28"/>
+          <w:szCs w:val="28"/>
+        </w:rPr>
+        <w:lastRenderedPageBreak/>
+        <w:drawing>
+          <wp:inline distT="0" distB="0" distL="0" distR="0" wp14:anchorId="1B446F1B" wp14:editId="23F0A10A">
+            <wp:extent cx="4166484" cy="3813297"/>
+            <wp:effectExtent l="0" t="0" r="5715" b="0"/>
+            <wp:docPr id="1351820741" name="Рисунок 1"/>
+            <wp:cNvGraphicFramePr>
+              <a:graphicFrameLocks xmlns:a="http://schemas.openxmlformats.org/drawingml/2006/main" noChangeAspect="1"/>
+            </wp:cNvGraphicFramePr>
+            <a:graphic xmlns:a="http://schemas.openxmlformats.org/drawingml/2006/main">
+              <a:graphicData uri="http://schemas.openxmlformats.org/drawingml/2006/picture">
+                <pic:pic xmlns:pic="http://schemas.openxmlformats.org/drawingml/2006/picture">
+                  <pic:nvPicPr>
+                    <pic:cNvPr id="1351820741" name=""/>
+                    <pic:cNvPicPr/>
+                  </pic:nvPicPr>
+                  <pic:blipFill>
+                    <a:blip r:embed="rId35"/>
+                    <a:stretch>
+                      <a:fillRect/>
+                    </a:stretch>
+                  </pic:blipFill>
+                  <pic:spPr>
+                    <a:xfrm>
+                      <a:off x="0" y="0"/>
+                      <a:ext cx="4181188" cy="3826754"/>
+                    </a:xfrm>
+                    <a:prstGeom prst="rect">
+                      <a:avLst/>
+                    </a:prstGeom>
+                  </pic:spPr>
+                </pic:pic>
+              </a:graphicData>
+            </a:graphic>
+          </wp:inline>
+        </w:drawing>
+      </w:r>
+    </w:p>
+    <w:p>
+      <w:pPr>
+        <w:spacing w:after="0" w:line="360" w:lineRule="auto"/>
+        <w:jc w:val="center"/>
+        <w:rPr>
+          <w:rFonts w:ascii="Times New Roman" w:hAnsi="Times New Roman" w:cs="Times New Roman"/>
+          <w:sz w:val="28"/>
+          <w:szCs w:val="28"/>
+        </w:rPr>
+      </w:pPr>
+      <w:r>
+        <w:rPr>
+          <w:rFonts w:ascii="Times New Roman" w:hAnsi="Times New Roman" w:cs="Times New Roman"/>
+          <w:sz w:val="28"/>
+          <w:szCs w:val="28"/>
+        </w:rPr>
+        <w:t xml:space="preserve">Рис. </w:t>
+      </w:r>
+      <w:r>
+        <w:rPr>
+          <w:rFonts w:ascii="Times New Roman" w:hAnsi="Times New Roman" w:cs="Times New Roman"/>
+          <w:sz w:val="28"/>
+          <w:szCs w:val="28"/>
+        </w:rPr>
+        <w:t>20</w:t>
+      </w:r>
+      <w:r>
+        <w:rPr>
+          <w:rFonts w:ascii="Times New Roman" w:hAnsi="Times New Roman" w:cs="Times New Roman"/>
+          <w:sz w:val="28"/>
+          <w:szCs w:val="28"/>
+        </w:rPr>
+        <w:t xml:space="preserve"> </w:t>
+      </w:r>
+      <w:r>
+        <w:rPr>
+          <w:rFonts w:ascii="Times New Roman" w:hAnsi="Times New Roman" w:cs="Times New Roman"/>
+          <w:sz w:val="28"/>
+          <w:szCs w:val="28"/>
+        </w:rPr>
+        <w:t>код который</w:t>
+      </w:r>
+      <w:r>
+        <w:rPr>
+          <w:rFonts w:ascii="Times New Roman" w:hAnsi="Times New Roman" w:cs="Times New Roman"/>
+          <w:sz w:val="28"/>
+          <w:szCs w:val="28"/>
+        </w:rPr>
+        <w:t xml:space="preserve"> </w:t>
+      </w:r>
+      <w:r>
+        <w:rPr>
+          <w:rFonts w:ascii="Times New Roman" w:hAnsi="Times New Roman" w:cs="Times New Roman"/>
+          <w:sz w:val="28"/>
+          <w:szCs w:val="28"/>
+        </w:rPr>
+        <w:t xml:space="preserve">реализует </w:t>
+      </w:r>
+      <w:r>
+        <w:rPr>
+          <w:rFonts w:ascii="Times New Roman" w:hAnsi="Times New Roman" w:cs="Times New Roman"/>
+          <w:sz w:val="28"/>
+          <w:szCs w:val="28"/>
+        </w:rPr>
+        <w:t>удаление</w:t>
+      </w:r>
+      <w:r>
+        <w:rPr>
+          <w:rFonts w:ascii="Times New Roman" w:hAnsi="Times New Roman" w:cs="Times New Roman"/>
+          <w:sz w:val="28"/>
+          <w:szCs w:val="28"/>
+        </w:rPr>
+        <w:t xml:space="preserve"> </w:t>
+      </w:r>
+      <w:r>
+        <w:rPr>
+          <w:rFonts w:ascii="Times New Roman" w:hAnsi="Times New Roman" w:cs="Times New Roman"/>
+          <w:sz w:val="28"/>
+          <w:szCs w:val="28"/>
+        </w:rPr>
+        <w:t>материала</w:t>
+      </w:r>
+      <w:r>
+        <w:rPr>
+          <w:rFonts w:ascii="Times New Roman" w:hAnsi="Times New Roman" w:cs="Times New Roman"/>
+          <w:sz w:val="28"/>
+          <w:szCs w:val="28"/>
+        </w:rPr>
+        <w:t>(фронтенд)</w:t>
+      </w:r>
+    </w:p>
+    <w:p>
+      <w:pPr>
+        <w:spacing w:after="0" w:line="360" w:lineRule="auto"/>
+        <w:jc w:val="center"/>
+        <w:rPr>
+          <w:rFonts w:ascii="Times New Roman" w:eastAsia="Times New Roman" w:hAnsi="Times New Roman" w:cs="Times New Roman"/>
+          <w:bCs/>
+          <w:sz w:val="28"/>
+          <w:szCs w:val="28"/>
+        </w:rPr>
+      </w:pPr>
+      <w:r>
+        <w:rPr>
+          <w:rFonts w:ascii="Times New Roman" w:eastAsia="Times New Roman" w:hAnsi="Times New Roman" w:cs="Times New Roman"/>
+          <w:bCs/>
+          <w:sz w:val="28"/>
+          <w:szCs w:val="28"/>
+        </w:rPr>
+        <w:drawing>
+          <wp:inline distT="0" distB="0" distL="0" distR="0" wp14:anchorId="526D1A3B" wp14:editId="1149EDA4">
+            <wp:extent cx="4222143" cy="1203823"/>
+            <wp:effectExtent l="0" t="0" r="6985" b="0"/>
+            <wp:docPr id="1621243856" name="Рисунок 1"/>
+            <wp:cNvGraphicFramePr>
+              <a:graphicFrameLocks xmlns:a="http://schemas.openxmlformats.org/drawingml/2006/main" noChangeAspect="1"/>
+            </wp:cNvGraphicFramePr>
+            <a:graphic xmlns:a="http://schemas.openxmlformats.org/drawingml/2006/main">
+              <a:graphicData uri="http://schemas.openxmlformats.org/drawingml/2006/picture">
+                <pic:pic xmlns:pic="http://schemas.openxmlformats.org/drawingml/2006/picture">
+                  <pic:nvPicPr>
+                    <pic:cNvPr id="1621243856" name=""/>
+                    <pic:cNvPicPr/>
+                  </pic:nvPicPr>
+                  <pic:blipFill>
+                    <a:blip r:embed="rId36"/>
+                    <a:stretch>
+                      <a:fillRect/>
+                    </a:stretch>
+                  </pic:blipFill>
+                  <pic:spPr>
+                    <a:xfrm>
+                      <a:off x="0" y="0"/>
+                      <a:ext cx="4269311" cy="1217272"/>
+                    </a:xfrm>
+                    <a:prstGeom prst="rect">
+                      <a:avLst/>
+                    </a:prstGeom>
+                  </pic:spPr>
+                </pic:pic>
+              </a:graphicData>
+            </a:graphic>
+          </wp:inline>
+        </w:drawing>
+      </w:r>
+    </w:p>
+    <w:p>
+      <w:pPr>
+        <w:spacing w:after="0" w:line="360" w:lineRule="auto"/>
+        <w:jc w:val="center"/>
+        <w:rPr>
+          <w:rFonts w:ascii="Times New Roman" w:hAnsi="Times New Roman" w:cs="Times New Roman"/>
+          <w:sz w:val="28"/>
+          <w:szCs w:val="28"/>
+        </w:rPr>
+      </w:pPr>
+      <w:r>
+        <w:rPr>
+          <w:rFonts w:ascii="Times New Roman" w:hAnsi="Times New Roman" w:cs="Times New Roman"/>
+          <w:sz w:val="28"/>
+          <w:szCs w:val="28"/>
+        </w:rPr>
+        <w:t xml:space="preserve">Рис. </w:t>
+      </w:r>
+      <w:r>
+        <w:rPr>
+          <w:rFonts w:ascii="Times New Roman" w:hAnsi="Times New Roman" w:cs="Times New Roman"/>
+          <w:sz w:val="28"/>
+          <w:szCs w:val="28"/>
+        </w:rPr>
+        <w:t>21</w:t>
+      </w:r>
+      <w:r>
+        <w:rPr>
+          <w:rFonts w:ascii="Times New Roman" w:hAnsi="Times New Roman" w:cs="Times New Roman"/>
+          <w:sz w:val="28"/>
+          <w:szCs w:val="28"/>
+        </w:rPr>
+        <w:t xml:space="preserve"> </w:t>
+      </w:r>
+      <w:r>
+        <w:rPr>
+          <w:rFonts w:ascii="Times New Roman" w:hAnsi="Times New Roman" w:cs="Times New Roman"/>
+          <w:sz w:val="28"/>
+          <w:szCs w:val="28"/>
+        </w:rPr>
+        <w:t>код который</w:t>
+      </w:r>
+      <w:r>
+        <w:rPr>
+          <w:rFonts w:ascii="Times New Roman" w:hAnsi="Times New Roman" w:cs="Times New Roman"/>
+          <w:sz w:val="28"/>
+          <w:szCs w:val="28"/>
+        </w:rPr>
+        <w:t xml:space="preserve"> </w:t>
+      </w:r>
+      <w:r>
+        <w:rPr>
+          <w:rFonts w:ascii="Times New Roman" w:hAnsi="Times New Roman" w:cs="Times New Roman"/>
+          <w:sz w:val="28"/>
+          <w:szCs w:val="28"/>
+        </w:rPr>
+        <w:t xml:space="preserve">реализует </w:t>
+      </w:r>
+      <w:r>
+        <w:rPr>
+          <w:rFonts w:ascii="Times New Roman" w:hAnsi="Times New Roman" w:cs="Times New Roman"/>
+          <w:sz w:val="28"/>
+          <w:szCs w:val="28"/>
+        </w:rPr>
+        <w:t>удаление</w:t>
+      </w:r>
+      <w:r>
+        <w:rPr>
+          <w:rFonts w:ascii="Times New Roman" w:hAnsi="Times New Roman" w:cs="Times New Roman"/>
+          <w:sz w:val="28"/>
+          <w:szCs w:val="28"/>
+        </w:rPr>
+        <w:t xml:space="preserve"> </w:t>
+      </w:r>
+      <w:r>
+        <w:rPr>
+          <w:rFonts w:ascii="Times New Roman" w:hAnsi="Times New Roman" w:cs="Times New Roman"/>
+          <w:sz w:val="28"/>
+          <w:szCs w:val="28"/>
+        </w:rPr>
+        <w:t>материала</w:t>
+      </w:r>
+      <w:r>
+        <w:rPr>
+          <w:rFonts w:ascii="Times New Roman" w:hAnsi="Times New Roman" w:cs="Times New Roman"/>
+          <w:sz w:val="28"/>
+          <w:szCs w:val="28"/>
+        </w:rPr>
+        <w:t>(</w:t>
+      </w:r>
+      <w:proofErr w:type="spellStart"/>
+      <w:r>
+        <w:rPr>
+          <w:rFonts w:ascii="Times New Roman" w:hAnsi="Times New Roman" w:cs="Times New Roman"/>
+          <w:sz w:val="28"/>
+          <w:szCs w:val="28"/>
+        </w:rPr>
+        <w:t>бекенд</w:t>
+      </w:r>
+      <w:proofErr w:type="spellEnd"/>
+      <w:r>
+        <w:rPr>
+          <w:rFonts w:ascii="Times New Roman" w:hAnsi="Times New Roman" w:cs="Times New Roman"/>
+          <w:sz w:val="28"/>
+          <w:szCs w:val="28"/>
+        </w:rPr>
+        <w:t>)</w:t>
+      </w:r>
+    </w:p>
+    <w:p>
+      <w:pPr>
+        <w:spacing w:after="0" w:line="360" w:lineRule="auto"/>
+        <w:ind w:firstLine="709"/>
+        <w:jc w:val="both"/>
+        <w:rPr>
+          <w:rFonts w:ascii="Times New Roman" w:eastAsia="Times New Roman" w:hAnsi="Times New Roman" w:cs="Times New Roman"/>
+          <w:bCs/>
+          <w:sz w:val="28"/>
+          <w:szCs w:val="28"/>
+        </w:rPr>
+      </w:pPr>
+      <w:r>
+        <w:rPr>
+          <w:rFonts w:ascii="Times New Roman" w:eastAsia="Times New Roman" w:hAnsi="Times New Roman" w:cs="Times New Roman"/>
+          <w:bCs/>
+          <w:sz w:val="28"/>
+          <w:szCs w:val="28"/>
+        </w:rPr>
+        <w:t>Затем</w:t>
+      </w:r>
+      <w:r>
+        <w:rPr>
+          <w:rFonts w:ascii="Times New Roman" w:eastAsia="Times New Roman" w:hAnsi="Times New Roman" w:cs="Times New Roman"/>
+          <w:bCs/>
+          <w:sz w:val="28"/>
+          <w:szCs w:val="28"/>
+        </w:rPr>
+        <w:t xml:space="preserve"> </w:t>
+      </w:r>
+      <w:r>
+        <w:rPr>
+          <w:rFonts w:ascii="Times New Roman" w:eastAsia="Times New Roman" w:hAnsi="Times New Roman" w:cs="Times New Roman"/>
+          <w:bCs/>
+          <w:sz w:val="28"/>
+          <w:szCs w:val="28"/>
+        </w:rPr>
+        <w:t>код</w:t>
+      </w:r>
+      <w:r>
+        <w:rPr>
+          <w:rFonts w:ascii="Times New Roman" w:eastAsia="Times New Roman" w:hAnsi="Times New Roman" w:cs="Times New Roman"/>
+          <w:bCs/>
+          <w:sz w:val="28"/>
+          <w:szCs w:val="28"/>
+        </w:rPr>
+        <w:t xml:space="preserve"> (</w:t>
+      </w:r>
+      <w:r>
+        <w:rPr>
+          <w:rFonts w:ascii="Times New Roman" w:hAnsi="Times New Roman" w:cs="Times New Roman"/>
+          <w:sz w:val="28"/>
+          <w:szCs w:val="28"/>
+        </w:rPr>
+        <w:t xml:space="preserve">Рис. </w:t>
+      </w:r>
+      <w:r>
+        <w:rPr>
+          <w:rFonts w:ascii="Times New Roman" w:hAnsi="Times New Roman" w:cs="Times New Roman"/>
+          <w:sz w:val="28"/>
+          <w:szCs w:val="28"/>
+        </w:rPr>
+        <w:t>22</w:t>
+      </w:r>
+      <w:r>
+        <w:rPr>
+          <w:rFonts w:ascii="Times New Roman" w:hAnsi="Times New Roman" w:cs="Times New Roman"/>
+          <w:sz w:val="28"/>
+          <w:szCs w:val="28"/>
+        </w:rPr>
+        <w:t xml:space="preserve">, </w:t>
+      </w:r>
+      <w:r>
+        <w:rPr>
+          <w:rFonts w:ascii="Times New Roman" w:hAnsi="Times New Roman" w:cs="Times New Roman"/>
+          <w:sz w:val="28"/>
+          <w:szCs w:val="28"/>
+        </w:rPr>
+        <w:t xml:space="preserve">Рис. </w:t>
+      </w:r>
+      <w:r>
+        <w:rPr>
+          <w:rFonts w:ascii="Times New Roman" w:hAnsi="Times New Roman" w:cs="Times New Roman"/>
+          <w:sz w:val="28"/>
+          <w:szCs w:val="28"/>
+        </w:rPr>
+        <w:t>2</w:t>
+      </w:r>
+      <w:r>
+        <w:rPr>
+          <w:rFonts w:ascii="Times New Roman" w:hAnsi="Times New Roman" w:cs="Times New Roman"/>
+          <w:sz w:val="28"/>
+          <w:szCs w:val="28"/>
+        </w:rPr>
+        <w:t>3</w:t>
+      </w:r>
+      <w:r>
+        <w:rPr>
+          <w:rFonts w:ascii="Times New Roman" w:eastAsia="Times New Roman" w:hAnsi="Times New Roman" w:cs="Times New Roman"/>
+          <w:bCs/>
+          <w:sz w:val="28"/>
+          <w:szCs w:val="28"/>
+        </w:rPr>
+        <w:t>), который</w:t>
+      </w:r>
+      <w:r>
+        <w:rPr>
+          <w:rFonts w:ascii="Times New Roman" w:eastAsia="Times New Roman" w:hAnsi="Times New Roman" w:cs="Times New Roman"/>
+          <w:bCs/>
+          <w:sz w:val="28"/>
+          <w:szCs w:val="28"/>
+        </w:rPr>
+        <w:t xml:space="preserve"> реализует редактирование уже добавленного материала. Пользователь видит текущие данные, вносит необходимые изменения, которые затем сохраняются на сервере. Такой подход позволяет быстро обновлять содержание без создания нового объекта.</w:t>
+      </w:r>
+    </w:p>
+    <w:p>
+      <w:pPr>
+        <w:spacing w:after="0" w:line="360" w:lineRule="auto"/>
+        <w:jc w:val="center"/>
+        <w:rPr>
+          <w:rFonts w:ascii="Times New Roman" w:eastAsia="Times New Roman" w:hAnsi="Times New Roman" w:cs="Times New Roman"/>
+          <w:bCs/>
+          <w:sz w:val="28"/>
+          <w:szCs w:val="28"/>
+        </w:rPr>
+      </w:pPr>
+      <w:r>
+        <w:rPr>
+          <w:rFonts w:ascii="Times New Roman" w:eastAsia="Times New Roman" w:hAnsi="Times New Roman" w:cs="Times New Roman"/>
+          <w:bCs/>
+          <w:sz w:val="28"/>
+          <w:szCs w:val="28"/>
+        </w:rPr>
+        <w:lastRenderedPageBreak/>
+        <w:drawing>
+          <wp:inline distT="0" distB="0" distL="0" distR="0" wp14:anchorId="49C459F0" wp14:editId="07FFDDA9">
+            <wp:extent cx="3042005" cy="4055165"/>
+            <wp:effectExtent l="0" t="0" r="6350" b="2540"/>
+            <wp:docPr id="707503289" name="Рисунок 1"/>
+            <wp:cNvGraphicFramePr>
+              <a:graphicFrameLocks xmlns:a="http://schemas.openxmlformats.org/drawingml/2006/main" noChangeAspect="1"/>
+            </wp:cNvGraphicFramePr>
+            <a:graphic xmlns:a="http://schemas.openxmlformats.org/drawingml/2006/main">
+              <a:graphicData uri="http://schemas.openxmlformats.org/drawingml/2006/picture">
+                <pic:pic xmlns:pic="http://schemas.openxmlformats.org/drawingml/2006/picture">
+                  <pic:nvPicPr>
+                    <pic:cNvPr id="707503289" name=""/>
+                    <pic:cNvPicPr/>
+                  </pic:nvPicPr>
+                  <pic:blipFill>
+                    <a:blip r:embed="rId37"/>
+                    <a:stretch>
+                      <a:fillRect/>
+                    </a:stretch>
+                  </pic:blipFill>
+                  <pic:spPr>
+                    <a:xfrm>
+                      <a:off x="0" y="0"/>
+                      <a:ext cx="3048858" cy="4064300"/>
+                    </a:xfrm>
+                    <a:prstGeom prst="rect">
+                      <a:avLst/>
+                    </a:prstGeom>
+                  </pic:spPr>
+                </pic:pic>
+              </a:graphicData>
+            </a:graphic>
+          </wp:inline>
+        </w:drawing>
+      </w:r>
+    </w:p>
+    <w:p>
+      <w:pPr>
+        <w:spacing w:after="0" w:line="360" w:lineRule="auto"/>
+        <w:jc w:val="center"/>
+        <w:rPr>
+          <w:rFonts w:ascii="Times New Roman" w:eastAsia="Times New Roman" w:hAnsi="Times New Roman" w:cs="Times New Roman"/>
+          <w:bCs/>
+          <w:sz w:val="28"/>
+          <w:szCs w:val="28"/>
+        </w:rPr>
+      </w:pPr>
+      <w:r>
+        <w:rPr>
+          <w:rFonts w:ascii="Times New Roman" w:hAnsi="Times New Roman" w:cs="Times New Roman"/>
+          <w:sz w:val="28"/>
+          <w:szCs w:val="28"/>
+        </w:rPr>
+        <w:t xml:space="preserve">Рис. </w:t>
+      </w:r>
+      <w:r>
+        <w:rPr>
+          <w:rFonts w:ascii="Times New Roman" w:hAnsi="Times New Roman" w:cs="Times New Roman"/>
+          <w:sz w:val="28"/>
+          <w:szCs w:val="28"/>
+        </w:rPr>
+        <w:t>2</w:t>
+      </w:r>
+      <w:r>
+        <w:rPr>
+          <w:rFonts w:ascii="Times New Roman" w:hAnsi="Times New Roman" w:cs="Times New Roman"/>
+          <w:sz w:val="28"/>
+          <w:szCs w:val="28"/>
+        </w:rPr>
+        <w:t>2</w:t>
+      </w:r>
+      <w:r>
+        <w:rPr>
+          <w:rFonts w:ascii="Times New Roman" w:hAnsi="Times New Roman" w:cs="Times New Roman"/>
+          <w:sz w:val="28"/>
+          <w:szCs w:val="28"/>
+        </w:rPr>
+        <w:t xml:space="preserve"> </w:t>
+      </w:r>
+      <w:r>
+        <w:rPr>
+          <w:rFonts w:ascii="Times New Roman" w:hAnsi="Times New Roman" w:cs="Times New Roman"/>
+          <w:sz w:val="28"/>
+          <w:szCs w:val="28"/>
+        </w:rPr>
+        <w:t>код который</w:t>
+      </w:r>
+      <w:r>
+        <w:rPr>
+          <w:rFonts w:ascii="Times New Roman" w:hAnsi="Times New Roman" w:cs="Times New Roman"/>
+          <w:sz w:val="28"/>
+          <w:szCs w:val="28"/>
+        </w:rPr>
+        <w:t xml:space="preserve"> </w:t>
+      </w:r>
+      <w:r>
+        <w:rPr>
+          <w:rFonts w:ascii="Times New Roman" w:hAnsi="Times New Roman" w:cs="Times New Roman"/>
+          <w:sz w:val="28"/>
+          <w:szCs w:val="28"/>
+        </w:rPr>
+        <w:t xml:space="preserve">реализует </w:t>
+      </w:r>
+      <w:r>
+        <w:rPr>
+          <w:rFonts w:ascii="Times New Roman" w:eastAsia="Times New Roman" w:hAnsi="Times New Roman" w:cs="Times New Roman"/>
+          <w:bCs/>
+          <w:sz w:val="28"/>
+          <w:szCs w:val="28"/>
+        </w:rPr>
+        <w:t xml:space="preserve">редактирование </w:t>
+      </w:r>
+      <w:r>
+        <w:rPr>
+          <w:rFonts w:ascii="Times New Roman" w:hAnsi="Times New Roman" w:cs="Times New Roman"/>
+          <w:sz w:val="28"/>
+          <w:szCs w:val="28"/>
+        </w:rPr>
+        <w:t>материала</w:t>
+      </w:r>
+      <w:r>
+        <w:rPr>
+          <w:rFonts w:ascii="Times New Roman" w:hAnsi="Times New Roman" w:cs="Times New Roman"/>
+          <w:sz w:val="28"/>
+          <w:szCs w:val="28"/>
+        </w:rPr>
+        <w:t>(</w:t>
+      </w:r>
+      <w:r>
+        <w:rPr>
+          <w:rFonts w:ascii="Times New Roman" w:hAnsi="Times New Roman" w:cs="Times New Roman"/>
+          <w:sz w:val="28"/>
+          <w:szCs w:val="28"/>
+        </w:rPr>
+        <w:t>фронтенд</w:t>
+      </w:r>
+      <w:r>
+        <w:rPr>
+          <w:rFonts w:ascii="Times New Roman" w:hAnsi="Times New Roman" w:cs="Times New Roman"/>
+          <w:sz w:val="28"/>
+          <w:szCs w:val="28"/>
+        </w:rPr>
+        <w:t>)</w:t>
+      </w:r>
+    </w:p>
+    <w:p>
+      <w:pPr>
+        <w:spacing w:after="0" w:line="360" w:lineRule="auto"/>
+        <w:jc w:val="center"/>
+        <w:rPr>
+          <w:rFonts w:ascii="Times New Roman" w:eastAsia="Times New Roman" w:hAnsi="Times New Roman" w:cs="Times New Roman"/>
+          <w:bCs/>
+          <w:sz w:val="28"/>
+          <w:szCs w:val="28"/>
+        </w:rPr>
+      </w:pPr>
+      <w:r>
+        <w:rPr>
+          <w:rFonts w:ascii="Times New Roman" w:eastAsia="Times New Roman" w:hAnsi="Times New Roman" w:cs="Times New Roman"/>
+          <w:bCs/>
+          <w:sz w:val="28"/>
+          <w:szCs w:val="28"/>
+        </w:rPr>
+        <w:drawing>
+          <wp:inline distT="0" distB="0" distL="0" distR="0" wp14:anchorId="42A42F3F" wp14:editId="7CDE5D7D">
+            <wp:extent cx="3128839" cy="1068376"/>
+            <wp:effectExtent l="0" t="0" r="0" b="0"/>
+            <wp:docPr id="307300086" name="Рисунок 1"/>
+            <wp:cNvGraphicFramePr>
+              <a:graphicFrameLocks xmlns:a="http://schemas.openxmlformats.org/drawingml/2006/main" noChangeAspect="1"/>
+            </wp:cNvGraphicFramePr>
+            <a:graphic xmlns:a="http://schemas.openxmlformats.org/drawingml/2006/main">
+              <a:graphicData uri="http://schemas.openxmlformats.org/drawingml/2006/picture">
+                <pic:pic xmlns:pic="http://schemas.openxmlformats.org/drawingml/2006/picture">
+                  <pic:nvPicPr>
+                    <pic:cNvPr id="307300086" name=""/>
+                    <pic:cNvPicPr/>
+                  </pic:nvPicPr>
+                  <pic:blipFill>
+                    <a:blip r:embed="rId38"/>
+                    <a:stretch>
+                      <a:fillRect/>
+                    </a:stretch>
+                  </pic:blipFill>
+                  <pic:spPr>
+                    <a:xfrm>
+                      <a:off x="0" y="0"/>
+                      <a:ext cx="3142566" cy="1073063"/>
+                    </a:xfrm>
+                    <a:prstGeom prst="rect">
+                      <a:avLst/>
+                    </a:prstGeom>
+                  </pic:spPr>
+                </pic:pic>
+              </a:graphicData>
+            </a:graphic>
+          </wp:inline>
+        </w:drawing>
+      </w:r>
+    </w:p>
+    <w:p>
+      <w:pPr>
+        <w:spacing w:after="0" w:line="360" w:lineRule="auto"/>
+        <w:jc w:val="center"/>
+        <w:rPr>
+          <w:rFonts w:ascii="Times New Roman" w:eastAsia="Times New Roman" w:hAnsi="Times New Roman" w:cs="Times New Roman"/>
+          <w:bCs/>
+          <w:sz w:val="28"/>
+          <w:szCs w:val="28"/>
+        </w:rPr>
+      </w:pPr>
+      <w:r>
+        <w:rPr>
+          <w:rFonts w:ascii="Times New Roman" w:hAnsi="Times New Roman" w:cs="Times New Roman"/>
+          <w:sz w:val="28"/>
+          <w:szCs w:val="28"/>
+        </w:rPr>
+        <w:t xml:space="preserve">Рис. </w:t>
+      </w:r>
+      <w:r>
+        <w:rPr>
+          <w:rFonts w:ascii="Times New Roman" w:hAnsi="Times New Roman" w:cs="Times New Roman"/>
+          <w:sz w:val="28"/>
+          <w:szCs w:val="28"/>
+        </w:rPr>
+        <w:t>2</w:t>
+      </w:r>
+      <w:r>
+        <w:rPr>
+          <w:rFonts w:ascii="Times New Roman" w:hAnsi="Times New Roman" w:cs="Times New Roman"/>
+          <w:sz w:val="28"/>
+          <w:szCs w:val="28"/>
+        </w:rPr>
+        <w:t>3</w:t>
+      </w:r>
+      <w:r>
+        <w:rPr>
+          <w:rFonts w:ascii="Times New Roman" w:hAnsi="Times New Roman" w:cs="Times New Roman"/>
+          <w:sz w:val="28"/>
+          <w:szCs w:val="28"/>
+        </w:rPr>
+        <w:t xml:space="preserve"> </w:t>
+      </w:r>
+      <w:r>
+        <w:rPr>
+          <w:rFonts w:ascii="Times New Roman" w:hAnsi="Times New Roman" w:cs="Times New Roman"/>
+          <w:sz w:val="28"/>
+          <w:szCs w:val="28"/>
+        </w:rPr>
+        <w:t>код который</w:t>
+      </w:r>
+      <w:r>
+        <w:rPr>
+          <w:rFonts w:ascii="Times New Roman" w:hAnsi="Times New Roman" w:cs="Times New Roman"/>
+          <w:sz w:val="28"/>
+          <w:szCs w:val="28"/>
+        </w:rPr>
+        <w:t xml:space="preserve"> </w:t>
+      </w:r>
+      <w:r>
+        <w:rPr>
+          <w:rFonts w:ascii="Times New Roman" w:hAnsi="Times New Roman" w:cs="Times New Roman"/>
+          <w:sz w:val="28"/>
+          <w:szCs w:val="28"/>
+        </w:rPr>
+        <w:t xml:space="preserve">реализует </w:t>
+      </w:r>
+      <w:r>
+        <w:rPr>
+          <w:rFonts w:ascii="Times New Roman" w:eastAsia="Times New Roman" w:hAnsi="Times New Roman" w:cs="Times New Roman"/>
+          <w:bCs/>
+          <w:sz w:val="28"/>
+          <w:szCs w:val="28"/>
+        </w:rPr>
+        <w:t xml:space="preserve">редактирование </w:t>
+      </w:r>
+      <w:r>
+        <w:rPr>
+          <w:rFonts w:ascii="Times New Roman" w:hAnsi="Times New Roman" w:cs="Times New Roman"/>
+          <w:sz w:val="28"/>
+          <w:szCs w:val="28"/>
+        </w:rPr>
+        <w:t>материала</w:t>
+      </w:r>
+      <w:r>
+        <w:rPr>
+          <w:rFonts w:ascii="Times New Roman" w:hAnsi="Times New Roman" w:cs="Times New Roman"/>
+          <w:sz w:val="28"/>
+          <w:szCs w:val="28"/>
+        </w:rPr>
+        <w:t>(</w:t>
+      </w:r>
+      <w:proofErr w:type="spellStart"/>
+      <w:r>
+        <w:rPr>
+          <w:rFonts w:ascii="Times New Roman" w:hAnsi="Times New Roman" w:cs="Times New Roman"/>
+          <w:sz w:val="28"/>
+          <w:szCs w:val="28"/>
+        </w:rPr>
+        <w:t>бекенд</w:t>
+      </w:r>
+      <w:proofErr w:type="spellEnd"/>
+      <w:r>
+        <w:rPr>
+          <w:rFonts w:ascii="Times New Roman" w:hAnsi="Times New Roman" w:cs="Times New Roman"/>
+          <w:sz w:val="28"/>
+          <w:szCs w:val="28"/>
+        </w:rPr>
+        <w:t>)</w:t>
+      </w:r>
+    </w:p>
+    <w:p>
+      <w:pPr>
+        <w:spacing w:after="0" w:line="360" w:lineRule="auto"/>
+        <w:ind w:firstLine="709"/>
+        <w:jc w:val="both"/>
+        <w:rPr>
+          <w:rFonts w:ascii="Times New Roman" w:eastAsia="Times New Roman" w:hAnsi="Times New Roman" w:cs="Times New Roman"/>
+          <w:bCs/>
+          <w:sz w:val="28"/>
+          <w:szCs w:val="28"/>
+        </w:rPr>
+      </w:pPr>
+      <w:r>
+        <w:rPr>
+          <w:rFonts w:ascii="Times New Roman" w:eastAsia="Times New Roman" w:hAnsi="Times New Roman" w:cs="Times New Roman"/>
+          <w:bCs/>
+          <w:sz w:val="28"/>
+          <w:szCs w:val="28"/>
+        </w:rPr>
+        <w:t>Следующий</w:t>
+      </w:r>
+      <w:r>
+        <w:rPr>
+          <w:rFonts w:ascii="Times New Roman" w:eastAsia="Times New Roman" w:hAnsi="Times New Roman" w:cs="Times New Roman"/>
+          <w:bCs/>
+          <w:sz w:val="28"/>
+          <w:szCs w:val="28"/>
+        </w:rPr>
+        <w:t xml:space="preserve"> код</w:t>
+      </w:r>
+      <w:r>
+        <w:rPr>
+          <w:rFonts w:ascii="Times New Roman" w:eastAsia="Times New Roman" w:hAnsi="Times New Roman" w:cs="Times New Roman"/>
+          <w:bCs/>
+          <w:sz w:val="28"/>
+          <w:szCs w:val="28"/>
+        </w:rPr>
+        <w:t xml:space="preserve"> (</w:t>
+      </w:r>
+      <w:r>
+        <w:rPr>
+          <w:rFonts w:ascii="Times New Roman" w:hAnsi="Times New Roman" w:cs="Times New Roman"/>
+          <w:sz w:val="28"/>
+          <w:szCs w:val="28"/>
+        </w:rPr>
+        <w:t xml:space="preserve">Рис. </w:t>
+      </w:r>
+      <w:r>
+        <w:rPr>
+          <w:rFonts w:ascii="Times New Roman" w:hAnsi="Times New Roman" w:cs="Times New Roman"/>
+          <w:sz w:val="28"/>
+          <w:szCs w:val="28"/>
+        </w:rPr>
+        <w:t>24</w:t>
+      </w:r>
+      <w:r>
+        <w:rPr>
+          <w:rFonts w:ascii="Times New Roman" w:hAnsi="Times New Roman" w:cs="Times New Roman"/>
+          <w:sz w:val="28"/>
+          <w:szCs w:val="28"/>
+        </w:rPr>
+        <w:t xml:space="preserve">, </w:t>
+      </w:r>
+      <w:r>
+        <w:rPr>
+          <w:rFonts w:ascii="Times New Roman" w:hAnsi="Times New Roman" w:cs="Times New Roman"/>
+          <w:sz w:val="28"/>
+          <w:szCs w:val="28"/>
+        </w:rPr>
+        <w:t xml:space="preserve">Рис. </w:t>
+      </w:r>
+      <w:r>
+        <w:rPr>
+          <w:rFonts w:ascii="Times New Roman" w:hAnsi="Times New Roman" w:cs="Times New Roman"/>
+          <w:sz w:val="28"/>
+          <w:szCs w:val="28"/>
+        </w:rPr>
+        <w:t>2</w:t>
+      </w:r>
+      <w:r>
+        <w:rPr>
+          <w:rFonts w:ascii="Times New Roman" w:hAnsi="Times New Roman" w:cs="Times New Roman"/>
+          <w:sz w:val="28"/>
+          <w:szCs w:val="28"/>
+        </w:rPr>
+        <w:t>5</w:t>
+      </w:r>
+      <w:r>
+        <w:rPr>
+          <w:rFonts w:ascii="Times New Roman" w:eastAsia="Times New Roman" w:hAnsi="Times New Roman" w:cs="Times New Roman"/>
+          <w:bCs/>
+          <w:sz w:val="28"/>
+          <w:szCs w:val="28"/>
+        </w:rPr>
+        <w:t>)</w:t>
+      </w:r>
+      <w:r>
+        <w:rPr>
+          <w:rFonts w:ascii="Times New Roman" w:eastAsia="Times New Roman" w:hAnsi="Times New Roman" w:cs="Times New Roman"/>
+          <w:bCs/>
+          <w:sz w:val="28"/>
+          <w:szCs w:val="28"/>
+        </w:rPr>
+        <w:t xml:space="preserve"> реализует редактирование профиля пользователя. Пользователь может изменить личную информацию, такую как имя,</w:t>
+      </w:r>
+      <w:r>
+        <w:rPr>
+          <w:rFonts w:ascii="Times New Roman" w:eastAsia="Times New Roman" w:hAnsi="Times New Roman" w:cs="Times New Roman"/>
+          <w:bCs/>
+          <w:sz w:val="28"/>
+          <w:szCs w:val="28"/>
+        </w:rPr>
+        <w:t xml:space="preserve"> фамилию, отчество, телефон и</w:t>
+      </w:r>
+      <w:r>
+        <w:rPr>
+          <w:rFonts w:ascii="Times New Roman" w:eastAsia="Times New Roman" w:hAnsi="Times New Roman" w:cs="Times New Roman"/>
+          <w:bCs/>
+          <w:sz w:val="28"/>
+          <w:szCs w:val="28"/>
+        </w:rPr>
+        <w:t xml:space="preserve"> </w:t>
+      </w:r>
+      <w:proofErr w:type="spellStart"/>
+      <w:r>
+        <w:rPr>
+          <w:rFonts w:ascii="Times New Roman" w:eastAsia="Times New Roman" w:hAnsi="Times New Roman" w:cs="Times New Roman"/>
+          <w:bCs/>
+          <w:sz w:val="28"/>
+          <w:szCs w:val="28"/>
+        </w:rPr>
+        <w:t>email</w:t>
+      </w:r>
+      <w:proofErr w:type="spellEnd"/>
+      <w:r>
+        <w:rPr>
+          <w:rFonts w:ascii="Times New Roman" w:eastAsia="Times New Roman" w:hAnsi="Times New Roman" w:cs="Times New Roman"/>
+          <w:bCs/>
+          <w:sz w:val="28"/>
+          <w:szCs w:val="28"/>
+        </w:rPr>
+        <w:t>. Изменения отправляются на сервер, проверяются и сохраняются в базе данных, повышая актуальность данных.</w:t>
+      </w:r>
+    </w:p>
+    <w:p>
+      <w:pPr>
+        <w:spacing w:after="0" w:line="360" w:lineRule="auto"/>
+        <w:jc w:val="center"/>
+        <w:rPr>
+          <w:rFonts w:ascii="Times New Roman" w:eastAsia="Times New Roman" w:hAnsi="Times New Roman" w:cs="Times New Roman"/>
+          <w:bCs/>
+          <w:sz w:val="28"/>
+          <w:szCs w:val="28"/>
+        </w:rPr>
+      </w:pPr>
+      <w:r>
+        <w:rPr>
+          <w:rFonts w:ascii="Times New Roman" w:eastAsia="Times New Roman" w:hAnsi="Times New Roman" w:cs="Times New Roman"/>
+          <w:bCs/>
+          <w:sz w:val="28"/>
+          <w:szCs w:val="28"/>
+        </w:rPr>
+        <w:lastRenderedPageBreak/>
+        <w:drawing>
+          <wp:inline distT="0" distB="0" distL="0" distR="0" wp14:anchorId="22FD8420" wp14:editId="46D5A5BA">
+            <wp:extent cx="3554233" cy="5497949"/>
+            <wp:effectExtent l="0" t="0" r="8255" b="7620"/>
+            <wp:docPr id="1092754224" name="Рисунок 1"/>
+            <wp:cNvGraphicFramePr>
+              <a:graphicFrameLocks xmlns:a="http://schemas.openxmlformats.org/drawingml/2006/main" noChangeAspect="1"/>
+            </wp:cNvGraphicFramePr>
+            <a:graphic xmlns:a="http://schemas.openxmlformats.org/drawingml/2006/main">
+              <a:graphicData uri="http://schemas.openxmlformats.org/drawingml/2006/picture">
+                <pic:pic xmlns:pic="http://schemas.openxmlformats.org/drawingml/2006/picture">
+                  <pic:nvPicPr>
+                    <pic:cNvPr id="1092754224" name=""/>
+                    <pic:cNvPicPr/>
+                  </pic:nvPicPr>
+                  <pic:blipFill>
+                    <a:blip r:embed="rId39"/>
+                    <a:stretch>
+                      <a:fillRect/>
+                    </a:stretch>
+                  </pic:blipFill>
+                  <pic:spPr>
+                    <a:xfrm>
+                      <a:off x="0" y="0"/>
+                      <a:ext cx="3565943" cy="5516064"/>
+                    </a:xfrm>
+                    <a:prstGeom prst="rect">
+                      <a:avLst/>
+                    </a:prstGeom>
+                  </pic:spPr>
+                </pic:pic>
+              </a:graphicData>
+            </a:graphic>
+          </wp:inline>
+        </w:drawing>
+      </w:r>
+    </w:p>
+    <w:p>
+      <w:pPr>
+        <w:spacing w:after="0" w:line="360" w:lineRule="auto"/>
+        <w:jc w:val="center"/>
+        <w:rPr>
+          <w:rFonts w:ascii="Times New Roman" w:eastAsia="Times New Roman" w:hAnsi="Times New Roman" w:cs="Times New Roman"/>
+          <w:bCs/>
+          <w:sz w:val="28"/>
+          <w:szCs w:val="28"/>
+        </w:rPr>
+      </w:pPr>
+      <w:r>
+        <w:rPr>
+          <w:rFonts w:ascii="Times New Roman" w:hAnsi="Times New Roman" w:cs="Times New Roman"/>
+          <w:sz w:val="28"/>
+          <w:szCs w:val="28"/>
+        </w:rPr>
+        <w:t xml:space="preserve">Рис. </w:t>
+      </w:r>
+      <w:r>
+        <w:rPr>
+          <w:rFonts w:ascii="Times New Roman" w:hAnsi="Times New Roman" w:cs="Times New Roman"/>
+          <w:sz w:val="28"/>
+          <w:szCs w:val="28"/>
+        </w:rPr>
+        <w:t>24</w:t>
+      </w:r>
+      <w:r>
+        <w:rPr>
+          <w:rFonts w:ascii="Times New Roman" w:hAnsi="Times New Roman" w:cs="Times New Roman"/>
+          <w:sz w:val="28"/>
+          <w:szCs w:val="28"/>
+        </w:rPr>
+        <w:t xml:space="preserve"> </w:t>
+      </w:r>
+      <w:r>
+        <w:rPr>
+          <w:rFonts w:ascii="Times New Roman" w:hAnsi="Times New Roman" w:cs="Times New Roman"/>
+          <w:sz w:val="28"/>
+          <w:szCs w:val="28"/>
+        </w:rPr>
+        <w:t>код который</w:t>
+      </w:r>
+      <w:r>
+        <w:rPr>
+          <w:rFonts w:ascii="Times New Roman" w:hAnsi="Times New Roman" w:cs="Times New Roman"/>
+          <w:sz w:val="28"/>
+          <w:szCs w:val="28"/>
+        </w:rPr>
+        <w:t xml:space="preserve"> </w:t>
+      </w:r>
+      <w:r>
+        <w:rPr>
+          <w:rFonts w:ascii="Times New Roman" w:eastAsia="Times New Roman" w:hAnsi="Times New Roman" w:cs="Times New Roman"/>
+          <w:bCs/>
+          <w:sz w:val="28"/>
+          <w:szCs w:val="28"/>
+        </w:rPr>
+        <w:t>реализует редактирование профиля пользователя</w:t>
+      </w:r>
+      <w:r>
+        <w:rPr>
+          <w:rFonts w:ascii="Times New Roman" w:hAnsi="Times New Roman" w:cs="Times New Roman"/>
+          <w:sz w:val="28"/>
+          <w:szCs w:val="28"/>
+        </w:rPr>
+        <w:t>(</w:t>
+      </w:r>
+      <w:r>
+        <w:rPr>
+          <w:rFonts w:ascii="Times New Roman" w:hAnsi="Times New Roman" w:cs="Times New Roman"/>
+          <w:sz w:val="28"/>
+          <w:szCs w:val="28"/>
+        </w:rPr>
+        <w:t>фронтенд</w:t>
+      </w:r>
+      <w:r>
+        <w:rPr>
+          <w:rFonts w:ascii="Times New Roman" w:hAnsi="Times New Roman" w:cs="Times New Roman"/>
+          <w:sz w:val="28"/>
+          <w:szCs w:val="28"/>
+        </w:rPr>
+        <w:t>)</w:t>
+      </w:r>
+    </w:p>
+    <w:p>
+      <w:pPr>
+        <w:spacing w:after="0" w:line="360" w:lineRule="auto"/>
+        <w:jc w:val="center"/>
+        <w:rPr>
+          <w:rFonts w:ascii="Times New Roman" w:eastAsia="Times New Roman" w:hAnsi="Times New Roman" w:cs="Times New Roman"/>
+          <w:bCs/>
+          <w:sz w:val="28"/>
+          <w:szCs w:val="28"/>
+        </w:rPr>
+      </w:pPr>
+      <w:r>
+        <w:rPr>
+          <w:rFonts w:ascii="Times New Roman" w:eastAsia="Times New Roman" w:hAnsi="Times New Roman" w:cs="Times New Roman"/>
+          <w:bCs/>
+          <w:sz w:val="28"/>
+          <w:szCs w:val="28"/>
+        </w:rPr>
+        <w:drawing>
+          <wp:inline distT="0" distB="0" distL="0" distR="0" wp14:anchorId="72E24545" wp14:editId="510DBB62">
+            <wp:extent cx="3514477" cy="1593876"/>
+            <wp:effectExtent l="0" t="0" r="0" b="6350"/>
+            <wp:docPr id="595861677" name="Рисунок 1"/>
+            <wp:cNvGraphicFramePr>
+              <a:graphicFrameLocks xmlns:a="http://schemas.openxmlformats.org/drawingml/2006/main" noChangeAspect="1"/>
+            </wp:cNvGraphicFramePr>
+            <a:graphic xmlns:a="http://schemas.openxmlformats.org/drawingml/2006/main">
+              <a:graphicData uri="http://schemas.openxmlformats.org/drawingml/2006/picture">
+                <pic:pic xmlns:pic="http://schemas.openxmlformats.org/drawingml/2006/picture">
+                  <pic:nvPicPr>
+                    <pic:cNvPr id="595861677" name=""/>
+                    <pic:cNvPicPr/>
+                  </pic:nvPicPr>
+                  <pic:blipFill>
+                    <a:blip r:embed="rId40"/>
+                    <a:stretch>
+                      <a:fillRect/>
+                    </a:stretch>
+                  </pic:blipFill>
+                  <pic:spPr>
+                    <a:xfrm>
+                      <a:off x="0" y="0"/>
+                      <a:ext cx="3536914" cy="1604052"/>
+                    </a:xfrm>
+                    <a:prstGeom prst="rect">
+                      <a:avLst/>
+                    </a:prstGeom>
+                  </pic:spPr>
+                </pic:pic>
+              </a:graphicData>
+            </a:graphic>
+          </wp:inline>
+        </w:drawing>
+      </w:r>
+    </w:p>
+    <w:p>
+      <w:pPr>
+        <w:spacing w:after="0" w:line="360" w:lineRule="auto"/>
+        <w:jc w:val="center"/>
+        <w:rPr>
+          <w:rFonts w:ascii="Times New Roman" w:eastAsia="Times New Roman" w:hAnsi="Times New Roman" w:cs="Times New Roman"/>
+          <w:bCs/>
+          <w:sz w:val="28"/>
+          <w:szCs w:val="28"/>
+        </w:rPr>
+      </w:pPr>
+      <w:r>
+        <w:rPr>
+          <w:rFonts w:ascii="Times New Roman" w:hAnsi="Times New Roman" w:cs="Times New Roman"/>
+          <w:sz w:val="28"/>
+          <w:szCs w:val="28"/>
+        </w:rPr>
+        <w:t xml:space="preserve">Рис. </w:t>
+      </w:r>
+      <w:r>
+        <w:rPr>
+          <w:rFonts w:ascii="Times New Roman" w:hAnsi="Times New Roman" w:cs="Times New Roman"/>
+          <w:sz w:val="28"/>
+          <w:szCs w:val="28"/>
+        </w:rPr>
+        <w:t>2</w:t>
+      </w:r>
+      <w:r>
+        <w:rPr>
+          <w:rFonts w:ascii="Times New Roman" w:hAnsi="Times New Roman" w:cs="Times New Roman"/>
+          <w:sz w:val="28"/>
+          <w:szCs w:val="28"/>
+        </w:rPr>
+        <w:t>5</w:t>
+      </w:r>
+      <w:r>
+        <w:rPr>
+          <w:rFonts w:ascii="Times New Roman" w:hAnsi="Times New Roman" w:cs="Times New Roman"/>
+          <w:sz w:val="28"/>
+          <w:szCs w:val="28"/>
+        </w:rPr>
+        <w:t xml:space="preserve"> </w:t>
+      </w:r>
+      <w:r>
+        <w:rPr>
+          <w:rFonts w:ascii="Times New Roman" w:hAnsi="Times New Roman" w:cs="Times New Roman"/>
+          <w:sz w:val="28"/>
+          <w:szCs w:val="28"/>
+        </w:rPr>
+        <w:t>код который</w:t>
+      </w:r>
+      <w:r>
+        <w:rPr>
+          <w:rFonts w:ascii="Times New Roman" w:hAnsi="Times New Roman" w:cs="Times New Roman"/>
+          <w:sz w:val="28"/>
+          <w:szCs w:val="28"/>
+        </w:rPr>
+        <w:t xml:space="preserve"> </w:t>
+      </w:r>
+      <w:r>
+        <w:rPr>
+          <w:rFonts w:ascii="Times New Roman" w:eastAsia="Times New Roman" w:hAnsi="Times New Roman" w:cs="Times New Roman"/>
+          <w:bCs/>
+          <w:sz w:val="28"/>
+          <w:szCs w:val="28"/>
+        </w:rPr>
+        <w:t>реализует редактирование профиля пользователя</w:t>
+      </w:r>
+      <w:r>
+        <w:rPr>
+          <w:rFonts w:ascii="Times New Roman" w:hAnsi="Times New Roman" w:cs="Times New Roman"/>
+          <w:sz w:val="28"/>
+          <w:szCs w:val="28"/>
+        </w:rPr>
+        <w:t>(</w:t>
+      </w:r>
+      <w:proofErr w:type="spellStart"/>
+      <w:r>
+        <w:rPr>
+          <w:rFonts w:ascii="Times New Roman" w:hAnsi="Times New Roman" w:cs="Times New Roman"/>
+          <w:sz w:val="28"/>
+          <w:szCs w:val="28"/>
+        </w:rPr>
+        <w:t>бекенд</w:t>
+      </w:r>
+      <w:proofErr w:type="spellEnd"/>
+      <w:r>
+        <w:rPr>
+          <w:rFonts w:ascii="Times New Roman" w:hAnsi="Times New Roman" w:cs="Times New Roman"/>
+          <w:sz w:val="28"/>
+          <w:szCs w:val="28"/>
+        </w:rPr>
+        <w:t>)</w:t>
+      </w:r>
+    </w:p>
+    <w:p>
+      <w:pPr>
+        <w:spacing w:after="0" w:line="360" w:lineRule="auto"/>
+        <w:ind w:firstLine="709"/>
+        <w:jc w:val="both"/>
+        <w:rPr>
+          <w:rFonts w:ascii="Times New Roman" w:eastAsia="Times New Roman" w:hAnsi="Times New Roman" w:cs="Times New Roman"/>
+          <w:bCs/>
+          <w:sz w:val="28"/>
+          <w:szCs w:val="28"/>
+        </w:rPr>
+      </w:pPr>
+      <w:r>
+        <w:rPr>
+          <w:rFonts w:ascii="Times New Roman" w:eastAsia="Times New Roman" w:hAnsi="Times New Roman" w:cs="Times New Roman"/>
+          <w:bCs/>
+          <w:sz w:val="28"/>
+          <w:szCs w:val="28"/>
+        </w:rPr>
+        <w:t>Далее</w:t>
+      </w:r>
+      <w:r>
+        <w:rPr>
+          <w:rFonts w:ascii="Times New Roman" w:eastAsia="Times New Roman" w:hAnsi="Times New Roman" w:cs="Times New Roman"/>
+          <w:bCs/>
+          <w:sz w:val="28"/>
+          <w:szCs w:val="28"/>
+        </w:rPr>
+        <w:t xml:space="preserve"> код</w:t>
+      </w:r>
+      <w:r>
+        <w:rPr>
+          <w:rFonts w:ascii="Times New Roman" w:eastAsia="Times New Roman" w:hAnsi="Times New Roman" w:cs="Times New Roman"/>
+          <w:bCs/>
+          <w:sz w:val="28"/>
+          <w:szCs w:val="28"/>
+        </w:rPr>
+        <w:t xml:space="preserve"> (</w:t>
+      </w:r>
+      <w:r>
+        <w:rPr>
+          <w:rFonts w:ascii="Times New Roman" w:hAnsi="Times New Roman" w:cs="Times New Roman"/>
+          <w:sz w:val="28"/>
+          <w:szCs w:val="28"/>
+        </w:rPr>
+        <w:t xml:space="preserve">Рис. </w:t>
+      </w:r>
+      <w:r>
+        <w:rPr>
+          <w:rFonts w:ascii="Times New Roman" w:hAnsi="Times New Roman" w:cs="Times New Roman"/>
+          <w:sz w:val="28"/>
+          <w:szCs w:val="28"/>
+        </w:rPr>
+        <w:t>26</w:t>
+      </w:r>
+      <w:r>
+        <w:rPr>
+          <w:rFonts w:ascii="Times New Roman" w:hAnsi="Times New Roman" w:cs="Times New Roman"/>
+          <w:sz w:val="28"/>
+          <w:szCs w:val="28"/>
+        </w:rPr>
+        <w:t xml:space="preserve">, </w:t>
+      </w:r>
+      <w:r>
+        <w:rPr>
+          <w:rFonts w:ascii="Times New Roman" w:hAnsi="Times New Roman" w:cs="Times New Roman"/>
+          <w:sz w:val="28"/>
+          <w:szCs w:val="28"/>
+        </w:rPr>
+        <w:t xml:space="preserve">Рис. </w:t>
+      </w:r>
+      <w:r>
+        <w:rPr>
+          <w:rFonts w:ascii="Times New Roman" w:hAnsi="Times New Roman" w:cs="Times New Roman"/>
+          <w:sz w:val="28"/>
+          <w:szCs w:val="28"/>
+        </w:rPr>
+        <w:t>2</w:t>
+      </w:r>
+      <w:r>
+        <w:rPr>
+          <w:rFonts w:ascii="Times New Roman" w:hAnsi="Times New Roman" w:cs="Times New Roman"/>
+          <w:sz w:val="28"/>
+          <w:szCs w:val="28"/>
+        </w:rPr>
+        <w:t>7</w:t>
+      </w:r>
+      <w:r>
+        <w:rPr>
+          <w:rFonts w:ascii="Times New Roman" w:eastAsia="Times New Roman" w:hAnsi="Times New Roman" w:cs="Times New Roman"/>
+          <w:bCs/>
+          <w:sz w:val="28"/>
+          <w:szCs w:val="28"/>
+        </w:rPr>
+        <w:t>) который</w:t>
+      </w:r>
+      <w:r>
+        <w:rPr>
+          <w:rFonts w:ascii="Times New Roman" w:eastAsia="Times New Roman" w:hAnsi="Times New Roman" w:cs="Times New Roman"/>
+          <w:bCs/>
+          <w:sz w:val="28"/>
+          <w:szCs w:val="28"/>
+        </w:rPr>
+        <w:t xml:space="preserve"> реализует смену пароля пользователем. В форме вводится текущий и новый пароль, данные </w:t>
+      </w:r>
+      <w:r>
+        <w:rPr>
+          <w:rFonts w:ascii="Times New Roman" w:eastAsia="Times New Roman" w:hAnsi="Times New Roman" w:cs="Times New Roman"/>
+          <w:bCs/>
+          <w:sz w:val="28"/>
+          <w:szCs w:val="28"/>
+        </w:rPr>
+        <w:lastRenderedPageBreak/>
+        <w:t>отправляются на сервер, где выполняется проверка и обновление с использованием безопасного хеширования.</w:t>
+      </w:r>
+    </w:p>
+    <w:p>
+      <w:pPr>
+        <w:spacing w:after="0" w:line="360" w:lineRule="auto"/>
+        <w:jc w:val="center"/>
+        <w:rPr>
+          <w:rFonts w:ascii="Times New Roman" w:eastAsia="Times New Roman" w:hAnsi="Times New Roman" w:cs="Times New Roman"/>
+          <w:bCs/>
+          <w:sz w:val="28"/>
+          <w:szCs w:val="28"/>
+        </w:rPr>
+      </w:pPr>
+      <w:r>
+        <w:rPr>
+          <w:rFonts w:ascii="Times New Roman" w:eastAsia="Times New Roman" w:hAnsi="Times New Roman" w:cs="Times New Roman"/>
+          <w:bCs/>
+          <w:sz w:val="28"/>
+          <w:szCs w:val="28"/>
+        </w:rPr>
+        <w:drawing>
+          <wp:inline distT="0" distB="0" distL="0" distR="0" wp14:anchorId="16F76C57" wp14:editId="25E9CC63">
+            <wp:extent cx="3399182" cy="5090308"/>
+            <wp:effectExtent l="0" t="0" r="0" b="0"/>
+            <wp:docPr id="356898478" name="Рисунок 1"/>
+            <wp:cNvGraphicFramePr>
+              <a:graphicFrameLocks xmlns:a="http://schemas.openxmlformats.org/drawingml/2006/main" noChangeAspect="1"/>
+            </wp:cNvGraphicFramePr>
+            <a:graphic xmlns:a="http://schemas.openxmlformats.org/drawingml/2006/main">
+              <a:graphicData uri="http://schemas.openxmlformats.org/drawingml/2006/picture">
+                <pic:pic xmlns:pic="http://schemas.openxmlformats.org/drawingml/2006/picture">
+                  <pic:nvPicPr>
+                    <pic:cNvPr id="356898478" name=""/>
+                    <pic:cNvPicPr/>
+                  </pic:nvPicPr>
+                  <pic:blipFill>
+                    <a:blip r:embed="rId41"/>
+                    <a:stretch>
+                      <a:fillRect/>
+                    </a:stretch>
+                  </pic:blipFill>
+                  <pic:spPr>
+                    <a:xfrm>
+                      <a:off x="0" y="0"/>
+                      <a:ext cx="3413234" cy="5111351"/>
+                    </a:xfrm>
+                    <a:prstGeom prst="rect">
+                      <a:avLst/>
+                    </a:prstGeom>
+                  </pic:spPr>
+                </pic:pic>
+              </a:graphicData>
+            </a:graphic>
+          </wp:inline>
+        </w:drawing>
+      </w:r>
+    </w:p>
+    <w:p>
+      <w:pPr>
+        <w:spacing w:after="0" w:line="360" w:lineRule="auto"/>
+        <w:jc w:val="center"/>
+        <w:rPr>
+          <w:rFonts w:ascii="Times New Roman" w:eastAsia="Times New Roman" w:hAnsi="Times New Roman" w:cs="Times New Roman"/>
+          <w:bCs/>
+          <w:sz w:val="28"/>
+          <w:szCs w:val="28"/>
+        </w:rPr>
+      </w:pPr>
+      <w:r>
+        <w:rPr>
+          <w:rFonts w:ascii="Times New Roman" w:hAnsi="Times New Roman" w:cs="Times New Roman"/>
+          <w:sz w:val="28"/>
+          <w:szCs w:val="28"/>
+        </w:rPr>
+        <w:t xml:space="preserve">Рис. </w:t>
+      </w:r>
+      <w:r>
+        <w:rPr>
+          <w:rFonts w:ascii="Times New Roman" w:hAnsi="Times New Roman" w:cs="Times New Roman"/>
+          <w:sz w:val="28"/>
+          <w:szCs w:val="28"/>
+        </w:rPr>
+        <w:t>2</w:t>
+      </w:r>
+      <w:r>
+        <w:rPr>
+          <w:rFonts w:ascii="Times New Roman" w:hAnsi="Times New Roman" w:cs="Times New Roman"/>
+          <w:sz w:val="28"/>
+          <w:szCs w:val="28"/>
+        </w:rPr>
+        <w:t>6</w:t>
+      </w:r>
+      <w:r>
+        <w:rPr>
+          <w:rFonts w:ascii="Times New Roman" w:hAnsi="Times New Roman" w:cs="Times New Roman"/>
+          <w:sz w:val="28"/>
+          <w:szCs w:val="28"/>
+        </w:rPr>
+        <w:t xml:space="preserve"> </w:t>
+      </w:r>
+      <w:r>
+        <w:rPr>
+          <w:rFonts w:ascii="Times New Roman" w:hAnsi="Times New Roman" w:cs="Times New Roman"/>
+          <w:sz w:val="28"/>
+          <w:szCs w:val="28"/>
+        </w:rPr>
+        <w:t xml:space="preserve">код </w:t>
+      </w:r>
+      <w:r>
+        <w:rPr>
+          <w:rFonts w:ascii="Times New Roman" w:eastAsia="Times New Roman" w:hAnsi="Times New Roman" w:cs="Times New Roman"/>
+          <w:bCs/>
+          <w:sz w:val="28"/>
+          <w:szCs w:val="28"/>
+        </w:rPr>
+        <w:t>который</w:t>
+      </w:r>
+      <w:r>
+        <w:rPr>
+          <w:rFonts w:ascii="Times New Roman" w:eastAsia="Times New Roman" w:hAnsi="Times New Roman" w:cs="Times New Roman"/>
+          <w:bCs/>
+          <w:sz w:val="28"/>
+          <w:szCs w:val="28"/>
+        </w:rPr>
+        <w:t xml:space="preserve"> реализует смену пароля пользователем</w:t>
+      </w:r>
+      <w:r>
+        <w:rPr>
+          <w:rFonts w:ascii="Times New Roman" w:hAnsi="Times New Roman" w:cs="Times New Roman"/>
+          <w:sz w:val="28"/>
+          <w:szCs w:val="28"/>
+        </w:rPr>
+        <w:t>(</w:t>
+      </w:r>
+      <w:r>
+        <w:rPr>
+          <w:rFonts w:ascii="Times New Roman" w:hAnsi="Times New Roman" w:cs="Times New Roman"/>
+          <w:sz w:val="28"/>
+          <w:szCs w:val="28"/>
+        </w:rPr>
+        <w:t>фронтенд</w:t>
+      </w:r>
+      <w:r>
+        <w:rPr>
+          <w:rFonts w:ascii="Times New Roman" w:hAnsi="Times New Roman" w:cs="Times New Roman"/>
+          <w:sz w:val="28"/>
+          <w:szCs w:val="28"/>
+        </w:rPr>
+        <w:t>)</w:t>
+      </w:r>
+    </w:p>
+    <w:p>
+      <w:pPr>
+        <w:spacing w:after="0" w:line="360" w:lineRule="auto"/>
+        <w:jc w:val="center"/>
+        <w:rPr>
+          <w:rFonts w:ascii="Times New Roman" w:eastAsia="Times New Roman" w:hAnsi="Times New Roman" w:cs="Times New Roman"/>
+          <w:bCs/>
+          <w:sz w:val="28"/>
+          <w:szCs w:val="28"/>
+        </w:rPr>
+      </w:pPr>
+      <w:r>
+        <w:rPr>
+          <w:rFonts w:ascii="Times New Roman" w:eastAsia="Times New Roman" w:hAnsi="Times New Roman" w:cs="Times New Roman"/>
+          <w:bCs/>
+          <w:sz w:val="28"/>
+          <w:szCs w:val="28"/>
+        </w:rPr>
+        <w:lastRenderedPageBreak/>
+        <w:drawing>
+          <wp:inline distT="0" distB="0" distL="0" distR="0" wp14:anchorId="6EB44478" wp14:editId="470E2084">
+            <wp:extent cx="3295816" cy="3550234"/>
+            <wp:effectExtent l="0" t="0" r="0" b="0"/>
+            <wp:docPr id="1153672693" name="Рисунок 1"/>
+            <wp:cNvGraphicFramePr>
+              <a:graphicFrameLocks xmlns:a="http://schemas.openxmlformats.org/drawingml/2006/main" noChangeAspect="1"/>
+            </wp:cNvGraphicFramePr>
+            <a:graphic xmlns:a="http://schemas.openxmlformats.org/drawingml/2006/main">
+              <a:graphicData uri="http://schemas.openxmlformats.org/drawingml/2006/picture">
+                <pic:pic xmlns:pic="http://schemas.openxmlformats.org/drawingml/2006/picture">
+                  <pic:nvPicPr>
+                    <pic:cNvPr id="1153672693" name=""/>
+                    <pic:cNvPicPr/>
+                  </pic:nvPicPr>
+                  <pic:blipFill>
+                    <a:blip r:embed="rId42"/>
+                    <a:stretch>
+                      <a:fillRect/>
+                    </a:stretch>
+                  </pic:blipFill>
+                  <pic:spPr>
+                    <a:xfrm>
+                      <a:off x="0" y="0"/>
+                      <a:ext cx="3321479" cy="3577879"/>
+                    </a:xfrm>
+                    <a:prstGeom prst="rect">
+                      <a:avLst/>
+                    </a:prstGeom>
+                  </pic:spPr>
+                </pic:pic>
+              </a:graphicData>
+            </a:graphic>
+          </wp:inline>
+        </w:drawing>
+      </w:r>
+    </w:p>
+    <w:p>
+      <w:pPr>
+        <w:spacing w:after="0" w:line="360" w:lineRule="auto"/>
+        <w:jc w:val="center"/>
+        <w:rPr>
+          <w:rFonts w:ascii="Times New Roman" w:eastAsia="Times New Roman" w:hAnsi="Times New Roman" w:cs="Times New Roman"/>
+          <w:bCs/>
+          <w:sz w:val="28"/>
+          <w:szCs w:val="28"/>
+        </w:rPr>
+      </w:pPr>
+      <w:r>
+        <w:rPr>
+          <w:rFonts w:ascii="Times New Roman" w:hAnsi="Times New Roman" w:cs="Times New Roman"/>
+          <w:sz w:val="28"/>
+          <w:szCs w:val="28"/>
+        </w:rPr>
+        <w:t xml:space="preserve">Рис. </w:t>
+      </w:r>
+      <w:r>
+        <w:rPr>
+          <w:rFonts w:ascii="Times New Roman" w:hAnsi="Times New Roman" w:cs="Times New Roman"/>
+          <w:sz w:val="28"/>
+          <w:szCs w:val="28"/>
+        </w:rPr>
+        <w:t>2</w:t>
+      </w:r>
+      <w:r>
+        <w:rPr>
+          <w:rFonts w:ascii="Times New Roman" w:hAnsi="Times New Roman" w:cs="Times New Roman"/>
+          <w:sz w:val="28"/>
+          <w:szCs w:val="28"/>
+        </w:rPr>
+        <w:t>7</w:t>
+      </w:r>
+      <w:r>
+        <w:rPr>
+          <w:rFonts w:ascii="Times New Roman" w:hAnsi="Times New Roman" w:cs="Times New Roman"/>
+          <w:sz w:val="28"/>
+          <w:szCs w:val="28"/>
+        </w:rPr>
+        <w:t xml:space="preserve"> </w:t>
+      </w:r>
+      <w:r>
+        <w:rPr>
+          <w:rFonts w:ascii="Times New Roman" w:hAnsi="Times New Roman" w:cs="Times New Roman"/>
+          <w:sz w:val="28"/>
+          <w:szCs w:val="28"/>
+        </w:rPr>
+        <w:t xml:space="preserve">код </w:t>
+      </w:r>
+      <w:r>
+        <w:rPr>
+          <w:rFonts w:ascii="Times New Roman" w:eastAsia="Times New Roman" w:hAnsi="Times New Roman" w:cs="Times New Roman"/>
+          <w:bCs/>
+          <w:sz w:val="28"/>
+          <w:szCs w:val="28"/>
+        </w:rPr>
+        <w:t>который</w:t>
+      </w:r>
+      <w:r>
+        <w:rPr>
+          <w:rFonts w:ascii="Times New Roman" w:eastAsia="Times New Roman" w:hAnsi="Times New Roman" w:cs="Times New Roman"/>
+          <w:bCs/>
+          <w:sz w:val="28"/>
+          <w:szCs w:val="28"/>
+        </w:rPr>
+        <w:t xml:space="preserve"> реализует смену пароля пользователем</w:t>
+      </w:r>
+      <w:r>
+        <w:rPr>
+          <w:rFonts w:ascii="Times New Roman" w:hAnsi="Times New Roman" w:cs="Times New Roman"/>
+          <w:sz w:val="28"/>
+          <w:szCs w:val="28"/>
+        </w:rPr>
+        <w:t>(</w:t>
+      </w:r>
+      <w:proofErr w:type="spellStart"/>
+      <w:r>
+        <w:rPr>
+          <w:rFonts w:ascii="Times New Roman" w:hAnsi="Times New Roman" w:cs="Times New Roman"/>
+          <w:sz w:val="28"/>
+          <w:szCs w:val="28"/>
+        </w:rPr>
+        <w:t>бекенд</w:t>
+      </w:r>
+      <w:proofErr w:type="spellEnd"/>
+      <w:r>
+        <w:rPr>
+          <w:rFonts w:ascii="Times New Roman" w:hAnsi="Times New Roman" w:cs="Times New Roman"/>
+          <w:sz w:val="28"/>
+          <w:szCs w:val="28"/>
+        </w:rPr>
+        <w:t>)</w:t>
+      </w:r>
+    </w:p>
+    <w:p>
+      <w:pPr>
+        <w:spacing w:after="0" w:line="360" w:lineRule="auto"/>
+        <w:ind w:firstLine="709"/>
+        <w:jc w:val="both"/>
+        <w:rPr>
+          <w:rFonts w:ascii="Times New Roman" w:eastAsia="Times New Roman" w:hAnsi="Times New Roman" w:cs="Times New Roman"/>
+          <w:bCs/>
+          <w:sz w:val="28"/>
+          <w:szCs w:val="28"/>
+        </w:rPr>
+      </w:pPr>
+      <w:r>
+        <w:rPr>
+          <w:rFonts w:ascii="Times New Roman" w:eastAsia="Times New Roman" w:hAnsi="Times New Roman" w:cs="Times New Roman"/>
+          <w:bCs/>
+          <w:sz w:val="28"/>
+          <w:szCs w:val="28"/>
+        </w:rPr>
+        <w:t>И на конец</w:t>
+      </w:r>
+      <w:r>
+        <w:rPr>
+          <w:rFonts w:ascii="Times New Roman" w:eastAsia="Times New Roman" w:hAnsi="Times New Roman" w:cs="Times New Roman"/>
+          <w:bCs/>
+          <w:sz w:val="28"/>
+          <w:szCs w:val="28"/>
+        </w:rPr>
+        <w:t xml:space="preserve"> код</w:t>
+      </w:r>
+      <w:r>
+        <w:rPr>
+          <w:rFonts w:ascii="Times New Roman" w:eastAsia="Times New Roman" w:hAnsi="Times New Roman" w:cs="Times New Roman"/>
+          <w:bCs/>
+          <w:sz w:val="28"/>
+          <w:szCs w:val="28"/>
+        </w:rPr>
+        <w:t xml:space="preserve"> (</w:t>
+      </w:r>
+      <w:r>
+        <w:rPr>
+          <w:rFonts w:ascii="Times New Roman" w:hAnsi="Times New Roman" w:cs="Times New Roman"/>
+          <w:sz w:val="28"/>
+          <w:szCs w:val="28"/>
+        </w:rPr>
+        <w:t xml:space="preserve">Рис. </w:t>
+      </w:r>
+      <w:r>
+        <w:rPr>
+          <w:rFonts w:ascii="Times New Roman" w:hAnsi="Times New Roman" w:cs="Times New Roman"/>
+          <w:sz w:val="28"/>
+          <w:szCs w:val="28"/>
+        </w:rPr>
+        <w:t>28</w:t>
+      </w:r>
+      <w:r>
+        <w:rPr>
+          <w:rFonts w:ascii="Times New Roman" w:hAnsi="Times New Roman" w:cs="Times New Roman"/>
+          <w:sz w:val="28"/>
+          <w:szCs w:val="28"/>
+        </w:rPr>
+        <w:t xml:space="preserve">, </w:t>
+      </w:r>
+      <w:r>
+        <w:rPr>
+          <w:rFonts w:ascii="Times New Roman" w:hAnsi="Times New Roman" w:cs="Times New Roman"/>
+          <w:sz w:val="28"/>
+          <w:szCs w:val="28"/>
+        </w:rPr>
+        <w:t xml:space="preserve">Рис. </w:t>
+      </w:r>
+      <w:r>
+        <w:rPr>
+          <w:rFonts w:ascii="Times New Roman" w:hAnsi="Times New Roman" w:cs="Times New Roman"/>
+          <w:sz w:val="28"/>
+          <w:szCs w:val="28"/>
+        </w:rPr>
+        <w:t>2</w:t>
+      </w:r>
+      <w:r>
+        <w:rPr>
+          <w:rFonts w:ascii="Times New Roman" w:hAnsi="Times New Roman" w:cs="Times New Roman"/>
+          <w:sz w:val="28"/>
+          <w:szCs w:val="28"/>
+        </w:rPr>
+        <w:t>9</w:t>
+      </w:r>
+      <w:r>
+        <w:rPr>
+          <w:rFonts w:ascii="Times New Roman" w:eastAsia="Times New Roman" w:hAnsi="Times New Roman" w:cs="Times New Roman"/>
+          <w:bCs/>
+          <w:sz w:val="28"/>
+          <w:szCs w:val="28"/>
+        </w:rPr>
+        <w:t>), который</w:t>
+      </w:r>
+      <w:r>
+        <w:rPr>
+          <w:rFonts w:ascii="Times New Roman" w:eastAsia="Times New Roman" w:hAnsi="Times New Roman" w:cs="Times New Roman"/>
+          <w:bCs/>
+          <w:sz w:val="28"/>
+          <w:szCs w:val="28"/>
+        </w:rPr>
+        <w:t xml:space="preserve"> реализует удаление профиля пользователя из системы. После подтверждения действия, сервер удаляет все связанные с пользователем данные, соблюдая требования конфиденциальности и управления персональной информацией.</w:t>
+      </w:r>
+    </w:p>
+    <w:p>
+      <w:pPr>
+        <w:spacing w:after="0" w:line="360" w:lineRule="auto"/>
+        <w:jc w:val="center"/>
+        <w:rPr>
+          <w:rFonts w:ascii="Times New Roman" w:eastAsia="Times New Roman" w:hAnsi="Times New Roman" w:cs="Times New Roman"/>
+          <w:bCs/>
+          <w:sz w:val="28"/>
+          <w:szCs w:val="28"/>
+        </w:rPr>
+      </w:pPr>
+      <w:r>
+        <w:rPr>
+          <w:rFonts w:ascii="Times New Roman" w:eastAsia="Times New Roman" w:hAnsi="Times New Roman" w:cs="Times New Roman"/>
+          <w:bCs/>
+          <w:sz w:val="28"/>
+          <w:szCs w:val="28"/>
+        </w:rPr>
+        <w:lastRenderedPageBreak/>
+        <w:drawing>
+          <wp:inline distT="0" distB="0" distL="0" distR="0" wp14:anchorId="7DC222BE" wp14:editId="3C4DE61E">
+            <wp:extent cx="2851102" cy="4333460"/>
+            <wp:effectExtent l="0" t="0" r="6985" b="0"/>
+            <wp:docPr id="937305445" name="Рисунок 1"/>
+            <wp:cNvGraphicFramePr>
+              <a:graphicFrameLocks xmlns:a="http://schemas.openxmlformats.org/drawingml/2006/main" noChangeAspect="1"/>
+            </wp:cNvGraphicFramePr>
+            <a:graphic xmlns:a="http://schemas.openxmlformats.org/drawingml/2006/main">
+              <a:graphicData uri="http://schemas.openxmlformats.org/drawingml/2006/picture">
+                <pic:pic xmlns:pic="http://schemas.openxmlformats.org/drawingml/2006/picture">
+                  <pic:nvPicPr>
+                    <pic:cNvPr id="937305445" name=""/>
+                    <pic:cNvPicPr/>
+                  </pic:nvPicPr>
+                  <pic:blipFill>
+                    <a:blip r:embed="rId43"/>
+                    <a:stretch>
+                      <a:fillRect/>
+                    </a:stretch>
+                  </pic:blipFill>
+                  <pic:spPr>
+                    <a:xfrm>
+                      <a:off x="0" y="0"/>
+                      <a:ext cx="2860496" cy="4347738"/>
+                    </a:xfrm>
+                    <a:prstGeom prst="rect">
+                      <a:avLst/>
+                    </a:prstGeom>
+                  </pic:spPr>
+                </pic:pic>
+              </a:graphicData>
+            </a:graphic>
+          </wp:inline>
+        </w:drawing>
+      </w:r>
+    </w:p>
+    <w:p>
+      <w:pPr>
+        <w:spacing w:after="0" w:line="360" w:lineRule="auto"/>
+        <w:jc w:val="center"/>
+        <w:rPr>
+          <w:rFonts w:ascii="Times New Roman" w:eastAsia="Times New Roman" w:hAnsi="Times New Roman" w:cs="Times New Roman"/>
+          <w:bCs/>
+          <w:sz w:val="28"/>
+          <w:szCs w:val="28"/>
+        </w:rPr>
+      </w:pPr>
+      <w:r>
+        <w:rPr>
+          <w:rFonts w:ascii="Times New Roman" w:hAnsi="Times New Roman" w:cs="Times New Roman"/>
+          <w:sz w:val="28"/>
+          <w:szCs w:val="28"/>
+        </w:rPr>
+        <w:t xml:space="preserve">Рис. </w:t>
+      </w:r>
+      <w:r>
+        <w:rPr>
+          <w:rFonts w:ascii="Times New Roman" w:hAnsi="Times New Roman" w:cs="Times New Roman"/>
+          <w:sz w:val="28"/>
+          <w:szCs w:val="28"/>
+        </w:rPr>
+        <w:t>2</w:t>
+      </w:r>
+      <w:r>
+        <w:rPr>
+          <w:rFonts w:ascii="Times New Roman" w:hAnsi="Times New Roman" w:cs="Times New Roman"/>
+          <w:sz w:val="28"/>
+          <w:szCs w:val="28"/>
+        </w:rPr>
+        <w:t>8</w:t>
+      </w:r>
+      <w:r>
+        <w:rPr>
+          <w:rFonts w:ascii="Times New Roman" w:hAnsi="Times New Roman" w:cs="Times New Roman"/>
+          <w:sz w:val="28"/>
+          <w:szCs w:val="28"/>
+        </w:rPr>
+        <w:t xml:space="preserve"> </w:t>
+      </w:r>
+      <w:r>
+        <w:rPr>
+          <w:rFonts w:ascii="Times New Roman" w:hAnsi="Times New Roman" w:cs="Times New Roman"/>
+          <w:sz w:val="28"/>
+          <w:szCs w:val="28"/>
+        </w:rPr>
+        <w:t xml:space="preserve">код </w:t>
+      </w:r>
+      <w:r>
+        <w:rPr>
+          <w:rFonts w:ascii="Times New Roman" w:eastAsia="Times New Roman" w:hAnsi="Times New Roman" w:cs="Times New Roman"/>
+          <w:bCs/>
+          <w:sz w:val="28"/>
+          <w:szCs w:val="28"/>
+        </w:rPr>
+        <w:t>который</w:t>
+      </w:r>
+      <w:r>
+        <w:rPr>
+          <w:rFonts w:ascii="Times New Roman" w:eastAsia="Times New Roman" w:hAnsi="Times New Roman" w:cs="Times New Roman"/>
+          <w:bCs/>
+          <w:sz w:val="28"/>
+          <w:szCs w:val="28"/>
+        </w:rPr>
+        <w:t xml:space="preserve"> реализует удаление профиля пользователя из системы</w:t>
+      </w:r>
+      <w:r>
+        <w:rPr>
+          <w:rFonts w:ascii="Times New Roman" w:hAnsi="Times New Roman" w:cs="Times New Roman"/>
+          <w:sz w:val="28"/>
+          <w:szCs w:val="28"/>
+        </w:rPr>
+        <w:t>(</w:t>
+      </w:r>
+      <w:r>
+        <w:rPr>
+          <w:rFonts w:ascii="Times New Roman" w:hAnsi="Times New Roman" w:cs="Times New Roman"/>
+          <w:sz w:val="28"/>
+          <w:szCs w:val="28"/>
+        </w:rPr>
+        <w:t>фронтенд</w:t>
+      </w:r>
+      <w:r>
+        <w:rPr>
+          <w:rFonts w:ascii="Times New Roman" w:hAnsi="Times New Roman" w:cs="Times New Roman"/>
+          <w:sz w:val="28"/>
+          <w:szCs w:val="28"/>
+        </w:rPr>
+        <w:t>)</w:t>
+      </w:r>
+    </w:p>
+    <w:p>
+      <w:pPr>
+        <w:spacing w:after="0" w:line="360" w:lineRule="auto"/>
+        <w:jc w:val="center"/>
+        <w:rPr>
+          <w:rFonts w:ascii="Times New Roman" w:eastAsia="Times New Roman" w:hAnsi="Times New Roman" w:cs="Times New Roman"/>
+          <w:bCs/>
+          <w:sz w:val="28"/>
+          <w:szCs w:val="28"/>
+        </w:rPr>
+      </w:pPr>
+      <w:r>
+        <w:rPr>
+          <w:rFonts w:ascii="Times New Roman" w:eastAsia="Times New Roman" w:hAnsi="Times New Roman" w:cs="Times New Roman"/>
+          <w:bCs/>
+          <w:sz w:val="28"/>
+          <w:szCs w:val="28"/>
+        </w:rPr>
+        <w:drawing>
+          <wp:inline distT="0" distB="0" distL="0" distR="0" wp14:anchorId="334C03BD" wp14:editId="327C161E">
+            <wp:extent cx="2842591" cy="2246525"/>
+            <wp:effectExtent l="0" t="0" r="0" b="1905"/>
+            <wp:docPr id="81003827" name="Рисунок 1"/>
+            <wp:cNvGraphicFramePr>
+              <a:graphicFrameLocks xmlns:a="http://schemas.openxmlformats.org/drawingml/2006/main" noChangeAspect="1"/>
+            </wp:cNvGraphicFramePr>
+            <a:graphic xmlns:a="http://schemas.openxmlformats.org/drawingml/2006/main">
+              <a:graphicData uri="http://schemas.openxmlformats.org/drawingml/2006/picture">
+                <pic:pic xmlns:pic="http://schemas.openxmlformats.org/drawingml/2006/picture">
+                  <pic:nvPicPr>
+                    <pic:cNvPr id="81003827" name=""/>
+                    <pic:cNvPicPr/>
+                  </pic:nvPicPr>
+                  <pic:blipFill>
+                    <a:blip r:embed="rId44"/>
+                    <a:stretch>
+                      <a:fillRect/>
+                    </a:stretch>
+                  </pic:blipFill>
+                  <pic:spPr>
+                    <a:xfrm>
+                      <a:off x="0" y="0"/>
+                      <a:ext cx="2859719" cy="2260061"/>
+                    </a:xfrm>
+                    <a:prstGeom prst="rect">
+                      <a:avLst/>
+                    </a:prstGeom>
+                  </pic:spPr>
+                </pic:pic>
+              </a:graphicData>
+            </a:graphic>
+          </wp:inline>
+        </w:drawing>
+      </w:r>
+    </w:p>
+    <w:p>
+      <w:pPr>
+        <w:spacing w:after="0" w:line="360" w:lineRule="auto"/>
+        <w:jc w:val="center"/>
+        <w:rPr>
+          <w:rFonts w:ascii="Times New Roman" w:eastAsia="Times New Roman" w:hAnsi="Times New Roman" w:cs="Times New Roman"/>
+          <w:bCs/>
+          <w:sz w:val="28"/>
+          <w:szCs w:val="28"/>
+        </w:rPr>
+      </w:pPr>
+      <w:r>
+        <w:rPr>
+          <w:rFonts w:ascii="Times New Roman" w:hAnsi="Times New Roman" w:cs="Times New Roman"/>
+          <w:sz w:val="28"/>
+          <w:szCs w:val="28"/>
+        </w:rPr>
+        <w:t xml:space="preserve">Рис. </w:t>
+      </w:r>
+      <w:r>
+        <w:rPr>
+          <w:rFonts w:ascii="Times New Roman" w:hAnsi="Times New Roman" w:cs="Times New Roman"/>
+          <w:sz w:val="28"/>
+          <w:szCs w:val="28"/>
+        </w:rPr>
+        <w:t>2</w:t>
+      </w:r>
+      <w:r>
+        <w:rPr>
+          <w:rFonts w:ascii="Times New Roman" w:hAnsi="Times New Roman" w:cs="Times New Roman"/>
+          <w:sz w:val="28"/>
+          <w:szCs w:val="28"/>
+        </w:rPr>
+        <w:t>9</w:t>
+      </w:r>
+      <w:r>
+        <w:rPr>
+          <w:rFonts w:ascii="Times New Roman" w:hAnsi="Times New Roman" w:cs="Times New Roman"/>
+          <w:sz w:val="28"/>
+          <w:szCs w:val="28"/>
+        </w:rPr>
+        <w:t xml:space="preserve"> </w:t>
+      </w:r>
+      <w:r>
+        <w:rPr>
+          <w:rFonts w:ascii="Times New Roman" w:hAnsi="Times New Roman" w:cs="Times New Roman"/>
+          <w:sz w:val="28"/>
+          <w:szCs w:val="28"/>
+        </w:rPr>
+        <w:t xml:space="preserve">код </w:t>
+      </w:r>
+      <w:r>
+        <w:rPr>
+          <w:rFonts w:ascii="Times New Roman" w:eastAsia="Times New Roman" w:hAnsi="Times New Roman" w:cs="Times New Roman"/>
+          <w:bCs/>
+          <w:sz w:val="28"/>
+          <w:szCs w:val="28"/>
+        </w:rPr>
+        <w:t>который</w:t>
+      </w:r>
+      <w:r>
+        <w:rPr>
+          <w:rFonts w:ascii="Times New Roman" w:eastAsia="Times New Roman" w:hAnsi="Times New Roman" w:cs="Times New Roman"/>
+          <w:bCs/>
+          <w:sz w:val="28"/>
+          <w:szCs w:val="28"/>
+        </w:rPr>
+        <w:t xml:space="preserve"> реализует удаление профиля пользователя из системы</w:t>
+      </w:r>
+      <w:r>
+        <w:rPr>
+          <w:rFonts w:ascii="Times New Roman" w:hAnsi="Times New Roman" w:cs="Times New Roman"/>
+          <w:sz w:val="28"/>
+          <w:szCs w:val="28"/>
+        </w:rPr>
+        <w:t>(</w:t>
+      </w:r>
+      <w:proofErr w:type="spellStart"/>
+      <w:r>
+        <w:rPr>
+          <w:rFonts w:ascii="Times New Roman" w:hAnsi="Times New Roman" w:cs="Times New Roman"/>
+          <w:sz w:val="28"/>
+          <w:szCs w:val="28"/>
+        </w:rPr>
+        <w:t>бекенд</w:t>
+      </w:r>
+      <w:proofErr w:type="spellEnd"/>
+      <w:r>
+        <w:rPr>
+          <w:rFonts w:ascii="Times New Roman" w:hAnsi="Times New Roman" w:cs="Times New Roman"/>
+          <w:sz w:val="28"/>
+          <w:szCs w:val="28"/>
+        </w:rPr>
+        <w:t>)</w:t>
+      </w:r>
+    </w:p>
+    <w:p>
+      <w:pPr>
+        <w:spacing w:after="0" w:line="360" w:lineRule="auto"/>
+        <w:jc w:val="center"/>
+        <w:rPr>
+          <w:rFonts w:ascii="Times New Roman" w:eastAsia="Times New Roman" w:hAnsi="Times New Roman" w:cs="Times New Roman"/>
+          <w:bCs/>
+          <w:sz w:val="28"/>
+          <w:szCs w:val="28"/>
+        </w:rPr>
+      </w:pPr>
+    </w:p>
+    <w:p>
+      <w:pPr>
+        <w:spacing w:after="0" w:line="360" w:lineRule="auto"/>
+        <w:jc w:val="center"/>
+        <w:rPr>
+          <w:rFonts w:ascii="Times New Roman" w:eastAsia="Times New Roman" w:hAnsi="Times New Roman" w:cs="Times New Roman"/>
+          <w:bCs/>
+          <w:sz w:val="28"/>
+          <w:szCs w:val="28"/>
+        </w:rPr>
+      </w:pPr>
+    </w:p>
+    <w:p>
+      <w:pPr>
+        <w:spacing w:after="0" w:line="360" w:lineRule="auto"/>
+        <w:jc w:val="center"/>
+        <w:rPr>
+          <w:rFonts w:ascii="Times New Roman" w:eastAsia="Times New Roman" w:hAnsi="Times New Roman" w:cs="Times New Roman"/>
+          <w:bCs/>
+          <w:sz w:val="28"/>
+          <w:szCs w:val="28"/>
         </w:rPr>
       </w:pPr>
     </w:p>
@@ -13329,6 +17895,7 @@
       <w:bookmarkEnd w:id="14"/>
       <w:bookmarkEnd w:id="15"/>
       <w:r>
+        <w:lastRenderedPageBreak/>
         <w:t>ЗАКЛЮЧЕНИЕ</w:t>
       </w:r>
       <w:bookmarkEnd w:id="18"/>
@@ -13439,8 +18006,8 @@
       </w:pPr>
     </w:p>
     <w:sectPr>
-      <w:headerReference w:type="default" r:id="rId22"/>
-      <w:footerReference w:type="default" r:id="rId23"/>
+      <w:headerReference w:type="default" r:id="rId45"/>
+      <w:footerReference w:type="default" r:id="rId46"/>
       <w:pgSz w:w="11906" w:h="16838"/>
       <w:pgMar w:top="1134" w:right="567" w:bottom="1134" w:left="1701" w:header="0" w:footer="227" w:gutter="0"/>
       <w:pgNumType w:start="4"/>
@@ -13730,7 +18297,7 @@
       <mc:AlternateContent>
         <mc:Choice Requires="wpg">
           <w:drawing>
-            <wp:anchor distT="0" distB="0" distL="114300" distR="114300" simplePos="0" relativeHeight="251658752" behindDoc="0" locked="0" layoutInCell="1" allowOverlap="1" wp14:anchorId="3A232C4F" wp14:editId="7267AABD">
+            <wp:anchor distT="0" distB="0" distL="114300" distR="114300" simplePos="0" relativeHeight="251658752" behindDoc="0" locked="0" layoutInCell="1" allowOverlap="1" wp14:anchorId="2CD5816B" wp14:editId="15D2A364">
               <wp:simplePos x="0" y="0"/>
               <wp:positionH relativeFrom="page">
                 <wp:posOffset>622300</wp:posOffset>
@@ -13934,7 +18501,7 @@
         </mc:Choice>
         <mc:Fallback>
           <w:pict>
-            <v:group w14:anchorId="3A232C4F" id="Группа 251" o:spid="_x0000_s1026" style="position:absolute;margin-left:49pt;margin-top:-1.15pt;width:523.5pt;height:776.25pt;z-index:251658752;mso-position-horizontal-relative:page" coordorigin="1047,465" coordsize="10376,16033" o:gfxdata="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">
+            <v:group w14:anchorId="2CD5816B" id="Группа 251" o:spid="_x0000_s1026" style="position:absolute;margin-left:49pt;margin-top:-1.15pt;width:523.5pt;height:776.25pt;z-index:251658752;mso-position-horizontal-relative:page" coordorigin="1047,465" coordsize="10376,16033" o:gfxdata="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">
               <v:rect id="Прямоугольник 252" o:spid="_x0000_s1027" style="position:absolute;left:1047;top:465;width:10376;height:16033;visibility:visible;mso-wrap-style:square;v-text-anchor:top" o:gfxdata="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" filled="f" strokeweight="2pt"/>
               <v:line id="Прямая соединительная линия 253" o:spid="_x0000_s1028" style="position:absolute;visibility:visible;mso-wrap-style:square" from="1052,15649" to="11411,15650" o:connectortype="straight" o:gfxdata="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" strokeweight="2pt"/>
               <v:line id="Прямая соединительная линия 254" o:spid="_x0000_s1029" style="position:absolute;visibility:visible;mso-wrap-style:square" from="10855,15655" to="10857,16489" o:connectortype="straight" o:gfxdata="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" strokeweight="2pt"/>
@@ -14009,7 +18576,7 @@
       <mc:AlternateContent>
         <mc:Choice Requires="wpg">
           <w:drawing>
-            <wp:anchor distT="0" distB="0" distL="114300" distR="114300" simplePos="0" relativeHeight="251660800" behindDoc="0" locked="0" layoutInCell="1" allowOverlap="1" wp14:anchorId="4D1F4D63" wp14:editId="401897B7">
+            <wp:anchor distT="0" distB="0" distL="114300" distR="114300" simplePos="0" relativeHeight="251660800" behindDoc="0" locked="0" layoutInCell="1" allowOverlap="1" wp14:anchorId="4CD2EBAC" wp14:editId="52A8161A">
               <wp:simplePos x="0" y="0"/>
               <wp:positionH relativeFrom="column">
                 <wp:posOffset>-381000</wp:posOffset>
@@ -14162,7 +18729,7 @@
       <mc:AlternateContent>
         <mc:Choice Requires="wpg">
           <w:drawing>
-            <wp:anchor distT="0" distB="0" distL="114300" distR="114300" simplePos="0" relativeHeight="251657728" behindDoc="0" locked="0" layoutInCell="1" allowOverlap="1" wp14:anchorId="0E0DFEE9" wp14:editId="5B828EA4">
+            <wp:anchor distT="0" distB="0" distL="114300" distR="114300" simplePos="0" relativeHeight="251657728" behindDoc="0" locked="0" layoutInCell="1" allowOverlap="1" wp14:anchorId="1564BD83" wp14:editId="54C70ACD">
               <wp:simplePos x="0" y="0"/>
               <wp:positionH relativeFrom="page">
                 <wp:posOffset>771525</wp:posOffset>
@@ -15773,7 +20340,7 @@
         </mc:Choice>
         <mc:Fallback>
           <w:pict>
-            <v:group w14:anchorId="0E0DFEE9" id="Группа 1998195075" o:spid="_x0000_s1033" style="position:absolute;margin-left:60.75pt;margin-top:19.35pt;width:518.7pt;height:802.2pt;z-index:251657728;mso-position-horizontal-relative:page;mso-position-vertical-relative:page" coordorigin="1162,398" coordsize="10376,16046" o:gfxdata="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">
+            <v:group w14:anchorId="1564BD83" id="Группа 1998195075" o:spid="_x0000_s1033" style="position:absolute;margin-left:60.75pt;margin-top:19.35pt;width:518.7pt;height:802.2pt;z-index:251657728;mso-position-horizontal-relative:page;mso-position-vertical-relative:page" coordorigin="1162,398" coordsize="10376,16046" o:gfxdata="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">
               <v:group id="Группа 1587653641" o:spid="_x0000_s1034" style="position:absolute;left:1182;top:15894;width:2491;height:248" coordsize="19999,20000" o:gfxdata="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">
                 <v:rect id="Прямоугольник 1092202513" o:spid="_x0000_s1035" style="position:absolute;width:8856;height:20000;visibility:visible;mso-wrap-style:square;v-text-anchor:top" o:gfxdata="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" filled="f" stroked="f">
                   <v:textbox inset="1pt,1pt,1pt,1pt">
@@ -16426,7 +20993,7 @@
       <mc:AlternateContent>
         <mc:Choice Requires="wpg">
           <w:drawing>
-            <wp:anchor distT="0" distB="0" distL="114300" distR="114300" simplePos="0" relativeHeight="251656704" behindDoc="0" locked="0" layoutInCell="1" allowOverlap="1" wp14:anchorId="6F9BA52B" wp14:editId="15B1D8B6">
+            <wp:anchor distT="0" distB="0" distL="114300" distR="114300" simplePos="0" relativeHeight="251656704" behindDoc="0" locked="0" layoutInCell="1" allowOverlap="1" wp14:anchorId="72F64DDC" wp14:editId="6E15E6A2">
               <wp:simplePos x="0" y="0"/>
               <wp:positionH relativeFrom="column">
                 <wp:posOffset>-380480</wp:posOffset>
@@ -16631,7 +21198,7 @@
         </mc:Choice>
         <mc:Fallback>
           <w:pict>
-            <v:group w14:anchorId="6F9BA52B" id="Группа 8" o:spid="_x0000_s1083" style="position:absolute;margin-left:-29.95pt;margin-top:44.2pt;width:524.4pt;height:783pt;z-index:251656704;mso-width-relative:margin" coordorigin="1047,465" coordsize="10376,16033" o:gfxdata="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">
+            <v:group w14:anchorId="72F64DDC" id="Группа 8" o:spid="_x0000_s1083" style="position:absolute;margin-left:-29.95pt;margin-top:44.2pt;width:524.4pt;height:783pt;z-index:251656704;mso-width-relative:margin" coordorigin="1047,465" coordsize="10376,16033" o:gfxdata="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">
               <v:rect id="Прямоугольник 64" o:spid="_x0000_s1084" style="position:absolute;left:1047;top:465;width:10376;height:16033;visibility:visible;mso-wrap-style:square;v-text-anchor:top" o:gfxdata="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" filled="f" strokeweight="2pt"/>
               <v:line id="Прямая соединительная линия 65" o:spid="_x0000_s1085" style="position:absolute;visibility:visible;mso-wrap-style:square" from="1052,15649" to="11411,15650" o:connectortype="straight" o:gfxdata="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" strokeweight="2pt"/>
               <v:line id="Прямая соединительная линия 66" o:spid="_x0000_s1086" style="position:absolute;visibility:visible;mso-wrap-style:square" from="10855,15655" to="10857,16489" o:connectortype="straight" o:gfxdata="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" strokeweight="2pt"/>
@@ -30194,6 +34761,7 @@
   <w:style w:type="paragraph" w:default="1" w:styleId="a">
     <w:name w:val="Normal"/>
     <w:qFormat/>
+    <w:rsid w:val="00D06A7E"/>
     <w:pPr>
       <w:spacing w:after="160" w:line="259" w:lineRule="auto"/>
     </w:pPr>
@@ -30314,7 +34882,6 @@
   <w:style w:type="character" w:default="1" w:styleId="a0">
     <w:name w:val="Default Paragraph Font"/>
     <w:uiPriority w:val="1"/>
-    <w:semiHidden/>
     <w:unhideWhenUsed/>
   </w:style>
   <w:style w:type="table" w:default="1" w:styleId="a1">
@@ -31350,6 +35917,10 @@
 </file>
 
 <file path=customXml/item1.xml><?xml version="1.0" encoding="utf-8"?>
+<b:Sources xmlns:b="http://schemas.openxmlformats.org/officeDocument/2006/bibliography" xmlns="http://schemas.openxmlformats.org/officeDocument/2006/bibliography" SelectedStyle="\APASixthEditionOfficeOnline.xsl" StyleName="APA" Version="6"/>
+</file>
+
+<file path=customXml/item2.xml><?xml version="1.0" encoding="utf-8"?>
 <s:customData xmlns="http://www.wps.cn/officeDocument/2013/wpsCustomData" xmlns:s="http://www.wps.cn/officeDocument/2013/wpsCustomData">
   <customSectProps>
     <customSectPr/>
@@ -31364,22 +35935,18 @@
 </s:customData>
 </file>
 
-<file path=customXml/item2.xml><?xml version="1.0" encoding="utf-8"?>
-<b:Sources xmlns:b="http://schemas.openxmlformats.org/officeDocument/2006/bibliography" xmlns="http://schemas.openxmlformats.org/officeDocument/2006/bibliography" SelectedStyle="\APASixthEditionOfficeOnline.xsl" StyleName="APA" Version="6"/>
+<file path=customXml/itemProps1.xml><?xml version="1.0" encoding="utf-8"?>
+<ds:datastoreItem xmlns:ds="http://schemas.openxmlformats.org/officeDocument/2006/customXml" ds:itemID="{00C333BB-52C0-4E01-8FEA-4B0903AA26D5}">
+  <ds:schemaRefs>
+    <ds:schemaRef ds:uri="http://schemas.openxmlformats.org/officeDocument/2006/bibliography"/>
+  </ds:schemaRefs>
+</ds:datastoreItem>
 </file>
 
-<file path=customXml/itemProps1.xml><?xml version="1.0" encoding="utf-8"?>
+<file path=customXml/itemProps2.xml><?xml version="1.0" encoding="utf-8"?>
 <ds:datastoreItem xmlns:ds="http://schemas.openxmlformats.org/officeDocument/2006/customXml" ds:itemID="{B1977F7D-205B-4081-913C-38D41E755F92}">
   <ds:schemaRefs>
     <ds:schemaRef ds:uri="http://www.wps.cn/officeDocument/2013/wpsCustomData"/>
   </ds:schemaRefs>
 </ds:datastoreItem>
-</file>
-
-<file path=customXml/itemProps2.xml><?xml version="1.0" encoding="utf-8"?>
-<ds:datastoreItem xmlns:ds="http://schemas.openxmlformats.org/officeDocument/2006/customXml" ds:itemID="{00C333BB-52C0-4E01-8FEA-4B0903AA26D5}">
-  <ds:schemaRefs>
-    <ds:schemaRef ds:uri="http://schemas.openxmlformats.org/officeDocument/2006/bibliography"/>
-  </ds:schemaRefs>
-</ds:datastoreItem>
 </file>